--- a/versões anteriores/TCC2/analise_sentimento_previsao_demanda.docx
+++ b/versões anteriores/TCC2/analise_sentimento_previsao_demanda.docx
@@ -10411,12 +10411,12 @@
           <wp:inline distB="114300" distT="114300" distL="114300" distR="114300">
             <wp:extent cx="5477828" cy="3295751"/>
             <wp:effectExtent b="0" l="0" r="0" t="0"/>
-            <wp:docPr id="15" name="image2.png"/>
+            <wp:docPr id="16" name="image4.png"/>
             <a:graphic>
               <a:graphicData uri="http://schemas.openxmlformats.org/drawingml/2006/picture">
                 <pic:pic>
                   <pic:nvPicPr>
-                    <pic:cNvPr id="0" name="image2.png"/>
+                    <pic:cNvPr id="0" name="image4.png"/>
                     <pic:cNvPicPr preferRelativeResize="0"/>
                   </pic:nvPicPr>
                   <pic:blipFill>
@@ -11644,22 +11644,544 @@
         <w:pStyle w:val="Heading2"/>
         <w:spacing w:after="300" w:before="300" w:line="240" w:lineRule="auto"/>
         <w:rPr/>
+      </w:pPr>
+      <w:bookmarkStart w:colFirst="0" w:colLast="0" w:name="_heading=h.kdbjggv78l1q" w:id="39"/>
+      <w:bookmarkEnd w:id="39"/>
+      <w:r>
+        <w:rPr>
+          <w:rtl w:val="0"/>
+        </w:rPr>
+        <w:t xml:space="preserve">3.2 Métodos </w:t>
+      </w:r>
+      <w:r>
+        <w:rPr>
+          <w:rtl w:val="0"/>
+        </w:rPr>
+      </w:r>
+    </w:p>
+    <w:p>
+      <w:pPr>
+        <w:spacing w:line="360" w:lineRule="auto"/>
+        <w:ind w:firstLine="850.3937007874017"/>
+        <w:rPr/>
+      </w:pPr>
+      <w:r>
+        <w:rPr>
+          <w:rtl w:val="0"/>
+        </w:rPr>
+        <w:t xml:space="preserve">Ao longo do desenvolvimento do projeto foram tomadas decisões baseadas numa metodologia constituída por: análise inicial dos dados, tratamentos iniciais, análise exploratória de dados, processamento de linguagem natural e treinamento de modelos de aprendizado de máquina. Para melhor entendimento de cada etapa da metodologia aplicada, cada ponto foi explicado individualmente neste trabalho escrito. </w:t>
+      </w:r>
+    </w:p>
+    <w:p>
+      <w:pPr>
+        <w:pStyle w:val="Heading3"/>
+        <w:spacing w:after="300" w:before="300" w:line="240" w:lineRule="auto"/>
+        <w:rPr/>
+      </w:pPr>
+      <w:bookmarkStart w:colFirst="0" w:colLast="0" w:name="_heading=h.ur2wsprp1uwr" w:id="40"/>
+      <w:bookmarkEnd w:id="40"/>
+      <w:r>
+        <w:rPr>
+          <w:rtl w:val="0"/>
+        </w:rPr>
+        <w:t xml:space="preserve">3.1.1 Bibliotecas utilizadas</w:t>
+      </w:r>
+    </w:p>
+    <w:p>
+      <w:pPr>
+        <w:spacing w:line="360" w:lineRule="auto"/>
+        <w:ind w:firstLine="850.3937007874017"/>
+        <w:rPr/>
+      </w:pPr>
+      <w:r>
+        <w:rPr>
+          <w:rtl w:val="0"/>
+        </w:rPr>
+        <w:t xml:space="preserve">O desenvolvimento deste trabalho foi realizado utilizando bibliotecas amplamente reconhecidas na área de ciência de dados. A biblioteca </w:t>
+      </w:r>
+      <w:r>
+        <w:rPr>
+          <w:rtl w:val="0"/>
+        </w:rPr>
+        <w:t xml:space="preserve">pandas</w:t>
+      </w:r>
+      <w:r>
+        <w:rPr>
+          <w:rtl w:val="0"/>
+        </w:rPr>
+        <w:t xml:space="preserve"> foi empregada para a manipulação de dados tabulares, sendo fundamental para a leitura, tratamento e análise das bases de dados. Para visualização de dados, utilizaram-se </w:t>
+      </w:r>
+      <w:r>
+        <w:rPr>
+          <w:rtl w:val="0"/>
+        </w:rPr>
+        <w:t xml:space="preserve">matplotlib.pyplot</w:t>
+      </w:r>
+      <w:r>
+        <w:rPr>
+          <w:rtl w:val="0"/>
+        </w:rPr>
+        <w:t xml:space="preserve"> e </w:t>
+      </w:r>
+      <w:r>
+        <w:rPr>
+          <w:rtl w:val="0"/>
+        </w:rPr>
+        <w:t xml:space="preserve">plotly.express</w:t>
+      </w:r>
+      <w:r>
+        <w:rPr>
+          <w:rtl w:val="0"/>
+        </w:rPr>
+        <w:t xml:space="preserve">, que possibilitam a construção de gráficos estáticos e interativos, respectivamente, permitindo uma análise visual mais rica e intuitiva. Além disso, funções estatísticas como assimetria e curtose foram calculadas com o auxílio da biblioteca </w:t>
+      </w:r>
+      <w:r>
+        <w:rPr>
+          <w:rtl w:val="0"/>
+        </w:rPr>
+        <w:t xml:space="preserve">scipy.stats</w:t>
+      </w:r>
+      <w:r>
+        <w:rPr>
+          <w:rtl w:val="0"/>
+        </w:rPr>
+        <w:t xml:space="preserve">. As importações podem ser conferidas na figura 2.</w:t>
+      </w:r>
+    </w:p>
+    <w:p>
+      <w:pPr>
+        <w:spacing w:line="360" w:lineRule="auto"/>
+        <w:ind w:firstLine="850.3937007874017"/>
+        <w:rPr/>
+      </w:pPr>
+      <w:r>
+        <w:rPr>
+          <w:rtl w:val="0"/>
+        </w:rPr>
+        <w:t xml:space="preserve">(</w:t>
+      </w:r>
+      <w:r>
+        <w:rPr>
+          <w:highlight w:val="yellow"/>
+          <w:rtl w:val="0"/>
+        </w:rPr>
+        <w:t xml:space="preserve">ao longo do desenvolvimento do projeto essa subseção será incrementada com as novas bibliotecas inseridas.</w:t>
+      </w:r>
+      <w:r>
+        <w:rPr>
+          <w:rtl w:val="0"/>
+        </w:rPr>
+        <w:t xml:space="preserve">) </w:t>
+      </w:r>
+    </w:p>
+    <w:p>
+      <w:pPr>
+        <w:keepNext w:val="1"/>
+        <w:keepLines w:val="1"/>
+        <w:spacing w:before="200" w:lineRule="auto"/>
+        <w:jc w:val="center"/>
+        <w:rPr/>
+      </w:pPr>
+      <w:bookmarkStart w:colFirst="0" w:colLast="0" w:name="_heading=h.3whwml4" w:id="30"/>
+      <w:bookmarkEnd w:id="30"/>
+      <w:r>
+        <w:rPr>
+          <w:b w:val="1"/>
+          <w:sz w:val="20"/>
+          <w:szCs w:val="20"/>
+          <w:rtl w:val="0"/>
+        </w:rPr>
+        <w:t xml:space="preserve">Figura 2 - Importação das bibliotecas. </w:t>
+      </w:r>
+      <w:r>
+        <w:rPr>
+          <w:rtl w:val="0"/>
+        </w:rPr>
+      </w:r>
+    </w:p>
+    <w:p>
+      <w:pPr>
+        <w:spacing w:line="360" w:lineRule="auto"/>
+        <w:ind w:firstLine="850.3937007874017"/>
+        <w:jc w:val="center"/>
+        <w:rPr/>
+      </w:pPr>
+      <w:r>
+        <w:rPr/>
+        <w:drawing>
+          <wp:inline distB="114300" distT="114300" distL="114300" distR="114300">
+            <wp:extent cx="3412747" cy="1927570"/>
+            <wp:effectExtent b="0" l="0" r="0" t="0"/>
+            <wp:docPr id="18" name="image1.png"/>
+            <a:graphic>
+              <a:graphicData uri="http://schemas.openxmlformats.org/drawingml/2006/picture">
+                <pic:pic>
+                  <pic:nvPicPr>
+                    <pic:cNvPr id="0" name="image1.png"/>
+                    <pic:cNvPicPr preferRelativeResize="0"/>
+                  </pic:nvPicPr>
+                  <pic:blipFill>
+                    <a:blip r:embed="rId11"/>
+                    <a:srcRect b="0" l="0" r="0" t="0"/>
+                    <a:stretch>
+                      <a:fillRect/>
+                    </a:stretch>
+                  </pic:blipFill>
+                  <pic:spPr>
+                    <a:xfrm>
+                      <a:off x="0" y="0"/>
+                      <a:ext cx="3412747" cy="1927570"/>
+                    </a:xfrm>
+                    <a:prstGeom prst="rect"/>
+                    <a:ln/>
+                  </pic:spPr>
+                </pic:pic>
+              </a:graphicData>
+            </a:graphic>
+          </wp:inline>
+        </w:drawing>
+      </w:r>
+      <w:r>
+        <w:rPr>
+          <w:rtl w:val="0"/>
+        </w:rPr>
+      </w:r>
+    </w:p>
+    <w:p>
+      <w:pPr>
+        <w:spacing w:line="360" w:lineRule="auto"/>
+        <w:ind w:firstLine="850.3937007874017"/>
+        <w:jc w:val="center"/>
+        <w:rPr>
+          <w:b w:val="1"/>
+          <w:sz w:val="20"/>
+          <w:szCs w:val="20"/>
+        </w:rPr>
+      </w:pPr>
+      <w:r>
+        <w:rPr>
+          <w:b w:val="1"/>
+          <w:sz w:val="20"/>
+          <w:szCs w:val="20"/>
+          <w:rtl w:val="0"/>
+        </w:rPr>
+        <w:t xml:space="preserve">Fonte: Autoria própria.</w:t>
+      </w:r>
+    </w:p>
+    <w:p>
+      <w:pPr>
+        <w:pStyle w:val="Heading3"/>
+        <w:spacing w:after="300" w:before="300" w:line="240" w:lineRule="auto"/>
+        <w:rPr/>
+      </w:pPr>
+      <w:bookmarkStart w:colFirst="0" w:colLast="0" w:name="_heading=h.tu00zw1yg065" w:id="41"/>
+      <w:bookmarkEnd w:id="41"/>
+      <w:r>
+        <w:rPr>
+          <w:rtl w:val="0"/>
+        </w:rPr>
+        <w:t xml:space="preserve">3.1.2 Tratamento da base de dados</w:t>
+      </w:r>
+    </w:p>
+    <w:p>
+      <w:pPr>
+        <w:spacing w:line="360" w:lineRule="auto"/>
+        <w:ind w:firstLine="850.3937007874017"/>
+        <w:rPr/>
+      </w:pPr>
+      <w:r>
+        <w:rPr>
+          <w:rtl w:val="0"/>
+        </w:rPr>
+        <w:t xml:space="preserve">Inicialmente todas as bases de dados foram importadas no projeto, como é possível visualizar na figura 3.</w:t>
+      </w:r>
+    </w:p>
+    <w:p>
+      <w:pPr>
+        <w:keepNext w:val="1"/>
+        <w:keepLines w:val="1"/>
+        <w:spacing w:before="200" w:lineRule="auto"/>
+        <w:jc w:val="center"/>
+        <w:rPr/>
+      </w:pPr>
+      <w:bookmarkStart w:colFirst="0" w:colLast="0" w:name="_heading=h.3whwml4" w:id="30"/>
+      <w:bookmarkEnd w:id="30"/>
+      <w:r>
+        <w:rPr>
+          <w:b w:val="1"/>
+          <w:sz w:val="20"/>
+          <w:szCs w:val="20"/>
+          <w:rtl w:val="0"/>
+        </w:rPr>
+        <w:t xml:space="preserve">Figura 3 - Importação das bases de dados. </w:t>
+      </w:r>
+      <w:r>
+        <w:rPr>
+          <w:rtl w:val="0"/>
+        </w:rPr>
+      </w:r>
+    </w:p>
+    <w:p>
+      <w:pPr>
+        <w:spacing w:line="360" w:lineRule="auto"/>
+        <w:ind w:firstLine="850.3937007874017"/>
+        <w:rPr/>
+      </w:pPr>
+      <w:r>
+        <w:rPr/>
+        <w:drawing>
+          <wp:inline distB="114300" distT="114300" distL="114300" distR="114300">
+            <wp:extent cx="4505325" cy="1704975"/>
+            <wp:effectExtent b="0" l="0" r="0" t="0"/>
+            <wp:docPr id="15" name="image2.png"/>
+            <a:graphic>
+              <a:graphicData uri="http://schemas.openxmlformats.org/drawingml/2006/picture">
+                <pic:pic>
+                  <pic:nvPicPr>
+                    <pic:cNvPr id="0" name="image2.png"/>
+                    <pic:cNvPicPr preferRelativeResize="0"/>
+                  </pic:nvPicPr>
+                  <pic:blipFill>
+                    <a:blip r:embed="rId12"/>
+                    <a:srcRect b="0" l="0" r="0" t="0"/>
+                    <a:stretch>
+                      <a:fillRect/>
+                    </a:stretch>
+                  </pic:blipFill>
+                  <pic:spPr>
+                    <a:xfrm>
+                      <a:off x="0" y="0"/>
+                      <a:ext cx="4505325" cy="1704975"/>
+                    </a:xfrm>
+                    <a:prstGeom prst="rect"/>
+                    <a:ln/>
+                  </pic:spPr>
+                </pic:pic>
+              </a:graphicData>
+            </a:graphic>
+          </wp:inline>
+        </w:drawing>
+      </w:r>
+      <w:r>
+        <w:rPr>
+          <w:rtl w:val="0"/>
+        </w:rPr>
+      </w:r>
+    </w:p>
+    <w:p>
+      <w:pPr>
+        <w:spacing w:line="360" w:lineRule="auto"/>
+        <w:ind w:firstLine="850.3937007874017"/>
+        <w:jc w:val="center"/>
+        <w:rPr/>
+      </w:pPr>
+      <w:r>
+        <w:rPr>
+          <w:b w:val="1"/>
+          <w:sz w:val="20"/>
+          <w:szCs w:val="20"/>
+          <w:rtl w:val="0"/>
+        </w:rPr>
+        <w:t xml:space="preserve">Fonte: Autoria própria.</w:t>
+      </w:r>
+      <w:r>
+        <w:rPr>
+          <w:rtl w:val="0"/>
+        </w:rPr>
+      </w:r>
+    </w:p>
+    <w:p>
+      <w:pPr>
+        <w:spacing w:line="360" w:lineRule="auto"/>
+        <w:ind w:firstLine="850.3937007874017"/>
+        <w:rPr/>
+      </w:pPr>
+      <w:r>
+        <w:rPr>
+          <w:rtl w:val="0"/>
+        </w:rPr>
+        <w:t xml:space="preserve">Após a importação, os dados passaram por um processo de consolidação por meio da união (merge) das tabelas, utilizando chaves primárias como </w:t>
+      </w:r>
+      <w:r>
+        <w:rPr>
+          <w:rtl w:val="0"/>
+        </w:rPr>
+        <w:t xml:space="preserve">order_id</w:t>
+      </w:r>
+      <w:r>
+        <w:rPr>
+          <w:rtl w:val="0"/>
+        </w:rPr>
+        <w:t xml:space="preserve">, </w:t>
+      </w:r>
+      <w:r>
+        <w:rPr>
+          <w:rtl w:val="0"/>
+        </w:rPr>
+        <w:t xml:space="preserve">product_id</w:t>
+      </w:r>
+      <w:r>
+        <w:rPr>
+          <w:rtl w:val="0"/>
+        </w:rPr>
+        <w:t xml:space="preserve">, </w:t>
+      </w:r>
+      <w:r>
+        <w:rPr>
+          <w:rtl w:val="0"/>
+        </w:rPr>
+        <w:t xml:space="preserve">seller_id</w:t>
+      </w:r>
+      <w:r>
+        <w:rPr>
+          <w:rtl w:val="0"/>
+        </w:rPr>
+        <w:t xml:space="preserve"> e </w:t>
+      </w:r>
+      <w:r>
+        <w:rPr>
+          <w:rtl w:val="0"/>
+        </w:rPr>
+        <w:t xml:space="preserve">customer_id.</w:t>
+      </w:r>
+    </w:p>
+    <w:p>
+      <w:pPr>
+        <w:spacing w:line="360" w:lineRule="auto"/>
+        <w:ind w:firstLine="850.3937007874017"/>
+        <w:rPr/>
+      </w:pPr>
+      <w:r>
+        <w:rPr>
+          <w:rtl w:val="0"/>
+        </w:rPr>
+        <w:t xml:space="preserve">O objetivo foi construir uma única base integrada que reunisse informações completas sobre cada pedido, incluindo produtos adquiridos, avaliações dos clientes, forma de pagamento, dados dos vendedores e localização geográfica. Esta etapa foi essencial para garantir a consistência e a integridade das informações utilizadas nas análises subsequentes.</w:t>
+      </w:r>
+    </w:p>
+    <w:p>
+      <w:pPr>
+        <w:spacing w:line="360" w:lineRule="auto"/>
+        <w:ind w:firstLine="850.3937007874017"/>
+        <w:rPr/>
+      </w:pPr>
+      <w:r>
+        <w:rPr>
+          <w:rtl w:val="0"/>
+        </w:rPr>
+        <w:t xml:space="preserve">Durante o processo de tratamento da base de dados, diversas colunas foram removidas com o objetivo de otimizar o conjunto de dados para as análises propostas e evitar redundâncias ou informações irrelevantes para o escopo do projeto. Inicialmente, foram descartadas colunas de identificação como order_id, customer_id, product_id, seller_id, review_id e customer_unique_id, pois, apesar de essenciais para o relacionamento entre tabelas, essas chaves primárias e estrangeiras não contribuem diretamente para a análise de sentimentos ou para a modelagem preditiva de demanda.</w:t>
+      </w:r>
+    </w:p>
+    <w:p>
+      <w:pPr>
+        <w:spacing w:line="360" w:lineRule="auto"/>
+        <w:ind w:firstLine="850.3937007874017"/>
+        <w:rPr/>
+      </w:pPr>
+      <w:r>
+        <w:rPr>
+          <w:rtl w:val="0"/>
+        </w:rPr>
+        <w:t xml:space="preserve">Colunas relacionadas a datas intermediárias do processo logístico, como order_approved_at, order_delivered_carrier_date, shipping_limit_date, order_purchase_timestamp, order_delivered_customer_date e order_estimated_delivery_date, também foram excluídas. Embora úteis em outros contextos, como estudos logísticos ou de eficiência operacional, essas informações não foram consideradas relevantes para os objetivos principais deste trabalho, que se concentram na relação entre as avaliações dos clientes e a previsão de demanda.</w:t>
+      </w:r>
+    </w:p>
+    <w:p>
+      <w:pPr>
+        <w:spacing w:line="360" w:lineRule="auto"/>
+        <w:ind w:firstLine="850.3937007874017"/>
+        <w:rPr/>
+      </w:pPr>
+      <w:r>
+        <w:rPr>
+          <w:rtl w:val="0"/>
+        </w:rPr>
+        <w:t xml:space="preserve">Outras colunas descartadas incluem variáveis com baixa variabilidade ou pouca contribuição informativa, como product_name_lenght e product_description_lenght, que se referem ao tamanho textual dos nomes e descrições dos produtos. A presença de dados de CEP (seller_zip_code_prefix, customer_zip_code_prefix) também foi desconsiderada, uma vez que informações geográficas mais detalhadas poderiam ser extraídas da base de geolocalização, caso necessário.</w:t>
+      </w:r>
+    </w:p>
+    <w:p>
+      <w:pPr>
+        <w:spacing w:line="360" w:lineRule="auto"/>
+        <w:ind w:firstLine="850.3937007874017"/>
+        <w:rPr/>
+      </w:pPr>
+      <w:r>
+        <w:rPr>
+          <w:rtl w:val="0"/>
+        </w:rPr>
+        <w:t xml:space="preserve">Além disso, foram removidos registros duplicados e tratados valores ausentes em colunas essenciais para as análises, como review_comment_message e atributos do produto (peso, dimensões, categoria e quantidade de fotos). A eliminação de tais registros visou garantir a integridade do conjunto de dados e a consistência dos modelos analíticos e preditivos subsequentes.</w:t>
+      </w:r>
+    </w:p>
+    <w:p>
+      <w:pPr>
+        <w:spacing w:line="360" w:lineRule="auto"/>
+        <w:ind w:firstLine="850.3937007874017"/>
+        <w:rPr/>
+      </w:pPr>
+      <w:r>
+        <w:rPr>
+          <w:rtl w:val="0"/>
+        </w:rPr>
+        <w:t xml:space="preserve">Durante o decorrer do projeto, algumas colunas adicionais foram criadas com o intuito de enriquecer o conjunto de informações disponíveis para análise. Duas colunas temporais derivadas foram geradas: delivery_time, representando o tempo real de entrega do pedido (diferença entre a data de entrega e a data da compra), e delivery_time_estimated, que indica a diferença entre a data estimada de entrega e a data da compra. Essas variáveis são úteis para avaliar possíveis impactos no sentimento do cliente.</w:t>
+      </w:r>
+    </w:p>
+    <w:p>
+      <w:pPr>
+        <w:pStyle w:val="Heading3"/>
+        <w:spacing w:after="300" w:before="300" w:line="240" w:lineRule="auto"/>
+        <w:rPr/>
+      </w:pPr>
+      <w:bookmarkStart w:colFirst="0" w:colLast="0" w:name="_heading=h.jvgo7shuzzdj" w:id="42"/>
+      <w:bookmarkEnd w:id="42"/>
+      <w:r>
+        <w:rPr>
+          <w:rtl w:val="0"/>
+        </w:rPr>
+        <w:t xml:space="preserve">3.1.3 Análise exploratória dos dados</w:t>
+      </w:r>
+    </w:p>
+    <w:p>
+      <w:pPr>
+        <w:spacing w:line="360" w:lineRule="auto"/>
+        <w:ind w:firstLine="850.3937007874017"/>
+        <w:rPr/>
+      </w:pPr>
+      <w:r>
+        <w:rPr>
+          <w:rtl w:val="0"/>
+        </w:rPr>
+        <w:t xml:space="preserve">A análise exploratória teve como objetivo compreender as principais características dos dados, identificar padrões, tendências e possíveis anomalias. Inicialmente, foi realizada uma inspeção geral do DataFrame por meio de métodos como .head() e .info(), que forneceram uma visão inicial sobre as colunas, tipos de dados e presença de valores nulos. Em seguida, foram aplicadas medidas estatísticas descritivas para variáveis quantitativas, como média, mediana, desvio padrão, assimetria (</w:t>
+      </w:r>
+      <w:r>
+        <w:rPr>
+          <w:i w:val="1"/>
+          <w:rtl w:val="0"/>
+        </w:rPr>
+        <w:t xml:space="preserve">skewness</w:t>
+      </w:r>
+      <w:r>
+        <w:rPr>
+          <w:rtl w:val="0"/>
+        </w:rPr>
+        <w:t xml:space="preserve">) e curtose. Visualizações gráficas, construídas com matplotlib e plotly.express, também foram utilizadas para explorar a distribuição das variáveis, frequência de avaliações, categorias de produtos e formas de pagamento. Essa etapa permitiu não apenas validar a qualidade dos dados, mas também gerar insights iniciais para a etapa de modelagem preditiva.</w:t>
+      </w:r>
+      <w:r>
+        <w:rPr>
+          <w:rtl w:val="0"/>
+        </w:rPr>
+      </w:r>
+    </w:p>
+    <w:p>
+      <w:pPr>
+        <w:spacing w:line="360" w:lineRule="auto"/>
+        <w:ind w:firstLine="850.3937007874017"/>
+        <w:rPr/>
         <w:sectPr>
-          <w:headerReference r:id="rId11" w:type="default"/>
+          <w:headerReference r:id="rId13" w:type="default"/>
           <w:type w:val="nextPage"/>
           <w:pgSz w:h="16838" w:w="11906" w:orient="portrait"/>
-          <w:pgMar w:bottom="1134" w:top="1701" w:left="1701" w:right="1134" w:header="709" w:footer="709"/>
+          <w:pgMar w:bottom="1134" w:top="1701" w:left="1700.7874015748032" w:right="1134" w:header="709" w:footer="709"/>
           <w:pgNumType w:start="9"/>
         </w:sectPr>
       </w:pPr>
-      <w:bookmarkStart w:colFirst="0" w:colLast="0" w:name="_heading=h.kdbjggv78l1q" w:id="39"/>
-      <w:bookmarkEnd w:id="39"/>
-      <w:r>
-        <w:rPr>
-          <w:rtl w:val="0"/>
-        </w:rPr>
-        <w:t xml:space="preserve">3.2 Métodos </w:t>
-      </w:r>
       <w:r>
         <w:rPr>
           <w:rtl w:val="0"/>
@@ -11673,8 +12195,8 @@
         <w:jc w:val="center"/>
         <w:rPr/>
       </w:pPr>
-      <w:bookmarkStart w:colFirst="0" w:colLast="0" w:name="_heading=h.1hmsyys" w:id="40"/>
-      <w:bookmarkEnd w:id="40"/>
+      <w:bookmarkStart w:colFirst="0" w:colLast="0" w:name="_heading=h.1hmsyys" w:id="43"/>
+      <w:bookmarkEnd w:id="43"/>
       <w:r>
         <w:rPr>
           <w:rtl w:val="0"/>
@@ -12428,12 +12950,12 @@
               <wp:inline distB="0" distT="0" distL="0" distR="0">
                 <wp:extent cx="971550" cy="342900"/>
                 <wp:effectExtent b="0" l="0" r="0" t="0"/>
-                <wp:docPr id="16" name="image1.png"/>
+                <wp:docPr id="17" name="image3.png"/>
                 <a:graphic>
                   <a:graphicData uri="http://schemas.openxmlformats.org/drawingml/2006/picture">
                     <pic:pic>
                       <pic:nvPicPr>
-                        <pic:cNvPr id="0" name="image1.png"/>
+                        <pic:cNvPr id="0" name="image3.png"/>
                         <pic:cNvPicPr preferRelativeResize="0"/>
                       </pic:nvPicPr>
                       <pic:blipFill>
@@ -26687,7 +27209,7 @@
 
 <file path=customXML/item1.xml><?xml version="1.0" encoding="utf-8"?>
 <go:gDocsCustomXmlDataStorage xmlns:go="http://customooxmlschemas.google.com/" xmlns:r="http://schemas.openxmlformats.org/officeDocument/2006/relationships" uri="GoogleDocsCustomDataVersion2">
-  <go:docsCustomData xmlns:go="http://customooxmlschemas.google.com/" roundtripDataSignature="AMtx7mgvjqzB43dOWvwLpChHu7k8bnJSbQ==">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</go:docsCustomData>
+  <go:docsCustomData xmlns:go="http://customooxmlschemas.google.com/" roundtripDataSignature="AMtx7mji+RcGzkjcE9avbDfp5Wh1/QwNdA==">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</go:docsCustomData>
 </go:gDocsCustomXmlDataStorage>
 </file>
 

--- a/versões anteriores/TCC2/analise_sentimento_previsao_demanda.docx
+++ b/versões anteriores/TCC2/analise_sentimento_previsao_demanda.docx
@@ -8470,7 +8470,7 @@
       <w:pPr>
         <w:numPr>
           <w:ilvl w:val="0"/>
-          <w:numId w:val="6"/>
+          <w:numId w:val="1"/>
         </w:numPr>
         <w:spacing w:line="360" w:lineRule="auto"/>
         <w:ind w:left="720" w:hanging="360"/>
@@ -8494,7 +8494,7 @@
       <w:pPr>
         <w:numPr>
           <w:ilvl w:val="0"/>
-          <w:numId w:val="6"/>
+          <w:numId w:val="1"/>
         </w:numPr>
         <w:spacing w:line="360" w:lineRule="auto"/>
         <w:ind w:left="720" w:hanging="360"/>
@@ -8518,7 +8518,7 @@
       <w:pPr>
         <w:numPr>
           <w:ilvl w:val="0"/>
-          <w:numId w:val="6"/>
+          <w:numId w:val="1"/>
         </w:numPr>
         <w:spacing w:line="360" w:lineRule="auto"/>
         <w:ind w:left="720" w:hanging="360"/>
@@ -8548,7 +8548,7 @@
       <w:pPr>
         <w:numPr>
           <w:ilvl w:val="0"/>
-          <w:numId w:val="6"/>
+          <w:numId w:val="1"/>
         </w:numPr>
         <w:spacing w:line="360" w:lineRule="auto"/>
         <w:ind w:left="720" w:hanging="360"/>
@@ -10203,14 +10203,14 @@
     <w:p>
       <w:pPr>
         <w:spacing w:line="360" w:lineRule="auto"/>
-        <w:ind w:firstLine="850.3937007874017"/>
+        <w:ind w:firstLine="851"/>
         <w:rPr/>
       </w:pPr>
       <w:r>
         <w:rPr>
           <w:rtl w:val="0"/>
         </w:rPr>
-        <w:t xml:space="preserve">A fim de desenvolver o projeto de pesquisa proposto, foram usados materiais, ferramentas e métodos que possibilitaram que os objetivos, tanto os gerais quanto os específicos, fossem alcançados. As subseções seguintes têm como objetivo detalhar os materiais utilizados no projeto, bem como todos os métodos em ordem de aplicação. </w:t>
+        <w:t xml:space="preserve">Este capítulo apresenta os materiais e métodos utilizados no desenvolvimento deste trabalho. O capítulo encontra-se dividido em três seções, sendo  que a seção 3.1 descreve a linguagem utilizada e todas as suas bibliotecas, identificando a sua versão. Descreve também a base de dados e suas principais informações. A seção 3.2 visa explicar o passo a passo da metodologia empregada na análise exploratória, tratamento da base, processamento de linguagem natural e modelos aplicados na base de dados, bem como as bibliotecas utilizadas para que toda metodologia fosse viável. Por fim, a seção 3.3 detalha os resultados do projeto de pesquisa, destacando as métricas de avaliação, o resultado dos objetivos específicos e do objetivo geral. </w:t>
       </w:r>
     </w:p>
     <w:p>
@@ -10238,7 +10238,7 @@
         <w:rPr>
           <w:rtl w:val="0"/>
         </w:rPr>
-        <w:t xml:space="preserve">Para a implementação do presente estudo, foi utilizado o ambiente de desenvolvimento JupyterLab, que é uma interface web interativa para notebooks, código e dados. O JupyterLab foi instalado e gerenciado por meio da distribuição Anaconda, amplamente utilizada em projetos de ciência de dados por já trazer uma série de bibliotecas e ambientes configurados. A versão utilizada do JupyterLab foi a mais recente disponível no momento da escrita deste trabalho (4.4.1).</w:t>
+        <w:t xml:space="preserve">Para a implementação deste estudo, utilizou-se o ambiente de desenvolvimento JupyterLab, uma interface web interativa amplamente adotada em projetos de ciência de dados por permitir a integração entre notebooks, código e  visualização de dados. A instalação  e gerenciamento do JupyterLab foram realizados por meio da distribuição Anaconda, que oferece um conjunto robusto de bibliotecas e ambientes pré-configurados, facilitando o desenvolvimento. A versão utilizada do JupyterLab foi 4.4.1, vigente no momento da realização do trabalho.</w:t>
       </w:r>
     </w:p>
     <w:p>
@@ -10251,7 +10251,7 @@
         <w:rPr>
           <w:rtl w:val="0"/>
         </w:rPr>
-        <w:t xml:space="preserve">A escolha pelo JupyterLab deve-se à sua integração com diversas bibliotecas Python, suporte a células interativas e visualização em tempo real, o que facilita tanto a exploração dos dados quanto a documentação do processo. Os experimentos e análises foram realizados em notebooks do tipo .ipynb, permitindo uma estrutura sequencial e clara para qualquer futura reprodução do estudo.</w:t>
+        <w:t xml:space="preserve">Optou-se por essa ferramenta devido ao seu suporte a células interativas, integração com bibliotecas da linguagem Python e capacidade de visualização em tempo real, o que facilita a análise exploratória de dados e a documentação do processo. </w:t>
       </w:r>
     </w:p>
     <w:p>
@@ -10264,20 +10264,32 @@
         <w:rPr>
           <w:rtl w:val="0"/>
         </w:rPr>
-        <w:t xml:space="preserve">Para garantir o ambiente de execução idêntico ao utilizado neste trabalho, recomenda-se a instalação da distribuição Anaconda (</w:t>
-      </w:r>
-      <w:r>
-        <w:rPr>
-          <w:highlight w:val="yellow"/>
-          <w:rtl w:val="0"/>
-        </w:rPr>
-        <w:t xml:space="preserve">adicionar nota de rodapé?</w:t>
-      </w:r>
-      <w:r>
-        <w:rPr>
-          <w:rtl w:val="0"/>
-        </w:rPr>
-        <w:t xml:space="preserve">) e a criação de um novo ambiente virtual Python, versão 3.10.7. </w:t>
+        <w:t xml:space="preserve">Os experimentos e análises foram realizados em notebooks no formato .ipynb, os quais proporcionam uma estrutura sequencial e organizada, favorecendo a compreensão e reprodução dos experimentos.</w:t>
+      </w:r>
+    </w:p>
+    <w:p>
+      <w:pPr>
+        <w:spacing w:line="360" w:lineRule="auto"/>
+        <w:ind w:firstLine="850.3937007874017"/>
+        <w:rPr/>
+      </w:pPr>
+      <w:r>
+        <w:rPr>
+          <w:rtl w:val="0"/>
+        </w:rPr>
+        <w:t xml:space="preserve">Para garantir a replicabilidade de execução, recomenda-se a instalação da distribuição Anaconda</w:t>
+      </w:r>
+      <w:r>
+        <w:rPr>
+          <w:vertAlign w:val="superscript"/>
+        </w:rPr>
+        <w:footnoteReference w:customMarkFollows="0" w:id="4"/>
+      </w:r>
+      <w:r>
+        <w:rPr>
+          <w:rtl w:val="0"/>
+        </w:rPr>
+        <w:t xml:space="preserve"> e a criação de um ambiente virtual Python na versão 3.10.7. As principais bibliotecas utilizadas foram: Pandas, Numpy, Matplotlib e Seaborn.</w:t>
       </w:r>
     </w:p>
     <w:p>
@@ -10305,7 +10317,33 @@
         <w:rPr>
           <w:rtl w:val="0"/>
         </w:rPr>
-        <w:t xml:space="preserve">A base de dados utilizada neste trabalho é o Brazilian E-Commerce Public Dataset by Olist, disponibilizada gratuitamente na plataforma Kaggle.</w:t>
+        <w:t xml:space="preserve">A base de dados utilizada neste trabalho é o </w:t>
+      </w:r>
+      <w:r>
+        <w:rPr>
+          <w:i w:val="1"/>
+          <w:rtl w:val="0"/>
+        </w:rPr>
+        <w:t xml:space="preserve">Brazilian E-Commerce Public Dataset by Olist</w:t>
+      </w:r>
+      <w:r>
+        <w:rPr>
+          <w:rtl w:val="0"/>
+        </w:rPr>
+        <w:t xml:space="preserve">, disponibilizada gratuitamente na plataforma Kaggle pela empresa brasileira Olist. Esta empresa atua como intermediadora entre pequenos lojistas e grandes marketplaces e </w:t>
+      </w:r>
+      <w:r>
+        <w:rPr>
+          <w:i w:val="1"/>
+          <w:rtl w:val="0"/>
+        </w:rPr>
+        <w:t xml:space="preserve">e-commerce</w:t>
+      </w:r>
+      <w:r>
+        <w:rPr>
+          <w:rtl w:val="0"/>
+        </w:rPr>
+        <w:t xml:space="preserve">, com o objetivo de ampliar o alcance de vendedores independentes por meio de canais consolidados como Mercado Livre, Amazon, Magalu.</w:t>
       </w:r>
     </w:p>
     <w:p>
@@ -10318,7 +10356,20 @@
         <w:rPr>
           <w:rtl w:val="0"/>
         </w:rPr>
-        <w:t xml:space="preserve">Esta base foi publicada pela própria empresa Olist, uma startup brasileira fundada em 2015 e sediada em Curitiba-PR, que atua como intermediadora entre pequenos lojistas e grandes marketplaces. A proposta da Olist é permitir que vendedores de diversos segmentos possam comercializar seus produtos em grandes plataformas de e-commerce, como Mercado Livre, Amazon, Magalu, entre outras, com maior visibilidade e alcance.</w:t>
+        <w:t xml:space="preserve">A base de dados foi disponibilizada com a finalidade de fomentar pesquisas acadêmicas e análises sobre o setor de comércio eletrônico no Brasil. Trata-se de uma das poucas bases nacionais com informações reais e estruturadas, abrangendo aspectos como compras, pagamentos, logística, avaliações e comportamento do consumidor. As transações registradas no </w:t>
+      </w:r>
+      <w:r>
+        <w:rPr>
+          <w:i w:val="1"/>
+          <w:rtl w:val="0"/>
+        </w:rPr>
+        <w:t xml:space="preserve">dataset</w:t>
+      </w:r>
+      <w:r>
+        <w:rPr>
+          <w:rtl w:val="0"/>
+        </w:rPr>
+        <w:t xml:space="preserve"> ocorreram entre setembro de 2016 e outubro de 2018, sendo os dados anonimizados pela equipe da própria Olist, que garante a privacidade de clientes e lojistas. A publicação ocorreu na conta oficial da empresa no Kaggle e está licenciada para fins acadêmicos e não comerciais.</w:t>
       </w:r>
     </w:p>
     <w:p>
@@ -10331,33 +10382,7 @@
         <w:rPr>
           <w:rtl w:val="0"/>
         </w:rPr>
-        <w:t xml:space="preserve">A base de dados foi tornada pública com o intuito de fomentar pesquisas acadêmicas e análises sobre o setor de comércio eletrônico no Brasil, sendo uma das poucas bases nacionais com informações reais e estruturadas sobre compras, pagamentos, logística, avaliações e comportamento do consumidor. O dataset reflete transações ocorridas entre setembro de 2016 e outubro de 2018.</w:t>
-      </w:r>
-    </w:p>
-    <w:p>
-      <w:pPr>
-        <w:spacing w:after="0" w:before="0" w:line="360" w:lineRule="auto"/>
-        <w:ind w:firstLine="850.3937007874017"/>
-        <w:rPr/>
-      </w:pPr>
-      <w:r>
-        <w:rPr>
-          <w:rtl w:val="0"/>
-        </w:rPr>
-        <w:t xml:space="preserve">Os responsáveis pela disponibilização e curadoria da base foram os próprios membros da equipe de dados da Olist, que garantiram que todas as informações estivessem anonimizadas, assegurando a privacidade dos usuários e vendedores envolvidos. A publicação da base no Kaggle foi feita sob a conta "olistbr", com licença aberta para fins acadêmicos e não comerciais.</w:t>
-      </w:r>
-    </w:p>
-    <w:p>
-      <w:pPr>
-        <w:spacing w:after="0" w:before="0" w:line="360" w:lineRule="auto"/>
-        <w:ind w:firstLine="850.3937007874017"/>
-        <w:rPr/>
-      </w:pPr>
-      <w:r>
-        <w:rPr>
-          <w:rtl w:val="0"/>
-        </w:rPr>
-        <w:t xml:space="preserve">A base está estruturada em múltiplos arquivos .csv, que juntos formam a seguinte a relação demonstrada na figura 1.</w:t>
+        <w:t xml:space="preserve">A estrutura do dataset consiste em múltiplos arquivos no formato .csv, interrelacionados por meio de chaves primárias e estrangeiras. A Figura 1 apresenta o diagrama com os principais arquivos e suas relações. </w:t>
       </w:r>
       <w:r>
         <w:rPr>
@@ -10475,7 +10500,45 @@
         <w:rPr>
           <w:rtl w:val="0"/>
         </w:rPr>
-        <w:t xml:space="preserve">Cada arquivo representa uma dimensão específica do comércio eletrônico e somente o olist_geolocation_dataset.csv não foi usado, pois a coluna zip_code_prefix estava ausente e por isso não foi possível concatená-la às outras bases de dados. </w:t>
+        <w:t xml:space="preserve">Cada arquivo representa uma dimensão específica do comércio eletrônico e somente o arquivo olist_geolocation_dataset.csv não foi usado, pois a coluna zip_code_prefix estava ausente e por isso não foi possível concatená-la às outras bases de dados. </w:t>
+      </w:r>
+    </w:p>
+    <w:p>
+      <w:pPr>
+        <w:spacing w:line="360" w:lineRule="auto"/>
+        <w:ind w:left="0" w:firstLine="0"/>
+        <w:rPr/>
+      </w:pPr>
+      <w:r>
+        <w:rPr>
+          <w:rtl w:val="0"/>
+        </w:rPr>
+      </w:r>
+    </w:p>
+    <w:p>
+      <w:pPr>
+        <w:spacing w:line="360" w:lineRule="auto"/>
+        <w:ind w:left="0" w:firstLine="0"/>
+        <w:rPr/>
+      </w:pPr>
+      <w:r>
+        <w:rPr>
+          <w:rtl w:val="0"/>
+        </w:rPr>
+        <w:t xml:space="preserve">(</w:t>
+      </w:r>
+      <w:r>
+        <w:rPr>
+          <w:highlight w:val="yellow"/>
+          <w:rtl w:val="0"/>
+        </w:rPr>
+        <w:t xml:space="preserve">as informações abaixo serão inseridas num apêndice</w:t>
+      </w:r>
+      <w:r>
+        <w:rPr>
+          <w:rtl w:val="0"/>
+        </w:rPr>
+        <w:t xml:space="preserve">)</w:t>
       </w:r>
       <w:r>
         <w:rPr>
@@ -10534,98 +10597,435 @@
     </w:p>
     <w:p>
       <w:pPr>
-        <w:numPr>
-          <w:ilvl w:val="0"/>
-          <w:numId w:val="3"/>
-        </w:numPr>
+        <w:keepNext w:val="1"/>
+        <w:keepLines w:val="1"/>
+        <w:spacing w:before="200" w:lineRule="auto"/>
+        <w:jc w:val="center"/>
+        <w:rPr/>
+      </w:pPr>
+      <w:bookmarkStart w:colFirst="0" w:colLast="0" w:name="_heading=h.3whwml4" w:id="30"/>
+      <w:bookmarkEnd w:id="30"/>
+      <w:r>
+        <w:rPr>
+          <w:b w:val="1"/>
+          <w:sz w:val="20"/>
+          <w:szCs w:val="20"/>
+          <w:rtl w:val="0"/>
+        </w:rPr>
+        <w:t xml:space="preserve">Quadro 1 - Dicionário de dados do arquivo olist_customers_dataset.csv</w:t>
+      </w:r>
+      <w:r>
+        <w:rPr>
+          <w:rtl w:val="0"/>
+        </w:rPr>
+      </w:r>
+    </w:p>
+    <w:sdt>
+      <w:sdtPr>
+        <w:lock w:val="contentLocked"/>
+        <w:tag w:val="goog_rdk_0"/>
+      </w:sdtPr>
+      <w:sdtContent>
+        <w:tbl>
+          <w:tblPr>
+            <w:tblStyle w:val="Table1"/>
+            <w:tblpPr w:leftFromText="180" w:rightFromText="180" w:topFromText="180" w:bottomFromText="180" w:vertAnchor="text" w:horzAnchor="text" w:tblpX="0" w:tblpY="0"/>
+            <w:tblW w:w="9090.0" w:type="dxa"/>
+            <w:jc w:val="left"/>
+            <w:tblBorders>
+              <w:top w:color="000000" w:space="0" w:sz="8" w:val="single"/>
+              <w:left w:color="000000" w:space="0" w:sz="8" w:val="single"/>
+              <w:bottom w:color="000000" w:space="0" w:sz="8" w:val="single"/>
+              <w:right w:color="000000" w:space="0" w:sz="8" w:val="single"/>
+              <w:insideH w:color="000000" w:space="0" w:sz="8" w:val="single"/>
+              <w:insideV w:color="000000" w:space="0" w:sz="8" w:val="single"/>
+            </w:tblBorders>
+            <w:tblLayout w:type="fixed"/>
+            <w:tblLook w:val="0600"/>
+          </w:tblPr>
+          <w:tblGrid>
+            <w:gridCol w:w="2595"/>
+            <w:gridCol w:w="6495"/>
+            <w:tblGridChange w:id="0">
+              <w:tblGrid>
+                <w:gridCol w:w="2595"/>
+                <w:gridCol w:w="6495"/>
+              </w:tblGrid>
+            </w:tblGridChange>
+          </w:tblGrid>
+          <w:tr>
+            <w:trPr>
+              <w:cantSplit w:val="0"/>
+              <w:trHeight w:val="440" w:hRule="atLeast"/>
+              <w:tblHeader w:val="1"/>
+            </w:trPr>
+            <w:tc>
+              <w:tcPr>
+                <w:gridSpan w:val="2"/>
+                <w:tcBorders>
+                  <w:top w:color="bdc1c6" w:space="0" w:sz="8" w:val="single"/>
+                  <w:left w:color="000000" w:space="0" w:sz="0" w:val="nil"/>
+                  <w:bottom w:color="bdc1c6" w:space="0" w:sz="8" w:val="single"/>
+                  <w:right w:color="bdc1c6" w:space="0" w:sz="8" w:val="single"/>
+                </w:tcBorders>
+                <w:shd w:fill="f1f3f4" w:val="clear"/>
+              </w:tcPr>
+              <w:p>
+                <w:pPr>
+                  <w:pStyle w:val="Heading2"/>
+                  <w:widowControl w:val="0"/>
+                  <w:spacing w:after="120" w:before="120" w:lineRule="auto"/>
+                  <w:jc w:val="left"/>
+                  <w:rPr/>
+                </w:pPr>
+                <w:bookmarkStart w:colFirst="0" w:colLast="0" w:name="_heading=h.8qjnm0g2nksb" w:id="33"/>
+                <w:bookmarkEnd w:id="33"/>
+                <w:r>
+                  <w:rPr>
+                    <w:rtl w:val="0"/>
+                  </w:rPr>
+                  <w:t xml:space="preserve">Dicionário de dados do arquivo </w:t>
+                </w:r>
+                <w:r>
+                  <w:rPr>
+                    <w:rtl w:val="0"/>
+                  </w:rPr>
+                  <w:t xml:space="preserve">olist_customers_dataset.csv</w:t>
+                </w:r>
+                <w:r>
+                  <w:rPr>
+                    <w:rtl w:val="0"/>
+                  </w:rPr>
+                </w:r>
+              </w:p>
+            </w:tc>
+          </w:tr>
+          <w:tr>
+            <w:trPr>
+              <w:cantSplit w:val="0"/>
+              <w:tblHeader w:val="1"/>
+            </w:trPr>
+            <w:tc>
+              <w:tcPr>
+                <w:tcBorders>
+                  <w:top w:color="bdc1c6" w:space="0" w:sz="8" w:val="single"/>
+                  <w:left w:color="000000" w:space="0" w:sz="0" w:val="nil"/>
+                  <w:bottom w:color="bdc1c6" w:space="0" w:sz="8" w:val="single"/>
+                  <w:right w:color="bdc1c6" w:space="0" w:sz="8" w:val="single"/>
+                </w:tcBorders>
+                <w:shd w:fill="f1f3f4" w:val="clear"/>
+                <w:vAlign w:val="bottom"/>
+              </w:tcPr>
+              <w:p>
+                <w:pPr>
+                  <w:widowControl w:val="0"/>
+                  <w:jc w:val="left"/>
+                  <w:rPr>
+                    <w:sz w:val="22"/>
+                    <w:szCs w:val="22"/>
+                  </w:rPr>
+                </w:pPr>
+                <w:r>
+                  <w:rPr>
+                    <w:sz w:val="22"/>
+                    <w:szCs w:val="22"/>
+                    <w:rtl w:val="0"/>
+                  </w:rPr>
+                  <w:t xml:space="preserve">Campo</w:t>
+                </w:r>
+              </w:p>
+            </w:tc>
+            <w:tc>
+              <w:tcPr>
+                <w:tcBorders>
+                  <w:top w:color="bdc1c6" w:space="0" w:sz="8" w:val="single"/>
+                  <w:left w:color="bdc1c6" w:space="0" w:sz="8" w:val="single"/>
+                  <w:bottom w:color="bdc1c6" w:space="0" w:sz="8" w:val="single"/>
+                  <w:right w:color="bdc1c6" w:space="0" w:sz="8" w:val="single"/>
+                </w:tcBorders>
+                <w:shd w:fill="f1f3f4" w:val="clear"/>
+                <w:vAlign w:val="bottom"/>
+              </w:tcPr>
+              <w:p>
+                <w:pPr>
+                  <w:widowControl w:val="0"/>
+                  <w:jc w:val="left"/>
+                  <w:rPr>
+                    <w:sz w:val="22"/>
+                    <w:szCs w:val="22"/>
+                  </w:rPr>
+                </w:pPr>
+                <w:r>
+                  <w:rPr>
+                    <w:sz w:val="22"/>
+                    <w:szCs w:val="22"/>
+                    <w:rtl w:val="0"/>
+                  </w:rPr>
+                  <w:t xml:space="preserve">Descrição</w:t>
+                </w:r>
+              </w:p>
+            </w:tc>
+          </w:tr>
+          <w:tr>
+            <w:trPr>
+              <w:cantSplit w:val="0"/>
+              <w:trHeight w:val="470.9765625" w:hRule="atLeast"/>
+              <w:tblHeader w:val="0"/>
+            </w:trPr>
+            <w:tc>
+              <w:tcPr>
+                <w:tcBorders>
+                  <w:top w:color="bdc1c6" w:space="0" w:sz="8" w:val="single"/>
+                  <w:left w:color="000000" w:space="0" w:sz="0" w:val="nil"/>
+                  <w:bottom w:color="bdc1c6" w:space="0" w:sz="8" w:val="single"/>
+                  <w:right w:color="bdc1c6" w:space="0" w:sz="8" w:val="single"/>
+                </w:tcBorders>
+              </w:tcPr>
+              <w:p>
+                <w:pPr>
+                  <w:spacing w:line="360" w:lineRule="auto"/>
+                  <w:rPr/>
+                </w:pPr>
+                <w:r>
+                  <w:rPr>
+                    <w:rtl w:val="0"/>
+                  </w:rPr>
+                  <w:t xml:space="preserve">customer_id</w:t>
+                </w:r>
+              </w:p>
+            </w:tc>
+            <w:tc>
+              <w:tcPr>
+                <w:tcBorders>
+                  <w:top w:color="bdc1c6" w:space="0" w:sz="8" w:val="single"/>
+                  <w:left w:color="bdc1c6" w:space="0" w:sz="8" w:val="single"/>
+                  <w:bottom w:color="bdc1c6" w:space="0" w:sz="8" w:val="single"/>
+                  <w:right w:color="bdc1c6" w:space="0" w:sz="8" w:val="single"/>
+                </w:tcBorders>
+              </w:tcPr>
+              <w:p>
+                <w:pPr>
+                  <w:spacing w:line="360" w:lineRule="auto"/>
+                  <w:rPr/>
+                </w:pPr>
+                <w:r>
+                  <w:rPr>
+                    <w:rtl w:val="0"/>
+                  </w:rPr>
+                  <w:t xml:space="preserve">Identificador único do cliente gerado pela Olist.</w:t>
+                </w:r>
+              </w:p>
+            </w:tc>
+          </w:tr>
+          <w:tr>
+            <w:trPr>
+              <w:cantSplit w:val="0"/>
+              <w:tblHeader w:val="0"/>
+            </w:trPr>
+            <w:tc>
+              <w:tcPr>
+                <w:tcBorders>
+                  <w:top w:color="bdc1c6" w:space="0" w:sz="8" w:val="single"/>
+                  <w:left w:color="000000" w:space="0" w:sz="0" w:val="nil"/>
+                  <w:bottom w:color="bdc1c6" w:space="0" w:sz="8" w:val="single"/>
+                  <w:right w:color="bdc1c6" w:space="0" w:sz="8" w:val="single"/>
+                </w:tcBorders>
+              </w:tcPr>
+              <w:p>
+                <w:pPr>
+                  <w:spacing w:line="360" w:lineRule="auto"/>
+                  <w:rPr/>
+                </w:pPr>
+                <w:r>
+                  <w:rPr>
+                    <w:rtl w:val="0"/>
+                  </w:rPr>
+                  <w:t xml:space="preserve">customer_unique_id</w:t>
+                </w:r>
+              </w:p>
+            </w:tc>
+            <w:tc>
+              <w:tcPr>
+                <w:tcBorders>
+                  <w:top w:color="bdc1c6" w:space="0" w:sz="8" w:val="single"/>
+                  <w:left w:color="bdc1c6" w:space="0" w:sz="8" w:val="single"/>
+                  <w:bottom w:color="bdc1c6" w:space="0" w:sz="8" w:val="single"/>
+                  <w:right w:color="bdc1c6" w:space="0" w:sz="8" w:val="single"/>
+                </w:tcBorders>
+              </w:tcPr>
+              <w:p>
+                <w:pPr>
+                  <w:spacing w:line="360" w:lineRule="auto"/>
+                  <w:rPr/>
+                </w:pPr>
+                <w:r>
+                  <w:rPr>
+                    <w:rtl w:val="0"/>
+                  </w:rPr>
+                  <w:t xml:space="preserve">Identificador único por pessoa física/jurídica.</w:t>
+                </w:r>
+              </w:p>
+            </w:tc>
+          </w:tr>
+          <w:tr>
+            <w:trPr>
+              <w:cantSplit w:val="0"/>
+              <w:tblHeader w:val="0"/>
+            </w:trPr>
+            <w:tc>
+              <w:tcPr>
+                <w:tcBorders>
+                  <w:top w:color="bdc1c6" w:space="0" w:sz="8" w:val="single"/>
+                  <w:left w:color="000000" w:space="0" w:sz="0" w:val="nil"/>
+                  <w:bottom w:color="bdc1c6" w:space="0" w:sz="8" w:val="single"/>
+                  <w:right w:color="bdc1c6" w:space="0" w:sz="8" w:val="single"/>
+                </w:tcBorders>
+              </w:tcPr>
+              <w:p>
+                <w:pPr>
+                  <w:spacing w:line="360" w:lineRule="auto"/>
+                  <w:rPr/>
+                </w:pPr>
+                <w:r>
+                  <w:rPr>
+                    <w:rtl w:val="0"/>
+                  </w:rPr>
+                  <w:t xml:space="preserve">customer_zip_code_prefix</w:t>
+                </w:r>
+              </w:p>
+            </w:tc>
+            <w:tc>
+              <w:tcPr>
+                <w:tcBorders>
+                  <w:top w:color="bdc1c6" w:space="0" w:sz="8" w:val="single"/>
+                  <w:left w:color="bdc1c6" w:space="0" w:sz="8" w:val="single"/>
+                  <w:bottom w:color="bdc1c6" w:space="0" w:sz="8" w:val="single"/>
+                  <w:right w:color="bdc1c6" w:space="0" w:sz="8" w:val="single"/>
+                </w:tcBorders>
+              </w:tcPr>
+              <w:p>
+                <w:pPr>
+                  <w:spacing w:line="360" w:lineRule="auto"/>
+                  <w:rPr/>
+                </w:pPr>
+                <w:r>
+                  <w:rPr>
+                    <w:rtl w:val="0"/>
+                  </w:rPr>
+                  <w:t xml:space="preserve">Prefixo do código postal (CEP) do cliente (apenas os primeiros 5 dígitos).</w:t>
+                </w:r>
+              </w:p>
+            </w:tc>
+          </w:tr>
+          <w:tr>
+            <w:trPr>
+              <w:cantSplit w:val="0"/>
+              <w:tblHeader w:val="0"/>
+            </w:trPr>
+            <w:tc>
+              <w:tcPr>
+                <w:tcBorders>
+                  <w:top w:color="bdc1c6" w:space="0" w:sz="8" w:val="single"/>
+                  <w:left w:color="000000" w:space="0" w:sz="0" w:val="nil"/>
+                  <w:bottom w:color="bdc1c6" w:space="0" w:sz="8" w:val="single"/>
+                  <w:right w:color="bdc1c6" w:space="0" w:sz="8" w:val="single"/>
+                </w:tcBorders>
+              </w:tcPr>
+              <w:p>
+                <w:pPr>
+                  <w:spacing w:line="360" w:lineRule="auto"/>
+                  <w:rPr/>
+                </w:pPr>
+                <w:r>
+                  <w:rPr>
+                    <w:rtl w:val="0"/>
+                  </w:rPr>
+                  <w:t xml:space="preserve">customer_city</w:t>
+                </w:r>
+              </w:p>
+            </w:tc>
+            <w:tc>
+              <w:tcPr>
+                <w:tcBorders>
+                  <w:top w:color="bdc1c6" w:space="0" w:sz="8" w:val="single"/>
+                  <w:left w:color="bdc1c6" w:space="0" w:sz="8" w:val="single"/>
+                  <w:bottom w:color="bdc1c6" w:space="0" w:sz="8" w:val="single"/>
+                  <w:right w:color="bdc1c6" w:space="0" w:sz="8" w:val="single"/>
+                </w:tcBorders>
+              </w:tcPr>
+              <w:p>
+                <w:pPr>
+                  <w:spacing w:line="360" w:lineRule="auto"/>
+                  <w:rPr/>
+                </w:pPr>
+                <w:r>
+                  <w:rPr>
+                    <w:rtl w:val="0"/>
+                  </w:rPr>
+                  <w:t xml:space="preserve">Nome da cidade do cliente.</w:t>
+                </w:r>
+              </w:p>
+            </w:tc>
+          </w:tr>
+          <w:tr>
+            <w:trPr>
+              <w:cantSplit w:val="0"/>
+              <w:tblHeader w:val="0"/>
+            </w:trPr>
+            <w:tc>
+              <w:tcPr>
+                <w:tcBorders>
+                  <w:top w:color="bdc1c6" w:space="0" w:sz="8" w:val="single"/>
+                  <w:left w:color="000000" w:space="0" w:sz="0" w:val="nil"/>
+                  <w:bottom w:color="bdc1c6" w:space="0" w:sz="8" w:val="single"/>
+                  <w:right w:color="bdc1c6" w:space="0" w:sz="8" w:val="single"/>
+                </w:tcBorders>
+              </w:tcPr>
+              <w:p>
+                <w:pPr>
+                  <w:spacing w:line="360" w:lineRule="auto"/>
+                  <w:rPr/>
+                </w:pPr>
+                <w:r>
+                  <w:rPr>
+                    <w:rtl w:val="0"/>
+                  </w:rPr>
+                  <w:t xml:space="preserve">customer_state</w:t>
+                </w:r>
+              </w:p>
+            </w:tc>
+            <w:tc>
+              <w:tcPr>
+                <w:tcBorders>
+                  <w:top w:color="bdc1c6" w:space="0" w:sz="8" w:val="single"/>
+                  <w:left w:color="bdc1c6" w:space="0" w:sz="8" w:val="single"/>
+                  <w:bottom w:color="bdc1c6" w:space="0" w:sz="8" w:val="single"/>
+                  <w:right w:color="bdc1c6" w:space="0" w:sz="8" w:val="single"/>
+                </w:tcBorders>
+              </w:tcPr>
+              <w:p>
+                <w:pPr>
+                  <w:spacing w:line="360" w:lineRule="auto"/>
+                  <w:rPr/>
+                </w:pPr>
+                <w:r>
+                  <w:rPr>
+                    <w:rtl w:val="0"/>
+                  </w:rPr>
+                  <w:t xml:space="preserve">Unidade Federativa (UF) do cliente (ex: SP, RJ, MG).</w:t>
+                </w:r>
+              </w:p>
+            </w:tc>
+          </w:tr>
+        </w:tbl>
+      </w:sdtContent>
+    </w:sdt>
+    <w:p>
+      <w:pPr>
         <w:spacing w:line="360" w:lineRule="auto"/>
-        <w:ind w:left="1440" w:hanging="360"/>
-        <w:rPr>
-          <w:u w:val="none"/>
-        </w:rPr>
-      </w:pPr>
-      <w:r>
-        <w:rPr>
-          <w:rtl w:val="0"/>
-        </w:rPr>
-        <w:t xml:space="preserve">customer_id: Identificador único do cliente gerado pela Olist.</w:t>
-      </w:r>
-    </w:p>
-    <w:p>
-      <w:pPr>
-        <w:numPr>
-          <w:ilvl w:val="0"/>
-          <w:numId w:val="3"/>
-        </w:numPr>
-        <w:spacing w:line="360" w:lineRule="auto"/>
-        <w:ind w:left="1440" w:hanging="360"/>
-        <w:rPr>
-          <w:u w:val="none"/>
-        </w:rPr>
-      </w:pPr>
-      <w:r>
-        <w:rPr>
-          <w:rtl w:val="0"/>
-        </w:rPr>
-        <w:t xml:space="preserve">customer_unique_id: Identificador único por pessoa física/jurídica.</w:t>
-      </w:r>
-    </w:p>
-    <w:p>
-      <w:pPr>
-        <w:numPr>
-          <w:ilvl w:val="0"/>
-          <w:numId w:val="3"/>
-        </w:numPr>
-        <w:spacing w:line="360" w:lineRule="auto"/>
-        <w:ind w:left="1440" w:hanging="360"/>
-        <w:rPr>
-          <w:u w:val="none"/>
-        </w:rPr>
-      </w:pPr>
-      <w:r>
-        <w:rPr>
-          <w:rtl w:val="0"/>
-        </w:rPr>
-        <w:t xml:space="preserve">customer_zip_code_prefix: Prefixo do código postal (CEP) do cliente (apenas os primeiros 5 dígitos).</w:t>
-      </w:r>
-    </w:p>
-    <w:p>
-      <w:pPr>
-        <w:numPr>
-          <w:ilvl w:val="0"/>
-          <w:numId w:val="3"/>
-        </w:numPr>
-        <w:spacing w:line="360" w:lineRule="auto"/>
-        <w:ind w:left="1440" w:hanging="360"/>
-        <w:rPr>
-          <w:u w:val="none"/>
-        </w:rPr>
-      </w:pPr>
-      <w:r>
-        <w:rPr>
-          <w:rtl w:val="0"/>
-        </w:rPr>
-        <w:t xml:space="preserve">customer_city: Nome da cidade do cliente.</w:t>
-      </w:r>
-    </w:p>
-    <w:p>
-      <w:pPr>
-        <w:numPr>
-          <w:ilvl w:val="0"/>
-          <w:numId w:val="3"/>
-        </w:numPr>
-        <w:spacing w:line="360" w:lineRule="auto"/>
-        <w:ind w:left="1440" w:hanging="360"/>
-        <w:rPr>
-          <w:u w:val="none"/>
-        </w:rPr>
-      </w:pPr>
-      <w:r>
-        <w:rPr>
-          <w:rtl w:val="0"/>
-        </w:rPr>
-        <w:t xml:space="preserve">customer_state :Unidade Federativa (UF) do cliente (ex: SP, RJ, MG).</w:t>
-      </w:r>
+        <w:ind w:left="0" w:firstLine="0"/>
+        <w:rPr/>
+      </w:pPr>
       <w:r>
         <w:rPr>
           <w:rtl w:val="0"/>
@@ -10640,8 +11040,8 @@
           <w:u w:val="single"/>
         </w:rPr>
       </w:pPr>
-      <w:bookmarkStart w:colFirst="0" w:colLast="0" w:name="_heading=h.bz3zmndwzxob" w:id="33"/>
-      <w:bookmarkEnd w:id="33"/>
+      <w:bookmarkStart w:colFirst="0" w:colLast="0" w:name="_heading=h.bz3zmndwzxob" w:id="34"/>
+      <w:bookmarkEnd w:id="34"/>
       <w:r>
         <w:rPr>
           <w:rtl w:val="0"/>
@@ -10666,160 +11066,636 @@
         <w:rPr>
           <w:rtl w:val="0"/>
         </w:rPr>
-        <w:t xml:space="preserve">O arquivo list_orders_dataset.csv  contém informações detalhadas sobre os pedidos realizados na plataforma. Abaixo está a descrição detalhada de cada coluna presente nesse arquivo:</w:t>
-      </w:r>
-    </w:p>
-    <w:p>
-      <w:pPr>
-        <w:numPr>
-          <w:ilvl w:val="0"/>
-          <w:numId w:val="8"/>
-        </w:numPr>
+        <w:t xml:space="preserve">O arquivo </w:t>
+      </w:r>
+      <w:r>
+        <w:rPr>
+          <w:rtl w:val="0"/>
+        </w:rPr>
+        <w:t xml:space="preserve">list_orders_dataset.csv</w:t>
+      </w:r>
+      <w:r>
+        <w:rPr>
+          <w:rtl w:val="0"/>
+        </w:rPr>
+        <w:t xml:space="preserve"> contém informações detalhadas sobre os pedidos realizados na plataforma. Abaixo está a descrição detalhada de cada coluna presente nesse arquivo:</w:t>
+      </w:r>
+    </w:p>
+    <w:p>
+      <w:pPr>
+        <w:keepNext w:val="1"/>
+        <w:keepLines w:val="1"/>
+        <w:spacing w:before="200" w:lineRule="auto"/>
+        <w:jc w:val="center"/>
+        <w:rPr>
+          <w:b w:val="1"/>
+          <w:sz w:val="16"/>
+          <w:szCs w:val="16"/>
+        </w:rPr>
+      </w:pPr>
+      <w:bookmarkStart w:colFirst="0" w:colLast="0" w:name="_heading=h.3whwml4" w:id="30"/>
+      <w:bookmarkEnd w:id="30"/>
+      <w:r>
+        <w:rPr>
+          <w:b w:val="1"/>
+          <w:sz w:val="20"/>
+          <w:szCs w:val="20"/>
+          <w:rtl w:val="0"/>
+        </w:rPr>
+        <w:t xml:space="preserve">Quadro 2 - Dicionário de dados do arquivo </w:t>
+      </w:r>
+      <w:r>
+        <w:rPr>
+          <w:b w:val="1"/>
+          <w:sz w:val="20"/>
+          <w:szCs w:val="20"/>
+          <w:rtl w:val="0"/>
+        </w:rPr>
+        <w:t xml:space="preserve">list_orders_dataset.csv</w:t>
+      </w:r>
+      <w:r>
+        <w:rPr>
+          <w:rtl w:val="0"/>
+        </w:rPr>
+      </w:r>
+    </w:p>
+    <w:sdt>
+      <w:sdtPr>
+        <w:lock w:val="contentLocked"/>
+        <w:tag w:val="goog_rdk_1"/>
+      </w:sdtPr>
+      <w:sdtContent>
+        <w:tbl>
+          <w:tblPr>
+            <w:tblStyle w:val="Table2"/>
+            <w:tblpPr w:leftFromText="180" w:rightFromText="180" w:topFromText="180" w:bottomFromText="180" w:vertAnchor="text" w:horzAnchor="text" w:tblpX="0" w:tblpY="0"/>
+            <w:tblW w:w="9090.0" w:type="dxa"/>
+            <w:jc w:val="left"/>
+            <w:tblBorders>
+              <w:top w:color="000000" w:space="0" w:sz="8" w:val="single"/>
+              <w:left w:color="000000" w:space="0" w:sz="8" w:val="single"/>
+              <w:bottom w:color="000000" w:space="0" w:sz="8" w:val="single"/>
+              <w:right w:color="000000" w:space="0" w:sz="8" w:val="single"/>
+              <w:insideH w:color="000000" w:space="0" w:sz="8" w:val="single"/>
+              <w:insideV w:color="000000" w:space="0" w:sz="8" w:val="single"/>
+            </w:tblBorders>
+            <w:tblLayout w:type="fixed"/>
+            <w:tblLook w:val="0600"/>
+          </w:tblPr>
+          <w:tblGrid>
+            <w:gridCol w:w="2595"/>
+            <w:gridCol w:w="6495"/>
+            <w:tblGridChange w:id="0">
+              <w:tblGrid>
+                <w:gridCol w:w="2595"/>
+                <w:gridCol w:w="6495"/>
+              </w:tblGrid>
+            </w:tblGridChange>
+          </w:tblGrid>
+          <w:tr>
+            <w:trPr>
+              <w:cantSplit w:val="0"/>
+              <w:trHeight w:val="440" w:hRule="atLeast"/>
+              <w:tblHeader w:val="1"/>
+            </w:trPr>
+            <w:tc>
+              <w:tcPr>
+                <w:gridSpan w:val="2"/>
+                <w:tcBorders>
+                  <w:top w:color="bdc1c6" w:space="0" w:sz="8" w:val="single"/>
+                  <w:left w:color="000000" w:space="0" w:sz="0" w:val="nil"/>
+                  <w:bottom w:color="bdc1c6" w:space="0" w:sz="8" w:val="single"/>
+                  <w:right w:color="bdc1c6" w:space="0" w:sz="8" w:val="single"/>
+                </w:tcBorders>
+                <w:shd w:fill="f1f3f4" w:val="clear"/>
+              </w:tcPr>
+              <w:p>
+                <w:pPr>
+                  <w:pStyle w:val="Heading2"/>
+                  <w:widowControl w:val="0"/>
+                  <w:spacing w:after="120" w:before="120" w:lineRule="auto"/>
+                  <w:jc w:val="left"/>
+                  <w:rPr/>
+                </w:pPr>
+                <w:bookmarkStart w:colFirst="0" w:colLast="0" w:name="_heading=h.58hfmsrz316m" w:id="35"/>
+                <w:bookmarkEnd w:id="35"/>
+                <w:r>
+                  <w:rPr>
+                    <w:rtl w:val="0"/>
+                  </w:rPr>
+                  <w:t xml:space="preserve">Dicionário de dados do arquivo </w:t>
+                </w:r>
+                <w:r>
+                  <w:rPr>
+                    <w:rtl w:val="0"/>
+                  </w:rPr>
+                  <w:t xml:space="preserve">list_orders_dataset.csv</w:t>
+                </w:r>
+                <w:r>
+                  <w:rPr>
+                    <w:rtl w:val="0"/>
+                  </w:rPr>
+                </w:r>
+              </w:p>
+            </w:tc>
+          </w:tr>
+          <w:tr>
+            <w:trPr>
+              <w:cantSplit w:val="0"/>
+              <w:tblHeader w:val="1"/>
+            </w:trPr>
+            <w:tc>
+              <w:tcPr>
+                <w:tcBorders>
+                  <w:top w:color="bdc1c6" w:space="0" w:sz="8" w:val="single"/>
+                  <w:left w:color="000000" w:space="0" w:sz="0" w:val="nil"/>
+                  <w:bottom w:color="bdc1c6" w:space="0" w:sz="8" w:val="single"/>
+                  <w:right w:color="bdc1c6" w:space="0" w:sz="8" w:val="single"/>
+                </w:tcBorders>
+                <w:shd w:fill="f1f3f4" w:val="clear"/>
+                <w:vAlign w:val="bottom"/>
+              </w:tcPr>
+              <w:p>
+                <w:pPr>
+                  <w:widowControl w:val="0"/>
+                  <w:jc w:val="left"/>
+                  <w:rPr>
+                    <w:sz w:val="22"/>
+                    <w:szCs w:val="22"/>
+                  </w:rPr>
+                </w:pPr>
+                <w:r>
+                  <w:rPr>
+                    <w:sz w:val="22"/>
+                    <w:szCs w:val="22"/>
+                    <w:rtl w:val="0"/>
+                  </w:rPr>
+                  <w:t xml:space="preserve">Campo</w:t>
+                </w:r>
+              </w:p>
+            </w:tc>
+            <w:tc>
+              <w:tcPr>
+                <w:tcBorders>
+                  <w:top w:color="bdc1c6" w:space="0" w:sz="8" w:val="single"/>
+                  <w:left w:color="bdc1c6" w:space="0" w:sz="8" w:val="single"/>
+                  <w:bottom w:color="bdc1c6" w:space="0" w:sz="8" w:val="single"/>
+                  <w:right w:color="bdc1c6" w:space="0" w:sz="8" w:val="single"/>
+                </w:tcBorders>
+                <w:shd w:fill="f1f3f4" w:val="clear"/>
+                <w:vAlign w:val="bottom"/>
+              </w:tcPr>
+              <w:p>
+                <w:pPr>
+                  <w:widowControl w:val="0"/>
+                  <w:jc w:val="left"/>
+                  <w:rPr>
+                    <w:sz w:val="22"/>
+                    <w:szCs w:val="22"/>
+                  </w:rPr>
+                </w:pPr>
+                <w:r>
+                  <w:rPr>
+                    <w:sz w:val="22"/>
+                    <w:szCs w:val="22"/>
+                    <w:rtl w:val="0"/>
+                  </w:rPr>
+                  <w:t xml:space="preserve">Descrição</w:t>
+                </w:r>
+              </w:p>
+            </w:tc>
+          </w:tr>
+          <w:tr>
+            <w:trPr>
+              <w:cantSplit w:val="0"/>
+              <w:tblHeader w:val="0"/>
+            </w:trPr>
+            <w:tc>
+              <w:tcPr>
+                <w:tcBorders>
+                  <w:top w:color="bdc1c6" w:space="0" w:sz="8" w:val="single"/>
+                  <w:left w:color="000000" w:space="0" w:sz="0" w:val="nil"/>
+                  <w:bottom w:color="bdc1c6" w:space="0" w:sz="8" w:val="single"/>
+                  <w:right w:color="bdc1c6" w:space="0" w:sz="8" w:val="single"/>
+                </w:tcBorders>
+              </w:tcPr>
+              <w:p>
+                <w:pPr>
+                  <w:spacing w:line="360" w:lineRule="auto"/>
+                  <w:rPr/>
+                </w:pPr>
+                <w:r>
+                  <w:rPr>
+                    <w:rtl w:val="0"/>
+                  </w:rPr>
+                  <w:t xml:space="preserve">order_id</w:t>
+                </w:r>
+              </w:p>
+            </w:tc>
+            <w:tc>
+              <w:tcPr>
+                <w:tcBorders>
+                  <w:top w:color="bdc1c6" w:space="0" w:sz="8" w:val="single"/>
+                  <w:left w:color="bdc1c6" w:space="0" w:sz="8" w:val="single"/>
+                  <w:bottom w:color="bdc1c6" w:space="0" w:sz="8" w:val="single"/>
+                  <w:right w:color="bdc1c6" w:space="0" w:sz="8" w:val="single"/>
+                </w:tcBorders>
+              </w:tcPr>
+              <w:p>
+                <w:pPr>
+                  <w:spacing w:line="360" w:lineRule="auto"/>
+                  <w:rPr/>
+                </w:pPr>
+                <w:r>
+                  <w:rPr>
+                    <w:rtl w:val="0"/>
+                  </w:rPr>
+                  <w:t xml:space="preserve">Identificador único do pedido.</w:t>
+                </w:r>
+              </w:p>
+              <w:p>
+                <w:pPr>
+                  <w:widowControl w:val="0"/>
+                  <w:jc w:val="left"/>
+                  <w:rPr/>
+                </w:pPr>
+                <w:r>
+                  <w:rPr>
+                    <w:rtl w:val="0"/>
+                  </w:rPr>
+                </w:r>
+              </w:p>
+            </w:tc>
+          </w:tr>
+          <w:tr>
+            <w:trPr>
+              <w:cantSplit w:val="0"/>
+              <w:tblHeader w:val="0"/>
+            </w:trPr>
+            <w:tc>
+              <w:tcPr>
+                <w:tcBorders>
+                  <w:top w:color="bdc1c6" w:space="0" w:sz="8" w:val="single"/>
+                  <w:left w:color="000000" w:space="0" w:sz="0" w:val="nil"/>
+                  <w:bottom w:color="bdc1c6" w:space="0" w:sz="8" w:val="single"/>
+                  <w:right w:color="bdc1c6" w:space="0" w:sz="8" w:val="single"/>
+                </w:tcBorders>
+              </w:tcPr>
+              <w:p>
+                <w:pPr>
+                  <w:spacing w:line="360" w:lineRule="auto"/>
+                  <w:rPr/>
+                </w:pPr>
+                <w:r>
+                  <w:rPr>
+                    <w:rtl w:val="0"/>
+                  </w:rPr>
+                  <w:t xml:space="preserve">customer_id</w:t>
+                </w:r>
+              </w:p>
+            </w:tc>
+            <w:tc>
+              <w:tcPr>
+                <w:tcBorders>
+                  <w:top w:color="bdc1c6" w:space="0" w:sz="8" w:val="single"/>
+                  <w:left w:color="bdc1c6" w:space="0" w:sz="8" w:val="single"/>
+                  <w:bottom w:color="bdc1c6" w:space="0" w:sz="8" w:val="single"/>
+                  <w:right w:color="bdc1c6" w:space="0" w:sz="8" w:val="single"/>
+                </w:tcBorders>
+              </w:tcPr>
+              <w:p>
+                <w:pPr>
+                  <w:spacing w:line="360" w:lineRule="auto"/>
+                  <w:rPr/>
+                </w:pPr>
+                <w:r>
+                  <w:rPr>
+                    <w:rtl w:val="0"/>
+                  </w:rPr>
+                  <w:t xml:space="preserve"> Identificador do cliente que realizou o pedido.</w:t>
+                </w:r>
+              </w:p>
+            </w:tc>
+          </w:tr>
+          <w:tr>
+            <w:trPr>
+              <w:cantSplit w:val="0"/>
+              <w:tblHeader w:val="0"/>
+            </w:trPr>
+            <w:tc>
+              <w:tcPr>
+                <w:tcBorders>
+                  <w:top w:color="bdc1c6" w:space="0" w:sz="8" w:val="single"/>
+                  <w:left w:color="000000" w:space="0" w:sz="0" w:val="nil"/>
+                  <w:bottom w:color="bdc1c6" w:space="0" w:sz="8" w:val="single"/>
+                  <w:right w:color="bdc1c6" w:space="0" w:sz="8" w:val="single"/>
+                </w:tcBorders>
+              </w:tcPr>
+              <w:p>
+                <w:pPr>
+                  <w:spacing w:line="360" w:lineRule="auto"/>
+                  <w:rPr/>
+                </w:pPr>
+                <w:r>
+                  <w:rPr>
+                    <w:rtl w:val="0"/>
+                  </w:rPr>
+                  <w:t xml:space="preserve">order_status</w:t>
+                </w:r>
+              </w:p>
+            </w:tc>
+            <w:tc>
+              <w:tcPr>
+                <w:tcBorders>
+                  <w:top w:color="bdc1c6" w:space="0" w:sz="8" w:val="single"/>
+                  <w:left w:color="bdc1c6" w:space="0" w:sz="8" w:val="single"/>
+                  <w:bottom w:color="bdc1c6" w:space="0" w:sz="8" w:val="single"/>
+                  <w:right w:color="bdc1c6" w:space="0" w:sz="8" w:val="single"/>
+                </w:tcBorders>
+              </w:tcPr>
+              <w:p>
+                <w:pPr>
+                  <w:spacing w:line="360" w:lineRule="auto"/>
+                  <w:rPr/>
+                </w:pPr>
+                <w:r>
+                  <w:rPr>
+                    <w:rtl w:val="0"/>
+                  </w:rPr>
+                  <w:t xml:space="preserve"> Status atual do pedido.</w:t>
+                </w:r>
+              </w:p>
+            </w:tc>
+          </w:tr>
+          <w:tr>
+            <w:trPr>
+              <w:cantSplit w:val="0"/>
+              <w:tblHeader w:val="0"/>
+            </w:trPr>
+            <w:tc>
+              <w:tcPr>
+                <w:tcBorders>
+                  <w:top w:color="bdc1c6" w:space="0" w:sz="8" w:val="single"/>
+                  <w:left w:color="000000" w:space="0" w:sz="0" w:val="nil"/>
+                  <w:bottom w:color="bdc1c6" w:space="0" w:sz="8" w:val="single"/>
+                  <w:right w:color="bdc1c6" w:space="0" w:sz="8" w:val="single"/>
+                </w:tcBorders>
+              </w:tcPr>
+              <w:p>
+                <w:pPr>
+                  <w:spacing w:line="360" w:lineRule="auto"/>
+                  <w:rPr/>
+                </w:pPr>
+                <w:r>
+                  <w:rPr>
+                    <w:rtl w:val="0"/>
+                  </w:rPr>
+                  <w:t xml:space="preserve">order_purchase_timestamp</w:t>
+                </w:r>
+              </w:p>
+            </w:tc>
+            <w:tc>
+              <w:tcPr>
+                <w:tcBorders>
+                  <w:top w:color="bdc1c6" w:space="0" w:sz="8" w:val="single"/>
+                  <w:left w:color="bdc1c6" w:space="0" w:sz="8" w:val="single"/>
+                  <w:bottom w:color="bdc1c6" w:space="0" w:sz="8" w:val="single"/>
+                  <w:right w:color="bdc1c6" w:space="0" w:sz="8" w:val="single"/>
+                </w:tcBorders>
+              </w:tcPr>
+              <w:p>
+                <w:pPr>
+                  <w:spacing w:line="360" w:lineRule="auto"/>
+                  <w:rPr/>
+                </w:pPr>
+                <w:r>
+                  <w:rPr>
+                    <w:rtl w:val="0"/>
+                  </w:rPr>
+                  <w:t xml:space="preserve">Data e hora em que o pedido foi realizado.</w:t>
+                </w:r>
+              </w:p>
+            </w:tc>
+          </w:tr>
+          <w:tr>
+            <w:trPr>
+              <w:cantSplit w:val="0"/>
+              <w:tblHeader w:val="0"/>
+            </w:trPr>
+            <w:tc>
+              <w:tcPr>
+                <w:tcBorders>
+                  <w:top w:color="bdc1c6" w:space="0" w:sz="8" w:val="single"/>
+                  <w:left w:color="000000" w:space="0" w:sz="0" w:val="nil"/>
+                  <w:bottom w:color="bdc1c6" w:space="0" w:sz="8" w:val="single"/>
+                  <w:right w:color="bdc1c6" w:space="0" w:sz="8" w:val="single"/>
+                </w:tcBorders>
+              </w:tcPr>
+              <w:p>
+                <w:pPr>
+                  <w:spacing w:line="360" w:lineRule="auto"/>
+                  <w:rPr/>
+                </w:pPr>
+                <w:r>
+                  <w:rPr>
+                    <w:rtl w:val="0"/>
+                  </w:rPr>
+                  <w:t xml:space="preserve">order_approved_a</w:t>
+                </w:r>
+              </w:p>
+            </w:tc>
+            <w:tc>
+              <w:tcPr>
+                <w:tcBorders>
+                  <w:top w:color="bdc1c6" w:space="0" w:sz="8" w:val="single"/>
+                  <w:left w:color="bdc1c6" w:space="0" w:sz="8" w:val="single"/>
+                  <w:bottom w:color="bdc1c6" w:space="0" w:sz="8" w:val="single"/>
+                  <w:right w:color="bdc1c6" w:space="0" w:sz="8" w:val="single"/>
+                </w:tcBorders>
+              </w:tcPr>
+              <w:p>
+                <w:pPr>
+                  <w:spacing w:line="360" w:lineRule="auto"/>
+                  <w:rPr/>
+                </w:pPr>
+                <w:r>
+                  <w:rPr>
+                    <w:rtl w:val="0"/>
+                  </w:rPr>
+                  <w:t xml:space="preserve">Data e hora em que o pagamento foi aprovado.</w:t>
+                </w:r>
+              </w:p>
+            </w:tc>
+          </w:tr>
+          <w:tr>
+            <w:trPr>
+              <w:cantSplit w:val="0"/>
+              <w:tblHeader w:val="0"/>
+            </w:trPr>
+            <w:tc>
+              <w:tcPr>
+                <w:tcBorders>
+                  <w:top w:color="bdc1c6" w:space="0" w:sz="8" w:val="single"/>
+                  <w:left w:color="000000" w:space="0" w:sz="0" w:val="nil"/>
+                  <w:bottom w:color="bdc1c6" w:space="0" w:sz="8" w:val="single"/>
+                  <w:right w:color="bdc1c6" w:space="0" w:sz="8" w:val="single"/>
+                </w:tcBorders>
+              </w:tcPr>
+              <w:p>
+                <w:pPr>
+                  <w:spacing w:line="360" w:lineRule="auto"/>
+                  <w:rPr/>
+                </w:pPr>
+                <w:r>
+                  <w:rPr>
+                    <w:rtl w:val="0"/>
+                  </w:rPr>
+                  <w:t xml:space="preserve">order_delivered_carrier_date</w:t>
+                </w:r>
+              </w:p>
+            </w:tc>
+            <w:tc>
+              <w:tcPr>
+                <w:tcBorders>
+                  <w:top w:color="bdc1c6" w:space="0" w:sz="8" w:val="single"/>
+                  <w:left w:color="bdc1c6" w:space="0" w:sz="8" w:val="single"/>
+                  <w:bottom w:color="bdc1c6" w:space="0" w:sz="8" w:val="single"/>
+                  <w:right w:color="bdc1c6" w:space="0" w:sz="8" w:val="single"/>
+                </w:tcBorders>
+              </w:tcPr>
+              <w:p>
+                <w:pPr>
+                  <w:spacing w:line="360" w:lineRule="auto"/>
+                  <w:rPr/>
+                </w:pPr>
+                <w:r>
+                  <w:rPr>
+                    <w:rtl w:val="0"/>
+                  </w:rPr>
+                  <w:t xml:space="preserve"> Data em que o pedido foi entregue à transportadora.</w:t>
+                </w:r>
+              </w:p>
+            </w:tc>
+          </w:tr>
+          <w:tr>
+            <w:trPr>
+              <w:cantSplit w:val="0"/>
+              <w:tblHeader w:val="0"/>
+            </w:trPr>
+            <w:tc>
+              <w:tcPr>
+                <w:tcBorders>
+                  <w:top w:color="bdc1c6" w:space="0" w:sz="8" w:val="single"/>
+                  <w:left w:color="000000" w:space="0" w:sz="0" w:val="nil"/>
+                  <w:bottom w:color="bdc1c6" w:space="0" w:sz="8" w:val="single"/>
+                  <w:right w:color="bdc1c6" w:space="0" w:sz="8" w:val="single"/>
+                </w:tcBorders>
+              </w:tcPr>
+              <w:p>
+                <w:pPr>
+                  <w:spacing w:line="360" w:lineRule="auto"/>
+                  <w:rPr/>
+                </w:pPr>
+                <w:r>
+                  <w:rPr>
+                    <w:rtl w:val="0"/>
+                  </w:rPr>
+                  <w:t xml:space="preserve">order_delivered_customer_date</w:t>
+                </w:r>
+              </w:p>
+            </w:tc>
+            <w:tc>
+              <w:tcPr>
+                <w:tcBorders>
+                  <w:top w:color="bdc1c6" w:space="0" w:sz="8" w:val="single"/>
+                  <w:left w:color="bdc1c6" w:space="0" w:sz="8" w:val="single"/>
+                  <w:bottom w:color="bdc1c6" w:space="0" w:sz="8" w:val="single"/>
+                  <w:right w:color="bdc1c6" w:space="0" w:sz="8" w:val="single"/>
+                </w:tcBorders>
+              </w:tcPr>
+              <w:p>
+                <w:pPr>
+                  <w:spacing w:line="360" w:lineRule="auto"/>
+                  <w:rPr/>
+                </w:pPr>
+                <w:r>
+                  <w:rPr>
+                    <w:rtl w:val="0"/>
+                  </w:rPr>
+                  <w:t xml:space="preserve">Data em que o pedido foi entregue ao cliente. </w:t>
+                </w:r>
+              </w:p>
+            </w:tc>
+          </w:tr>
+          <w:tr>
+            <w:trPr>
+              <w:cantSplit w:val="0"/>
+              <w:tblHeader w:val="0"/>
+            </w:trPr>
+            <w:tc>
+              <w:tcPr>
+                <w:tcBorders>
+                  <w:top w:color="bdc1c6" w:space="0" w:sz="8" w:val="single"/>
+                  <w:left w:color="000000" w:space="0" w:sz="0" w:val="nil"/>
+                  <w:bottom w:color="bdc1c6" w:space="0" w:sz="8" w:val="single"/>
+                  <w:right w:color="bdc1c6" w:space="0" w:sz="8" w:val="single"/>
+                </w:tcBorders>
+              </w:tcPr>
+              <w:p>
+                <w:pPr>
+                  <w:spacing w:line="360" w:lineRule="auto"/>
+                  <w:rPr/>
+                </w:pPr>
+                <w:r>
+                  <w:rPr>
+                    <w:rtl w:val="0"/>
+                  </w:rPr>
+                  <w:t xml:space="preserve">order_estimated_delivery_date</w:t>
+                </w:r>
+              </w:p>
+            </w:tc>
+            <w:tc>
+              <w:tcPr>
+                <w:tcBorders>
+                  <w:top w:color="bdc1c6" w:space="0" w:sz="8" w:val="single"/>
+                  <w:left w:color="bdc1c6" w:space="0" w:sz="8" w:val="single"/>
+                  <w:bottom w:color="bdc1c6" w:space="0" w:sz="8" w:val="single"/>
+                  <w:right w:color="bdc1c6" w:space="0" w:sz="8" w:val="single"/>
+                </w:tcBorders>
+              </w:tcPr>
+              <w:p>
+                <w:pPr>
+                  <w:spacing w:line="360" w:lineRule="auto"/>
+                  <w:rPr/>
+                </w:pPr>
+                <w:r>
+                  <w:rPr>
+                    <w:rtl w:val="0"/>
+                  </w:rPr>
+                  <w:t xml:space="preserve"> Data estimada para a entrega do pedido. </w:t>
+                </w:r>
+              </w:p>
+            </w:tc>
+          </w:tr>
+        </w:tbl>
+      </w:sdtContent>
+    </w:sdt>
+    <w:p>
+      <w:pPr>
+        <w:rPr/>
+      </w:pPr>
+      <w:r>
+        <w:rPr>
+          <w:rtl w:val="0"/>
+        </w:rPr>
+      </w:r>
+    </w:p>
+    <w:p>
+      <w:pPr>
         <w:spacing w:line="360" w:lineRule="auto"/>
-        <w:ind w:left="1440" w:hanging="360"/>
-        <w:rPr>
-          <w:u w:val="none"/>
-        </w:rPr>
-      </w:pPr>
-      <w:r>
-        <w:rPr>
-          <w:rtl w:val="0"/>
-        </w:rPr>
-        <w:t xml:space="preserve">order_id: Identificador único do pedido.</w:t>
-      </w:r>
-    </w:p>
-    <w:p>
-      <w:pPr>
-        <w:numPr>
-          <w:ilvl w:val="0"/>
-          <w:numId w:val="8"/>
-        </w:numPr>
-        <w:spacing w:line="360" w:lineRule="auto"/>
-        <w:ind w:left="1440" w:hanging="360"/>
-        <w:rPr>
-          <w:u w:val="none"/>
-        </w:rPr>
-      </w:pPr>
-      <w:r>
-        <w:rPr>
-          <w:rtl w:val="0"/>
-        </w:rPr>
-        <w:t xml:space="preserve">customer_id:  Identificador do cliente que realizou o pedido.</w:t>
-      </w:r>
-    </w:p>
-    <w:p>
-      <w:pPr>
-        <w:numPr>
-          <w:ilvl w:val="0"/>
-          <w:numId w:val="8"/>
-        </w:numPr>
-        <w:spacing w:line="360" w:lineRule="auto"/>
-        <w:ind w:left="1440" w:hanging="360"/>
-        <w:rPr>
-          <w:u w:val="none"/>
-        </w:rPr>
-      </w:pPr>
-      <w:r>
-        <w:rPr>
-          <w:rtl w:val="0"/>
-        </w:rPr>
-        <w:t xml:space="preserve">order_status: Status atual do pedido. </w:t>
-      </w:r>
-    </w:p>
-    <w:p>
-      <w:pPr>
-        <w:numPr>
-          <w:ilvl w:val="0"/>
-          <w:numId w:val="8"/>
-        </w:numPr>
-        <w:spacing w:line="360" w:lineRule="auto"/>
-        <w:ind w:left="1440" w:hanging="360"/>
-        <w:rPr>
-          <w:u w:val="none"/>
-        </w:rPr>
-      </w:pPr>
-      <w:r>
-        <w:rPr>
-          <w:rtl w:val="0"/>
-        </w:rPr>
-        <w:t xml:space="preserve">order_purchase_timestamp :Data e hora em que o pedido foi realizado.</w:t>
-      </w:r>
-    </w:p>
-    <w:p>
-      <w:pPr>
-        <w:numPr>
-          <w:ilvl w:val="0"/>
-          <w:numId w:val="8"/>
-        </w:numPr>
-        <w:spacing w:line="360" w:lineRule="auto"/>
-        <w:ind w:left="1440" w:hanging="360"/>
-        <w:rPr>
-          <w:u w:val="none"/>
-        </w:rPr>
-      </w:pPr>
-      <w:r>
-        <w:rPr>
-          <w:rtl w:val="0"/>
-        </w:rPr>
-        <w:t xml:space="preserve">order_approved_at: Data e hora em que o pagamento foi aprovado.</w:t>
-      </w:r>
-    </w:p>
-    <w:p>
-      <w:pPr>
-        <w:numPr>
-          <w:ilvl w:val="0"/>
-          <w:numId w:val="8"/>
-        </w:numPr>
-        <w:spacing w:line="360" w:lineRule="auto"/>
-        <w:ind w:left="1440" w:hanging="360"/>
-        <w:rPr>
-          <w:u w:val="none"/>
-        </w:rPr>
-      </w:pPr>
-      <w:r>
-        <w:rPr>
-          <w:rtl w:val="0"/>
-        </w:rPr>
-        <w:t xml:space="preserve">order_delivered_carrier_date: Data em que o pedido foi entregue à transportadora.</w:t>
-      </w:r>
-    </w:p>
-    <w:p>
-      <w:pPr>
-        <w:numPr>
-          <w:ilvl w:val="0"/>
-          <w:numId w:val="8"/>
-        </w:numPr>
-        <w:spacing w:line="360" w:lineRule="auto"/>
-        <w:ind w:left="1440" w:hanging="360"/>
-        <w:rPr>
-          <w:u w:val="none"/>
-        </w:rPr>
-      </w:pPr>
-      <w:r>
-        <w:rPr>
-          <w:rtl w:val="0"/>
-        </w:rPr>
-        <w:t xml:space="preserve">order_delivered_customer_date: Data em que o pedido foi entregue ao cliente. </w:t>
-      </w:r>
-    </w:p>
-    <w:p>
-      <w:pPr>
-        <w:numPr>
-          <w:ilvl w:val="0"/>
-          <w:numId w:val="8"/>
-        </w:numPr>
-        <w:spacing w:line="360" w:lineRule="auto"/>
-        <w:ind w:left="1440" w:hanging="360"/>
-        <w:rPr>
-          <w:u w:val="none"/>
-        </w:rPr>
-      </w:pPr>
-      <w:r>
-        <w:rPr>
-          <w:rtl w:val="0"/>
-        </w:rPr>
-        <w:t xml:space="preserve">order_estimated_delivery_date: Data estimada para a entrega do pedido. </w:t>
-      </w:r>
+        <w:ind w:left="0" w:firstLine="0"/>
+        <w:rPr/>
+      </w:pPr>
       <w:r>
         <w:rPr>
           <w:rtl w:val="0"/>
@@ -10834,8 +11710,8 @@
           <w:u w:val="single"/>
         </w:rPr>
       </w:pPr>
-      <w:bookmarkStart w:colFirst="0" w:colLast="0" w:name="_heading=h.y7s1k2ie8lue" w:id="34"/>
-      <w:bookmarkEnd w:id="34"/>
+      <w:bookmarkStart w:colFirst="0" w:colLast="0" w:name="_heading=h.y7s1k2ie8lue" w:id="36"/>
+      <w:bookmarkEnd w:id="36"/>
       <w:r>
         <w:rPr>
           <w:rtl w:val="0"/>
@@ -10865,136 +11741,493 @@
     </w:p>
     <w:p>
       <w:pPr>
-        <w:numPr>
-          <w:ilvl w:val="0"/>
-          <w:numId w:val="7"/>
-        </w:numPr>
+        <w:keepNext w:val="1"/>
+        <w:keepLines w:val="1"/>
+        <w:spacing w:before="200" w:lineRule="auto"/>
+        <w:jc w:val="center"/>
+        <w:rPr>
+          <w:b w:val="1"/>
+          <w:sz w:val="20"/>
+          <w:szCs w:val="20"/>
+        </w:rPr>
+      </w:pPr>
+      <w:bookmarkStart w:colFirst="0" w:colLast="0" w:name="_heading=h.3whwml4" w:id="30"/>
+      <w:bookmarkEnd w:id="30"/>
+      <w:r>
+        <w:rPr>
+          <w:b w:val="1"/>
+          <w:sz w:val="20"/>
+          <w:szCs w:val="20"/>
+          <w:rtl w:val="0"/>
+        </w:rPr>
+        <w:t xml:space="preserve">Quadro 3 - Dicionário de dados do arquivo olist_order_items_dataset.csv</w:t>
+      </w:r>
+    </w:p>
+    <w:sdt>
+      <w:sdtPr>
+        <w:lock w:val="contentLocked"/>
+        <w:tag w:val="goog_rdk_2"/>
+      </w:sdtPr>
+      <w:sdtContent>
+        <w:tbl>
+          <w:tblPr>
+            <w:tblStyle w:val="Table3"/>
+            <w:tblpPr w:leftFromText="180" w:rightFromText="180" w:topFromText="180" w:bottomFromText="180" w:vertAnchor="text" w:horzAnchor="text" w:tblpX="0" w:tblpY="0"/>
+            <w:tblW w:w="9090.0" w:type="dxa"/>
+            <w:jc w:val="left"/>
+            <w:tblBorders>
+              <w:top w:color="000000" w:space="0" w:sz="8" w:val="single"/>
+              <w:left w:color="000000" w:space="0" w:sz="8" w:val="single"/>
+              <w:bottom w:color="000000" w:space="0" w:sz="8" w:val="single"/>
+              <w:right w:color="000000" w:space="0" w:sz="8" w:val="single"/>
+              <w:insideH w:color="000000" w:space="0" w:sz="8" w:val="single"/>
+              <w:insideV w:color="000000" w:space="0" w:sz="8" w:val="single"/>
+            </w:tblBorders>
+            <w:tblLayout w:type="fixed"/>
+            <w:tblLook w:val="0600"/>
+          </w:tblPr>
+          <w:tblGrid>
+            <w:gridCol w:w="2595"/>
+            <w:gridCol w:w="6495"/>
+            <w:tblGridChange w:id="0">
+              <w:tblGrid>
+                <w:gridCol w:w="2595"/>
+                <w:gridCol w:w="6495"/>
+              </w:tblGrid>
+            </w:tblGridChange>
+          </w:tblGrid>
+          <w:tr>
+            <w:trPr>
+              <w:cantSplit w:val="0"/>
+              <w:trHeight w:val="440" w:hRule="atLeast"/>
+              <w:tblHeader w:val="1"/>
+            </w:trPr>
+            <w:tc>
+              <w:tcPr>
+                <w:gridSpan w:val="2"/>
+                <w:tcBorders>
+                  <w:top w:color="bdc1c6" w:space="0" w:sz="8" w:val="single"/>
+                  <w:left w:color="000000" w:space="0" w:sz="0" w:val="nil"/>
+                  <w:bottom w:color="bdc1c6" w:space="0" w:sz="8" w:val="single"/>
+                  <w:right w:color="bdc1c6" w:space="0" w:sz="8" w:val="single"/>
+                </w:tcBorders>
+                <w:shd w:fill="f1f3f4" w:val="clear"/>
+              </w:tcPr>
+              <w:p>
+                <w:pPr>
+                  <w:pStyle w:val="Heading2"/>
+                  <w:widowControl w:val="0"/>
+                  <w:spacing w:after="120" w:before="120" w:lineRule="auto"/>
+                  <w:jc w:val="left"/>
+                  <w:rPr/>
+                </w:pPr>
+                <w:bookmarkStart w:colFirst="0" w:colLast="0" w:name="_heading=h.p5qf03ivu05n" w:id="37"/>
+                <w:bookmarkEnd w:id="37"/>
+                <w:r>
+                  <w:rPr>
+                    <w:rtl w:val="0"/>
+                  </w:rPr>
+                  <w:t xml:space="preserve">Dicionário de dados do arquivo </w:t>
+                </w:r>
+                <w:r>
+                  <w:rPr>
+                    <w:rtl w:val="0"/>
+                  </w:rPr>
+                  <w:t xml:space="preserve">olist_order_items_dataset.csv</w:t>
+                </w:r>
+                <w:r>
+                  <w:rPr>
+                    <w:rtl w:val="0"/>
+                  </w:rPr>
+                </w:r>
+              </w:p>
+            </w:tc>
+          </w:tr>
+          <w:tr>
+            <w:trPr>
+              <w:cantSplit w:val="0"/>
+              <w:tblHeader w:val="1"/>
+            </w:trPr>
+            <w:tc>
+              <w:tcPr>
+                <w:tcBorders>
+                  <w:top w:color="bdc1c6" w:space="0" w:sz="8" w:val="single"/>
+                  <w:left w:color="000000" w:space="0" w:sz="0" w:val="nil"/>
+                  <w:bottom w:color="bdc1c6" w:space="0" w:sz="8" w:val="single"/>
+                  <w:right w:color="bdc1c6" w:space="0" w:sz="8" w:val="single"/>
+                </w:tcBorders>
+                <w:shd w:fill="f1f3f4" w:val="clear"/>
+                <w:vAlign w:val="bottom"/>
+              </w:tcPr>
+              <w:p>
+                <w:pPr>
+                  <w:widowControl w:val="0"/>
+                  <w:jc w:val="left"/>
+                  <w:rPr>
+                    <w:sz w:val="22"/>
+                    <w:szCs w:val="22"/>
+                  </w:rPr>
+                </w:pPr>
+                <w:r>
+                  <w:rPr>
+                    <w:sz w:val="22"/>
+                    <w:szCs w:val="22"/>
+                    <w:rtl w:val="0"/>
+                  </w:rPr>
+                  <w:t xml:space="preserve">Campo</w:t>
+                </w:r>
+              </w:p>
+            </w:tc>
+            <w:tc>
+              <w:tcPr>
+                <w:tcBorders>
+                  <w:top w:color="bdc1c6" w:space="0" w:sz="8" w:val="single"/>
+                  <w:left w:color="bdc1c6" w:space="0" w:sz="8" w:val="single"/>
+                  <w:bottom w:color="bdc1c6" w:space="0" w:sz="8" w:val="single"/>
+                  <w:right w:color="bdc1c6" w:space="0" w:sz="8" w:val="single"/>
+                </w:tcBorders>
+                <w:shd w:fill="f1f3f4" w:val="clear"/>
+                <w:vAlign w:val="bottom"/>
+              </w:tcPr>
+              <w:p>
+                <w:pPr>
+                  <w:widowControl w:val="0"/>
+                  <w:jc w:val="left"/>
+                  <w:rPr>
+                    <w:sz w:val="22"/>
+                    <w:szCs w:val="22"/>
+                  </w:rPr>
+                </w:pPr>
+                <w:r>
+                  <w:rPr>
+                    <w:sz w:val="22"/>
+                    <w:szCs w:val="22"/>
+                    <w:rtl w:val="0"/>
+                  </w:rPr>
+                  <w:t xml:space="preserve">Descrição</w:t>
+                </w:r>
+              </w:p>
+            </w:tc>
+          </w:tr>
+          <w:tr>
+            <w:trPr>
+              <w:cantSplit w:val="0"/>
+              <w:tblHeader w:val="0"/>
+            </w:trPr>
+            <w:tc>
+              <w:tcPr>
+                <w:tcBorders>
+                  <w:top w:color="bdc1c6" w:space="0" w:sz="8" w:val="single"/>
+                  <w:left w:color="000000" w:space="0" w:sz="0" w:val="nil"/>
+                  <w:bottom w:color="bdc1c6" w:space="0" w:sz="8" w:val="single"/>
+                  <w:right w:color="bdc1c6" w:space="0" w:sz="8" w:val="single"/>
+                </w:tcBorders>
+              </w:tcPr>
+              <w:p>
+                <w:pPr>
+                  <w:spacing w:line="360" w:lineRule="auto"/>
+                  <w:rPr/>
+                </w:pPr>
+                <w:r>
+                  <w:rPr>
+                    <w:rtl w:val="0"/>
+                  </w:rPr>
+                  <w:t xml:space="preserve">order_id</w:t>
+                </w:r>
+              </w:p>
+            </w:tc>
+            <w:tc>
+              <w:tcPr>
+                <w:tcBorders>
+                  <w:top w:color="bdc1c6" w:space="0" w:sz="8" w:val="single"/>
+                  <w:left w:color="bdc1c6" w:space="0" w:sz="8" w:val="single"/>
+                  <w:bottom w:color="bdc1c6" w:space="0" w:sz="8" w:val="single"/>
+                  <w:right w:color="bdc1c6" w:space="0" w:sz="8" w:val="single"/>
+                </w:tcBorders>
+              </w:tcPr>
+              <w:p>
+                <w:pPr>
+                  <w:spacing w:line="360" w:lineRule="auto"/>
+                  <w:rPr/>
+                </w:pPr>
+                <w:r>
+                  <w:rPr>
+                    <w:rtl w:val="0"/>
+                  </w:rPr>
+                  <w:t xml:space="preserve"> Identificador único do pedido.</w:t>
+                </w:r>
+              </w:p>
+            </w:tc>
+          </w:tr>
+          <w:tr>
+            <w:trPr>
+              <w:cantSplit w:val="0"/>
+              <w:tblHeader w:val="0"/>
+            </w:trPr>
+            <w:tc>
+              <w:tcPr>
+                <w:tcBorders>
+                  <w:top w:color="bdc1c6" w:space="0" w:sz="8" w:val="single"/>
+                  <w:left w:color="000000" w:space="0" w:sz="0" w:val="nil"/>
+                  <w:bottom w:color="bdc1c6" w:space="0" w:sz="8" w:val="single"/>
+                  <w:right w:color="bdc1c6" w:space="0" w:sz="8" w:val="single"/>
+                </w:tcBorders>
+              </w:tcPr>
+              <w:p>
+                <w:pPr>
+                  <w:spacing w:line="360" w:lineRule="auto"/>
+                  <w:rPr/>
+                </w:pPr>
+                <w:r>
+                  <w:rPr>
+                    <w:rtl w:val="0"/>
+                  </w:rPr>
+                  <w:t xml:space="preserve">order_item_id</w:t>
+                </w:r>
+              </w:p>
+            </w:tc>
+            <w:tc>
+              <w:tcPr>
+                <w:tcBorders>
+                  <w:top w:color="bdc1c6" w:space="0" w:sz="8" w:val="single"/>
+                  <w:left w:color="bdc1c6" w:space="0" w:sz="8" w:val="single"/>
+                  <w:bottom w:color="bdc1c6" w:space="0" w:sz="8" w:val="single"/>
+                  <w:right w:color="bdc1c6" w:space="0" w:sz="8" w:val="single"/>
+                </w:tcBorders>
+              </w:tcPr>
+              <w:p>
+                <w:pPr>
+                  <w:spacing w:line="360" w:lineRule="auto"/>
+                  <w:rPr/>
+                </w:pPr>
+                <w:r>
+                  <w:rPr>
+                    <w:rtl w:val="0"/>
+                  </w:rPr>
+                  <w:t xml:space="preserve">Número sequencial que indica a posição do item dentro do pedido</w:t>
+                </w:r>
+              </w:p>
+            </w:tc>
+          </w:tr>
+          <w:tr>
+            <w:trPr>
+              <w:cantSplit w:val="0"/>
+              <w:tblHeader w:val="0"/>
+            </w:trPr>
+            <w:tc>
+              <w:tcPr>
+                <w:tcBorders>
+                  <w:top w:color="bdc1c6" w:space="0" w:sz="8" w:val="single"/>
+                  <w:left w:color="000000" w:space="0" w:sz="0" w:val="nil"/>
+                  <w:bottom w:color="bdc1c6" w:space="0" w:sz="8" w:val="single"/>
+                  <w:right w:color="bdc1c6" w:space="0" w:sz="8" w:val="single"/>
+                </w:tcBorders>
+              </w:tcPr>
+              <w:p>
+                <w:pPr>
+                  <w:spacing w:line="360" w:lineRule="auto"/>
+                  <w:rPr/>
+                </w:pPr>
+                <w:r>
+                  <w:rPr>
+                    <w:rtl w:val="0"/>
+                  </w:rPr>
+                  <w:t xml:space="preserve">seller_id</w:t>
+                </w:r>
+              </w:p>
+            </w:tc>
+            <w:tc>
+              <w:tcPr>
+                <w:tcBorders>
+                  <w:top w:color="bdc1c6" w:space="0" w:sz="8" w:val="single"/>
+                  <w:left w:color="bdc1c6" w:space="0" w:sz="8" w:val="single"/>
+                  <w:bottom w:color="bdc1c6" w:space="0" w:sz="8" w:val="single"/>
+                  <w:right w:color="bdc1c6" w:space="0" w:sz="8" w:val="single"/>
+                </w:tcBorders>
+              </w:tcPr>
+              <w:p>
+                <w:pPr>
+                  <w:spacing w:line="360" w:lineRule="auto"/>
+                  <w:rPr/>
+                </w:pPr>
+                <w:r>
+                  <w:rPr>
+                    <w:rtl w:val="0"/>
+                  </w:rPr>
+                  <w:t xml:space="preserve"> Identificador único do vendedor responsável pelo item.</w:t>
+                </w:r>
+              </w:p>
+            </w:tc>
+          </w:tr>
+          <w:tr>
+            <w:trPr>
+              <w:cantSplit w:val="0"/>
+              <w:tblHeader w:val="0"/>
+            </w:trPr>
+            <w:tc>
+              <w:tcPr>
+                <w:tcBorders>
+                  <w:top w:color="bdc1c6" w:space="0" w:sz="8" w:val="single"/>
+                  <w:left w:color="000000" w:space="0" w:sz="0" w:val="nil"/>
+                  <w:bottom w:color="bdc1c6" w:space="0" w:sz="8" w:val="single"/>
+                  <w:right w:color="bdc1c6" w:space="0" w:sz="8" w:val="single"/>
+                </w:tcBorders>
+              </w:tcPr>
+              <w:p>
+                <w:pPr>
+                  <w:spacing w:line="360" w:lineRule="auto"/>
+                  <w:rPr/>
+                </w:pPr>
+                <w:r>
+                  <w:rPr>
+                    <w:rtl w:val="0"/>
+                  </w:rPr>
+                  <w:t xml:space="preserve">shipping_limit_date</w:t>
+                </w:r>
+              </w:p>
+            </w:tc>
+            <w:tc>
+              <w:tcPr>
+                <w:tcBorders>
+                  <w:top w:color="bdc1c6" w:space="0" w:sz="8" w:val="single"/>
+                  <w:left w:color="bdc1c6" w:space="0" w:sz="8" w:val="single"/>
+                  <w:bottom w:color="bdc1c6" w:space="0" w:sz="8" w:val="single"/>
+                  <w:right w:color="bdc1c6" w:space="0" w:sz="8" w:val="single"/>
+                </w:tcBorders>
+              </w:tcPr>
+              <w:p>
+                <w:pPr>
+                  <w:spacing w:line="360" w:lineRule="auto"/>
+                  <w:rPr/>
+                </w:pPr>
+                <w:r>
+                  <w:rPr>
+                    <w:rtl w:val="0"/>
+                  </w:rPr>
+                  <w:t xml:space="preserve">Data limite para o envio do item pelo vendedor.</w:t>
+                </w:r>
+              </w:p>
+            </w:tc>
+          </w:tr>
+          <w:tr>
+            <w:trPr>
+              <w:cantSplit w:val="0"/>
+              <w:tblHeader w:val="0"/>
+            </w:trPr>
+            <w:tc>
+              <w:tcPr>
+                <w:tcBorders>
+                  <w:top w:color="bdc1c6" w:space="0" w:sz="8" w:val="single"/>
+                  <w:left w:color="000000" w:space="0" w:sz="0" w:val="nil"/>
+                  <w:bottom w:color="bdc1c6" w:space="0" w:sz="8" w:val="single"/>
+                  <w:right w:color="bdc1c6" w:space="0" w:sz="8" w:val="single"/>
+                </w:tcBorders>
+              </w:tcPr>
+              <w:p>
+                <w:pPr>
+                  <w:spacing w:line="360" w:lineRule="auto"/>
+                  <w:rPr/>
+                </w:pPr>
+                <w:r>
+                  <w:rPr>
+                    <w:rtl w:val="0"/>
+                  </w:rPr>
+                  <w:t xml:space="preserve">price</w:t>
+                </w:r>
+              </w:p>
+            </w:tc>
+            <w:tc>
+              <w:tcPr>
+                <w:tcBorders>
+                  <w:top w:color="bdc1c6" w:space="0" w:sz="8" w:val="single"/>
+                  <w:left w:color="bdc1c6" w:space="0" w:sz="8" w:val="single"/>
+                  <w:bottom w:color="bdc1c6" w:space="0" w:sz="8" w:val="single"/>
+                  <w:right w:color="bdc1c6" w:space="0" w:sz="8" w:val="single"/>
+                </w:tcBorders>
+              </w:tcPr>
+              <w:p>
+                <w:pPr>
+                  <w:spacing w:line="360" w:lineRule="auto"/>
+                  <w:rPr/>
+                </w:pPr>
+                <w:r>
+                  <w:rPr>
+                    <w:rtl w:val="0"/>
+                  </w:rPr>
+                  <w:t xml:space="preserve">Preço de venda do item (sem incluir o frete).</w:t>
+                </w:r>
+              </w:p>
+            </w:tc>
+          </w:tr>
+          <w:tr>
+            <w:trPr>
+              <w:cantSplit w:val="0"/>
+              <w:tblHeader w:val="0"/>
+            </w:trPr>
+            <w:tc>
+              <w:tcPr>
+                <w:tcBorders>
+                  <w:top w:color="bdc1c6" w:space="0" w:sz="8" w:val="single"/>
+                  <w:left w:color="000000" w:space="0" w:sz="0" w:val="nil"/>
+                  <w:bottom w:color="bdc1c6" w:space="0" w:sz="8" w:val="single"/>
+                  <w:right w:color="bdc1c6" w:space="0" w:sz="8" w:val="single"/>
+                </w:tcBorders>
+              </w:tcPr>
+              <w:p>
+                <w:pPr>
+                  <w:spacing w:line="360" w:lineRule="auto"/>
+                  <w:rPr/>
+                </w:pPr>
+                <w:r>
+                  <w:rPr>
+                    <w:rtl w:val="0"/>
+                  </w:rPr>
+                  <w:t xml:space="preserve">freight_value</w:t>
+                </w:r>
+              </w:p>
+            </w:tc>
+            <w:tc>
+              <w:tcPr>
+                <w:tcBorders>
+                  <w:top w:color="bdc1c6" w:space="0" w:sz="8" w:val="single"/>
+                  <w:left w:color="bdc1c6" w:space="0" w:sz="8" w:val="single"/>
+                  <w:bottom w:color="bdc1c6" w:space="0" w:sz="8" w:val="single"/>
+                  <w:right w:color="bdc1c6" w:space="0" w:sz="8" w:val="single"/>
+                </w:tcBorders>
+              </w:tcPr>
+              <w:p>
+                <w:pPr>
+                  <w:spacing w:line="360" w:lineRule="auto"/>
+                  <w:rPr/>
+                </w:pPr>
+                <w:r>
+                  <w:rPr>
+                    <w:rtl w:val="0"/>
+                  </w:rPr>
+                  <w:t xml:space="preserve">Valor do frete cobrado pelo item.</w:t>
+                </w:r>
+              </w:p>
+            </w:tc>
+          </w:tr>
+        </w:tbl>
+      </w:sdtContent>
+    </w:sdt>
+    <w:p>
+      <w:pPr>
+        <w:rPr/>
+      </w:pPr>
+      <w:r>
+        <w:rPr>
+          <w:rtl w:val="0"/>
+        </w:rPr>
+      </w:r>
+    </w:p>
+    <w:p>
+      <w:pPr>
         <w:spacing w:line="360" w:lineRule="auto"/>
-        <w:ind w:left="1440" w:hanging="360"/>
-        <w:rPr>
-          <w:u w:val="none"/>
-        </w:rPr>
-      </w:pPr>
-      <w:r>
-        <w:rPr>
-          <w:rtl w:val="0"/>
-        </w:rPr>
-        <w:t xml:space="preserve">order_id:  Identificador único do pedido.</w:t>
-      </w:r>
-    </w:p>
-    <w:p>
-      <w:pPr>
-        <w:numPr>
-          <w:ilvl w:val="0"/>
-          <w:numId w:val="7"/>
-        </w:numPr>
-        <w:spacing w:line="360" w:lineRule="auto"/>
-        <w:ind w:left="1440" w:hanging="360"/>
-        <w:rPr>
-          <w:u w:val="none"/>
-        </w:rPr>
-      </w:pPr>
-      <w:r>
-        <w:rPr>
-          <w:rtl w:val="0"/>
-        </w:rPr>
-        <w:t xml:space="preserve">order_item_id: Número sequencial que indica a posição do item dentro do pedido.</w:t>
-      </w:r>
-    </w:p>
-    <w:p>
-      <w:pPr>
-        <w:numPr>
-          <w:ilvl w:val="0"/>
-          <w:numId w:val="7"/>
-        </w:numPr>
-        <w:spacing w:line="360" w:lineRule="auto"/>
-        <w:ind w:left="1440" w:hanging="360"/>
-        <w:rPr>
-          <w:u w:val="none"/>
-        </w:rPr>
-      </w:pPr>
-      <w:r>
-        <w:rPr>
-          <w:rtl w:val="0"/>
-        </w:rPr>
-        <w:t xml:space="preserve">product_id: Identificador único do produto.</w:t>
-      </w:r>
-    </w:p>
-    <w:p>
-      <w:pPr>
-        <w:numPr>
-          <w:ilvl w:val="0"/>
-          <w:numId w:val="7"/>
-        </w:numPr>
-        <w:spacing w:line="360" w:lineRule="auto"/>
-        <w:ind w:left="1440" w:hanging="360"/>
-        <w:rPr>
-          <w:u w:val="none"/>
-        </w:rPr>
-      </w:pPr>
-      <w:r>
-        <w:rPr>
-          <w:rtl w:val="0"/>
-        </w:rPr>
-        <w:t xml:space="preserve">seller_id: Identificador único do vendedor responsável pelo item.</w:t>
-      </w:r>
-    </w:p>
-    <w:p>
-      <w:pPr>
-        <w:numPr>
-          <w:ilvl w:val="0"/>
-          <w:numId w:val="7"/>
-        </w:numPr>
-        <w:spacing w:line="360" w:lineRule="auto"/>
-        <w:ind w:left="1440" w:hanging="360"/>
-        <w:rPr>
-          <w:u w:val="none"/>
-        </w:rPr>
-      </w:pPr>
-      <w:r>
-        <w:rPr>
-          <w:rtl w:val="0"/>
-        </w:rPr>
-        <w:t xml:space="preserve">shipping_limit_date: Data limite para o envio do item pelo vendedor.</w:t>
-      </w:r>
-    </w:p>
-    <w:p>
-      <w:pPr>
-        <w:numPr>
-          <w:ilvl w:val="0"/>
-          <w:numId w:val="7"/>
-        </w:numPr>
-        <w:spacing w:line="360" w:lineRule="auto"/>
-        <w:ind w:left="1440" w:hanging="360"/>
-        <w:rPr>
-          <w:u w:val="none"/>
-        </w:rPr>
-      </w:pPr>
-      <w:r>
-        <w:rPr>
-          <w:rtl w:val="0"/>
-        </w:rPr>
-        <w:t xml:space="preserve">price: Preço de venda do item (sem incluir o frete).</w:t>
-      </w:r>
-    </w:p>
-    <w:p>
-      <w:pPr>
-        <w:numPr>
-          <w:ilvl w:val="0"/>
-          <w:numId w:val="7"/>
-        </w:numPr>
-        <w:spacing w:line="360" w:lineRule="auto"/>
-        <w:ind w:left="1440" w:hanging="360"/>
-        <w:rPr>
-          <w:u w:val="none"/>
-        </w:rPr>
-      </w:pPr>
-      <w:r>
-        <w:rPr>
-          <w:rtl w:val="0"/>
-        </w:rPr>
-        <w:t xml:space="preserve">freight_value: Valor do frete cobrado pelo item.</w:t>
-      </w:r>
+        <w:ind w:left="0" w:firstLine="0"/>
+        <w:rPr/>
+      </w:pPr>
       <w:r>
         <w:rPr>
           <w:rtl w:val="0"/>
@@ -11009,8 +12242,8 @@
           <w:u w:val="single"/>
         </w:rPr>
       </w:pPr>
-      <w:bookmarkStart w:colFirst="0" w:colLast="0" w:name="_heading=h.cmqzsf364hvx" w:id="35"/>
-      <w:bookmarkEnd w:id="35"/>
+      <w:bookmarkStart w:colFirst="0" w:colLast="0" w:name="_heading=h.cmqzsf364hvx" w:id="38"/>
+      <w:bookmarkEnd w:id="38"/>
       <w:r>
         <w:rPr>
           <w:rtl w:val="0"/>
@@ -11035,179 +12268,680 @@
         <w:rPr>
           <w:rtl w:val="0"/>
         </w:rPr>
-        <w:t xml:space="preserve">O arquivo olist_products_dataset.csv contém informações detalhadas sobre os produtos vendidos na plataforma. Abaixo está a descrição detalhada de cada coluna presente nesse arquivo:</w:t>
-      </w:r>
-    </w:p>
-    <w:p>
-      <w:pPr>
-        <w:numPr>
-          <w:ilvl w:val="0"/>
-          <w:numId w:val="2"/>
-        </w:numPr>
+        <w:t xml:space="preserve">O arquivo </w:t>
+      </w:r>
+      <w:r>
+        <w:rPr>
+          <w:rtl w:val="0"/>
+        </w:rPr>
+        <w:t xml:space="preserve">olist_products_dataset.csv</w:t>
+      </w:r>
+      <w:r>
+        <w:rPr>
+          <w:rtl w:val="0"/>
+        </w:rPr>
+        <w:t xml:space="preserve"> contém informações detalhadas sobre os produtos vendidos na plataforma. Abaixo está a descrição detalhada de cada coluna presente nesse arquivo:</w:t>
+      </w:r>
+    </w:p>
+    <w:p>
+      <w:pPr>
+        <w:keepNext w:val="1"/>
+        <w:keepLines w:val="1"/>
+        <w:spacing w:before="200" w:lineRule="auto"/>
+        <w:jc w:val="center"/>
+        <w:rPr>
+          <w:b w:val="1"/>
+          <w:sz w:val="20"/>
+          <w:szCs w:val="20"/>
+        </w:rPr>
+      </w:pPr>
+      <w:bookmarkStart w:colFirst="0" w:colLast="0" w:name="_heading=h.3whwml4" w:id="30"/>
+      <w:bookmarkEnd w:id="30"/>
+      <w:r>
+        <w:rPr>
+          <w:b w:val="1"/>
+          <w:sz w:val="20"/>
+          <w:szCs w:val="20"/>
+          <w:rtl w:val="0"/>
+        </w:rPr>
+        <w:t xml:space="preserve">Quadro 4 - Dicionário de dados do arquivo </w:t>
+      </w:r>
+      <w:r>
+        <w:rPr>
+          <w:b w:val="1"/>
+          <w:sz w:val="20"/>
+          <w:szCs w:val="20"/>
+          <w:rtl w:val="0"/>
+        </w:rPr>
+        <w:t xml:space="preserve">olist_products_dataset.csv</w:t>
+      </w:r>
+      <w:r>
+        <w:rPr>
+          <w:rtl w:val="0"/>
+        </w:rPr>
+      </w:r>
+    </w:p>
+    <w:sdt>
+      <w:sdtPr>
+        <w:lock w:val="contentLocked"/>
+        <w:tag w:val="goog_rdk_3"/>
+      </w:sdtPr>
+      <w:sdtContent>
+        <w:tbl>
+          <w:tblPr>
+            <w:tblStyle w:val="Table4"/>
+            <w:tblpPr w:leftFromText="180" w:rightFromText="180" w:topFromText="180" w:bottomFromText="180" w:vertAnchor="text" w:horzAnchor="text" w:tblpX="0" w:tblpY="0"/>
+            <w:tblW w:w="9090.0" w:type="dxa"/>
+            <w:jc w:val="left"/>
+            <w:tblBorders>
+              <w:top w:color="000000" w:space="0" w:sz="8" w:val="single"/>
+              <w:left w:color="000000" w:space="0" w:sz="8" w:val="single"/>
+              <w:bottom w:color="000000" w:space="0" w:sz="8" w:val="single"/>
+              <w:right w:color="000000" w:space="0" w:sz="8" w:val="single"/>
+              <w:insideH w:color="000000" w:space="0" w:sz="8" w:val="single"/>
+              <w:insideV w:color="000000" w:space="0" w:sz="8" w:val="single"/>
+            </w:tblBorders>
+            <w:tblLayout w:type="fixed"/>
+            <w:tblLook w:val="0600"/>
+          </w:tblPr>
+          <w:tblGrid>
+            <w:gridCol w:w="2595"/>
+            <w:gridCol w:w="6495"/>
+            <w:tblGridChange w:id="0">
+              <w:tblGrid>
+                <w:gridCol w:w="2595"/>
+                <w:gridCol w:w="6495"/>
+              </w:tblGrid>
+            </w:tblGridChange>
+          </w:tblGrid>
+          <w:tr>
+            <w:trPr>
+              <w:cantSplit w:val="0"/>
+              <w:trHeight w:val="878.96484375" w:hRule="atLeast"/>
+              <w:tblHeader w:val="1"/>
+            </w:trPr>
+            <w:tc>
+              <w:tcPr>
+                <w:gridSpan w:val="2"/>
+                <w:tcBorders>
+                  <w:top w:color="bdc1c6" w:space="0" w:sz="8" w:val="single"/>
+                  <w:left w:color="000000" w:space="0" w:sz="0" w:val="nil"/>
+                  <w:bottom w:color="bdc1c6" w:space="0" w:sz="8" w:val="single"/>
+                  <w:right w:color="bdc1c6" w:space="0" w:sz="8" w:val="single"/>
+                </w:tcBorders>
+                <w:shd w:fill="f1f3f4" w:val="clear"/>
+              </w:tcPr>
+              <w:p>
+                <w:pPr>
+                  <w:pStyle w:val="Heading2"/>
+                  <w:widowControl w:val="0"/>
+                  <w:spacing w:after="120" w:before="120" w:lineRule="auto"/>
+                  <w:jc w:val="left"/>
+                  <w:rPr/>
+                </w:pPr>
+                <w:bookmarkStart w:colFirst="0" w:colLast="0" w:name="_heading=h.s6pw0dgl7t83" w:id="39"/>
+                <w:bookmarkEnd w:id="39"/>
+                <w:r>
+                  <w:rPr>
+                    <w:rtl w:val="0"/>
+                  </w:rPr>
+                  <w:t xml:space="preserve">Dicionário de dados do arquivo </w:t>
+                </w:r>
+                <w:r>
+                  <w:rPr>
+                    <w:rtl w:val="0"/>
+                  </w:rPr>
+                  <w:t xml:space="preserve">olist_products_dataset.csv</w:t>
+                </w:r>
+                <w:r>
+                  <w:rPr>
+                    <w:rtl w:val="0"/>
+                  </w:rPr>
+                  <w:t xml:space="preserve"> </w:t>
+                </w:r>
+                <w:r>
+                  <w:rPr>
+                    <w:rtl w:val="0"/>
+                  </w:rPr>
+                </w:r>
+              </w:p>
+            </w:tc>
+          </w:tr>
+          <w:tr>
+            <w:trPr>
+              <w:cantSplit w:val="0"/>
+              <w:tblHeader w:val="1"/>
+            </w:trPr>
+            <w:tc>
+              <w:tcPr>
+                <w:tcBorders>
+                  <w:top w:color="bdc1c6" w:space="0" w:sz="8" w:val="single"/>
+                  <w:left w:color="000000" w:space="0" w:sz="0" w:val="nil"/>
+                  <w:bottom w:color="bdc1c6" w:space="0" w:sz="8" w:val="single"/>
+                  <w:right w:color="bdc1c6" w:space="0" w:sz="8" w:val="single"/>
+                </w:tcBorders>
+                <w:shd w:fill="f1f3f4" w:val="clear"/>
+                <w:vAlign w:val="bottom"/>
+              </w:tcPr>
+              <w:p>
+                <w:pPr>
+                  <w:widowControl w:val="0"/>
+                  <w:jc w:val="left"/>
+                  <w:rPr>
+                    <w:sz w:val="22"/>
+                    <w:szCs w:val="22"/>
+                  </w:rPr>
+                </w:pPr>
+                <w:r>
+                  <w:rPr>
+                    <w:sz w:val="22"/>
+                    <w:szCs w:val="22"/>
+                    <w:rtl w:val="0"/>
+                  </w:rPr>
+                  <w:t xml:space="preserve">Campo</w:t>
+                </w:r>
+              </w:p>
+            </w:tc>
+            <w:tc>
+              <w:tcPr>
+                <w:tcBorders>
+                  <w:top w:color="bdc1c6" w:space="0" w:sz="8" w:val="single"/>
+                  <w:left w:color="bdc1c6" w:space="0" w:sz="8" w:val="single"/>
+                  <w:bottom w:color="bdc1c6" w:space="0" w:sz="8" w:val="single"/>
+                  <w:right w:color="bdc1c6" w:space="0" w:sz="8" w:val="single"/>
+                </w:tcBorders>
+                <w:shd w:fill="f1f3f4" w:val="clear"/>
+                <w:vAlign w:val="bottom"/>
+              </w:tcPr>
+              <w:p>
+                <w:pPr>
+                  <w:widowControl w:val="0"/>
+                  <w:jc w:val="left"/>
+                  <w:rPr>
+                    <w:sz w:val="22"/>
+                    <w:szCs w:val="22"/>
+                  </w:rPr>
+                </w:pPr>
+                <w:r>
+                  <w:rPr>
+                    <w:sz w:val="22"/>
+                    <w:szCs w:val="22"/>
+                    <w:rtl w:val="0"/>
+                  </w:rPr>
+                  <w:t xml:space="preserve">Descrição</w:t>
+                </w:r>
+              </w:p>
+            </w:tc>
+          </w:tr>
+          <w:tr>
+            <w:trPr>
+              <w:cantSplit w:val="0"/>
+              <w:tblHeader w:val="0"/>
+            </w:trPr>
+            <w:tc>
+              <w:tcPr>
+                <w:tcBorders>
+                  <w:top w:color="bdc1c6" w:space="0" w:sz="8" w:val="single"/>
+                  <w:left w:color="000000" w:space="0" w:sz="0" w:val="nil"/>
+                  <w:bottom w:color="bdc1c6" w:space="0" w:sz="8" w:val="single"/>
+                  <w:right w:color="bdc1c6" w:space="0" w:sz="8" w:val="single"/>
+                </w:tcBorders>
+              </w:tcPr>
+              <w:p>
+                <w:pPr>
+                  <w:spacing w:line="360" w:lineRule="auto"/>
+                  <w:rPr/>
+                </w:pPr>
+                <w:r>
+                  <w:rPr>
+                    <w:rtl w:val="0"/>
+                  </w:rPr>
+                  <w:t xml:space="preserve">product_id</w:t>
+                </w:r>
+              </w:p>
+            </w:tc>
+            <w:tc>
+              <w:tcPr>
+                <w:tcBorders>
+                  <w:top w:color="bdc1c6" w:space="0" w:sz="8" w:val="single"/>
+                  <w:left w:color="bdc1c6" w:space="0" w:sz="8" w:val="single"/>
+                  <w:bottom w:color="bdc1c6" w:space="0" w:sz="8" w:val="single"/>
+                  <w:right w:color="bdc1c6" w:space="0" w:sz="8" w:val="single"/>
+                </w:tcBorders>
+              </w:tcPr>
+              <w:p>
+                <w:pPr>
+                  <w:spacing w:line="360" w:lineRule="auto"/>
+                  <w:rPr/>
+                </w:pPr>
+                <w:r>
+                  <w:rPr>
+                    <w:rtl w:val="0"/>
+                  </w:rPr>
+                  <w:t xml:space="preserve">Identificador único do produto.</w:t>
+                </w:r>
+              </w:p>
+            </w:tc>
+          </w:tr>
+          <w:tr>
+            <w:trPr>
+              <w:cantSplit w:val="0"/>
+              <w:tblHeader w:val="0"/>
+            </w:trPr>
+            <w:tc>
+              <w:tcPr>
+                <w:tcBorders>
+                  <w:top w:color="bdc1c6" w:space="0" w:sz="8" w:val="single"/>
+                  <w:left w:color="000000" w:space="0" w:sz="0" w:val="nil"/>
+                  <w:bottom w:color="bdc1c6" w:space="0" w:sz="8" w:val="single"/>
+                  <w:right w:color="bdc1c6" w:space="0" w:sz="8" w:val="single"/>
+                </w:tcBorders>
+              </w:tcPr>
+              <w:p>
+                <w:pPr>
+                  <w:spacing w:line="360" w:lineRule="auto"/>
+                  <w:rPr/>
+                </w:pPr>
+                <w:r>
+                  <w:rPr>
+                    <w:rtl w:val="0"/>
+                  </w:rPr>
+                  <w:t xml:space="preserve">product_category_name</w:t>
+                </w:r>
+              </w:p>
+            </w:tc>
+            <w:tc>
+              <w:tcPr>
+                <w:tcBorders>
+                  <w:top w:color="bdc1c6" w:space="0" w:sz="8" w:val="single"/>
+                  <w:left w:color="bdc1c6" w:space="0" w:sz="8" w:val="single"/>
+                  <w:bottom w:color="bdc1c6" w:space="0" w:sz="8" w:val="single"/>
+                  <w:right w:color="bdc1c6" w:space="0" w:sz="8" w:val="single"/>
+                </w:tcBorders>
+              </w:tcPr>
+              <w:p>
+                <w:pPr>
+                  <w:spacing w:line="360" w:lineRule="auto"/>
+                  <w:rPr/>
+                </w:pPr>
+                <w:r>
+                  <w:rPr>
+                    <w:rtl w:val="0"/>
+                  </w:rPr>
+                  <w:t xml:space="preserve"> Nome da categoria do produto em português.</w:t>
+                </w:r>
+              </w:p>
+            </w:tc>
+          </w:tr>
+          <w:tr>
+            <w:trPr>
+              <w:cantSplit w:val="0"/>
+              <w:tblHeader w:val="0"/>
+            </w:trPr>
+            <w:tc>
+              <w:tcPr>
+                <w:tcBorders>
+                  <w:top w:color="bdc1c6" w:space="0" w:sz="8" w:val="single"/>
+                  <w:left w:color="000000" w:space="0" w:sz="0" w:val="nil"/>
+                  <w:bottom w:color="bdc1c6" w:space="0" w:sz="8" w:val="single"/>
+                  <w:right w:color="bdc1c6" w:space="0" w:sz="8" w:val="single"/>
+                </w:tcBorders>
+              </w:tcPr>
+              <w:p>
+                <w:pPr>
+                  <w:spacing w:line="360" w:lineRule="auto"/>
+                  <w:rPr/>
+                </w:pPr>
+                <w:r>
+                  <w:rPr>
+                    <w:rtl w:val="0"/>
+                  </w:rPr>
+                  <w:t xml:space="preserve">product_name_lenght</w:t>
+                </w:r>
+              </w:p>
+            </w:tc>
+            <w:tc>
+              <w:tcPr>
+                <w:tcBorders>
+                  <w:top w:color="bdc1c6" w:space="0" w:sz="8" w:val="single"/>
+                  <w:left w:color="bdc1c6" w:space="0" w:sz="8" w:val="single"/>
+                  <w:bottom w:color="bdc1c6" w:space="0" w:sz="8" w:val="single"/>
+                  <w:right w:color="bdc1c6" w:space="0" w:sz="8" w:val="single"/>
+                </w:tcBorders>
+              </w:tcPr>
+              <w:p>
+                <w:pPr>
+                  <w:spacing w:line="360" w:lineRule="auto"/>
+                  <w:rPr/>
+                </w:pPr>
+                <w:r>
+                  <w:rPr>
+                    <w:rtl w:val="0"/>
+                  </w:rPr>
+                  <w:t xml:space="preserve">Comprimento do nome do produto (número de caracteres).</w:t>
+                </w:r>
+              </w:p>
+            </w:tc>
+          </w:tr>
+          <w:tr>
+            <w:trPr>
+              <w:cantSplit w:val="0"/>
+              <w:tblHeader w:val="0"/>
+            </w:trPr>
+            <w:tc>
+              <w:tcPr>
+                <w:tcBorders>
+                  <w:top w:color="bdc1c6" w:space="0" w:sz="8" w:val="single"/>
+                  <w:left w:color="000000" w:space="0" w:sz="0" w:val="nil"/>
+                  <w:bottom w:color="bdc1c6" w:space="0" w:sz="8" w:val="single"/>
+                  <w:right w:color="bdc1c6" w:space="0" w:sz="8" w:val="single"/>
+                </w:tcBorders>
+              </w:tcPr>
+              <w:p>
+                <w:pPr>
+                  <w:spacing w:line="360" w:lineRule="auto"/>
+                  <w:rPr/>
+                </w:pPr>
+                <w:r>
+                  <w:rPr>
+                    <w:rtl w:val="0"/>
+                  </w:rPr>
+                  <w:t xml:space="preserve">product_description_lenght</w:t>
+                </w:r>
+              </w:p>
+            </w:tc>
+            <w:tc>
+              <w:tcPr>
+                <w:tcBorders>
+                  <w:top w:color="bdc1c6" w:space="0" w:sz="8" w:val="single"/>
+                  <w:left w:color="bdc1c6" w:space="0" w:sz="8" w:val="single"/>
+                  <w:bottom w:color="bdc1c6" w:space="0" w:sz="8" w:val="single"/>
+                  <w:right w:color="bdc1c6" w:space="0" w:sz="8" w:val="single"/>
+                </w:tcBorders>
+              </w:tcPr>
+              <w:p>
+                <w:pPr>
+                  <w:spacing w:line="360" w:lineRule="auto"/>
+                  <w:rPr/>
+                </w:pPr>
+                <w:r>
+                  <w:rPr>
+                    <w:rtl w:val="0"/>
+                  </w:rPr>
+                  <w:t xml:space="preserve">Comprimento da descrição do produto (número de caracteres).</w:t>
+                </w:r>
+              </w:p>
+            </w:tc>
+          </w:tr>
+          <w:tr>
+            <w:trPr>
+              <w:cantSplit w:val="0"/>
+              <w:tblHeader w:val="0"/>
+            </w:trPr>
+            <w:tc>
+              <w:tcPr>
+                <w:tcBorders>
+                  <w:top w:color="bdc1c6" w:space="0" w:sz="8" w:val="single"/>
+                  <w:left w:color="000000" w:space="0" w:sz="0" w:val="nil"/>
+                  <w:bottom w:color="bdc1c6" w:space="0" w:sz="8" w:val="single"/>
+                  <w:right w:color="bdc1c6" w:space="0" w:sz="8" w:val="single"/>
+                </w:tcBorders>
+              </w:tcPr>
+              <w:p>
+                <w:pPr>
+                  <w:spacing w:line="360" w:lineRule="auto"/>
+                  <w:rPr/>
+                </w:pPr>
+                <w:r>
+                  <w:rPr>
+                    <w:rtl w:val="0"/>
+                  </w:rPr>
+                  <w:t xml:space="preserve">product_photos_qty</w:t>
+                </w:r>
+              </w:p>
+            </w:tc>
+            <w:tc>
+              <w:tcPr>
+                <w:tcBorders>
+                  <w:top w:color="bdc1c6" w:space="0" w:sz="8" w:val="single"/>
+                  <w:left w:color="bdc1c6" w:space="0" w:sz="8" w:val="single"/>
+                  <w:bottom w:color="bdc1c6" w:space="0" w:sz="8" w:val="single"/>
+                  <w:right w:color="bdc1c6" w:space="0" w:sz="8" w:val="single"/>
+                </w:tcBorders>
+              </w:tcPr>
+              <w:p>
+                <w:pPr>
+                  <w:spacing w:line="360" w:lineRule="auto"/>
+                  <w:rPr/>
+                </w:pPr>
+                <w:r>
+                  <w:rPr>
+                    <w:rtl w:val="0"/>
+                  </w:rPr>
+                  <w:t xml:space="preserve">Quantidade de fotos do produto.</w:t>
+                </w:r>
+              </w:p>
+            </w:tc>
+          </w:tr>
+          <w:tr>
+            <w:trPr>
+              <w:cantSplit w:val="0"/>
+              <w:tblHeader w:val="0"/>
+            </w:trPr>
+            <w:tc>
+              <w:tcPr>
+                <w:tcBorders>
+                  <w:top w:color="bdc1c6" w:space="0" w:sz="8" w:val="single"/>
+                  <w:left w:color="000000" w:space="0" w:sz="0" w:val="nil"/>
+                  <w:bottom w:color="bdc1c6" w:space="0" w:sz="8" w:val="single"/>
+                  <w:right w:color="bdc1c6" w:space="0" w:sz="8" w:val="single"/>
+                </w:tcBorders>
+              </w:tcPr>
+              <w:p>
+                <w:pPr>
+                  <w:spacing w:line="360" w:lineRule="auto"/>
+                  <w:rPr/>
+                </w:pPr>
+                <w:r>
+                  <w:rPr>
+                    <w:rtl w:val="0"/>
+                  </w:rPr>
+                  <w:t xml:space="preserve">product_weight_g</w:t>
+                </w:r>
+              </w:p>
+            </w:tc>
+            <w:tc>
+              <w:tcPr>
+                <w:tcBorders>
+                  <w:top w:color="bdc1c6" w:space="0" w:sz="8" w:val="single"/>
+                  <w:left w:color="bdc1c6" w:space="0" w:sz="8" w:val="single"/>
+                  <w:bottom w:color="bdc1c6" w:space="0" w:sz="8" w:val="single"/>
+                  <w:right w:color="bdc1c6" w:space="0" w:sz="8" w:val="single"/>
+                </w:tcBorders>
+              </w:tcPr>
+              <w:p>
+                <w:pPr>
+                  <w:spacing w:line="360" w:lineRule="auto"/>
+                  <w:rPr/>
+                </w:pPr>
+                <w:r>
+                  <w:rPr>
+                    <w:rtl w:val="0"/>
+                  </w:rPr>
+                  <w:t xml:space="preserve">Peso do produto em gramas.</w:t>
+                </w:r>
+              </w:p>
+            </w:tc>
+          </w:tr>
+          <w:tr>
+            <w:trPr>
+              <w:cantSplit w:val="0"/>
+              <w:tblHeader w:val="0"/>
+            </w:trPr>
+            <w:tc>
+              <w:tcPr>
+                <w:tcBorders>
+                  <w:top w:color="bdc1c6" w:space="0" w:sz="8" w:val="single"/>
+                  <w:left w:color="000000" w:space="0" w:sz="0" w:val="nil"/>
+                  <w:bottom w:color="bdc1c6" w:space="0" w:sz="8" w:val="single"/>
+                  <w:right w:color="bdc1c6" w:space="0" w:sz="8" w:val="single"/>
+                </w:tcBorders>
+              </w:tcPr>
+              <w:p>
+                <w:pPr>
+                  <w:spacing w:line="360" w:lineRule="auto"/>
+                  <w:rPr/>
+                </w:pPr>
+                <w:r>
+                  <w:rPr>
+                    <w:rtl w:val="0"/>
+                  </w:rPr>
+                  <w:t xml:space="preserve">product_length_cm</w:t>
+                </w:r>
+              </w:p>
+            </w:tc>
+            <w:tc>
+              <w:tcPr>
+                <w:tcBorders>
+                  <w:top w:color="bdc1c6" w:space="0" w:sz="8" w:val="single"/>
+                  <w:left w:color="bdc1c6" w:space="0" w:sz="8" w:val="single"/>
+                  <w:bottom w:color="bdc1c6" w:space="0" w:sz="8" w:val="single"/>
+                  <w:right w:color="bdc1c6" w:space="0" w:sz="8" w:val="single"/>
+                </w:tcBorders>
+              </w:tcPr>
+              <w:p>
+                <w:pPr>
+                  <w:spacing w:line="360" w:lineRule="auto"/>
+                  <w:rPr/>
+                </w:pPr>
+                <w:r>
+                  <w:rPr>
+                    <w:rtl w:val="0"/>
+                  </w:rPr>
+                  <w:t xml:space="preserve">Comprimento do produto em centímetros.</w:t>
+                </w:r>
+              </w:p>
+            </w:tc>
+          </w:tr>
+          <w:tr>
+            <w:trPr>
+              <w:cantSplit w:val="0"/>
+              <w:tblHeader w:val="0"/>
+            </w:trPr>
+            <w:tc>
+              <w:tcPr>
+                <w:tcBorders>
+                  <w:top w:color="bdc1c6" w:space="0" w:sz="8" w:val="single"/>
+                  <w:left w:color="000000" w:space="0" w:sz="0" w:val="nil"/>
+                  <w:bottom w:color="bdc1c6" w:space="0" w:sz="8" w:val="single"/>
+                  <w:right w:color="bdc1c6" w:space="0" w:sz="8" w:val="single"/>
+                </w:tcBorders>
+              </w:tcPr>
+              <w:p>
+                <w:pPr>
+                  <w:spacing w:line="360" w:lineRule="auto"/>
+                  <w:rPr/>
+                </w:pPr>
+                <w:r>
+                  <w:rPr>
+                    <w:rtl w:val="0"/>
+                  </w:rPr>
+                  <w:t xml:space="preserve">product_height_cm</w:t>
+                </w:r>
+              </w:p>
+            </w:tc>
+            <w:tc>
+              <w:tcPr>
+                <w:tcBorders>
+                  <w:top w:color="bdc1c6" w:space="0" w:sz="8" w:val="single"/>
+                  <w:left w:color="bdc1c6" w:space="0" w:sz="8" w:val="single"/>
+                  <w:bottom w:color="bdc1c6" w:space="0" w:sz="8" w:val="single"/>
+                  <w:right w:color="bdc1c6" w:space="0" w:sz="8" w:val="single"/>
+                </w:tcBorders>
+              </w:tcPr>
+              <w:p>
+                <w:pPr>
+                  <w:spacing w:line="360" w:lineRule="auto"/>
+                  <w:rPr/>
+                </w:pPr>
+                <w:r>
+                  <w:rPr>
+                    <w:rtl w:val="0"/>
+                  </w:rPr>
+                  <w:t xml:space="preserve">Altura do produto em centímetros.</w:t>
+                </w:r>
+              </w:p>
+            </w:tc>
+          </w:tr>
+          <w:tr>
+            <w:trPr>
+              <w:cantSplit w:val="0"/>
+              <w:tblHeader w:val="0"/>
+            </w:trPr>
+            <w:tc>
+              <w:tcPr>
+                <w:tcBorders>
+                  <w:top w:color="bdc1c6" w:space="0" w:sz="8" w:val="single"/>
+                  <w:left w:color="000000" w:space="0" w:sz="0" w:val="nil"/>
+                  <w:bottom w:color="bdc1c6" w:space="0" w:sz="8" w:val="single"/>
+                  <w:right w:color="bdc1c6" w:space="0" w:sz="8" w:val="single"/>
+                </w:tcBorders>
+              </w:tcPr>
+              <w:p>
+                <w:pPr>
+                  <w:spacing w:line="360" w:lineRule="auto"/>
+                  <w:rPr/>
+                </w:pPr>
+                <w:r>
+                  <w:rPr>
+                    <w:rtl w:val="0"/>
+                  </w:rPr>
+                  <w:t xml:space="preserve">product_width_cm</w:t>
+                </w:r>
+              </w:p>
+            </w:tc>
+            <w:tc>
+              <w:tcPr>
+                <w:tcBorders>
+                  <w:top w:color="bdc1c6" w:space="0" w:sz="8" w:val="single"/>
+                  <w:left w:color="bdc1c6" w:space="0" w:sz="8" w:val="single"/>
+                  <w:bottom w:color="bdc1c6" w:space="0" w:sz="8" w:val="single"/>
+                  <w:right w:color="bdc1c6" w:space="0" w:sz="8" w:val="single"/>
+                </w:tcBorders>
+              </w:tcPr>
+              <w:p>
+                <w:pPr>
+                  <w:spacing w:line="360" w:lineRule="auto"/>
+                  <w:rPr/>
+                </w:pPr>
+                <w:r>
+                  <w:rPr>
+                    <w:rtl w:val="0"/>
+                  </w:rPr>
+                  <w:t xml:space="preserve">Largura do produto em centímetros.</w:t>
+                </w:r>
+              </w:p>
+            </w:tc>
+          </w:tr>
+        </w:tbl>
+      </w:sdtContent>
+    </w:sdt>
+    <w:p>
+      <w:pPr>
+        <w:rPr/>
+      </w:pPr>
+      <w:r>
+        <w:rPr>
+          <w:rtl w:val="0"/>
+        </w:rPr>
+      </w:r>
+    </w:p>
+    <w:p>
+      <w:pPr>
         <w:spacing w:line="360" w:lineRule="auto"/>
-        <w:ind w:left="1440" w:hanging="360"/>
-        <w:rPr>
-          <w:u w:val="none"/>
-        </w:rPr>
-      </w:pPr>
-      <w:r>
-        <w:rPr>
-          <w:rtl w:val="0"/>
-        </w:rPr>
-        <w:t xml:space="preserve">product_id: Identificador único do produto.</w:t>
-      </w:r>
-    </w:p>
-    <w:p>
-      <w:pPr>
-        <w:numPr>
-          <w:ilvl w:val="0"/>
-          <w:numId w:val="2"/>
-        </w:numPr>
-        <w:spacing w:line="360" w:lineRule="auto"/>
-        <w:ind w:left="1440" w:hanging="360"/>
-        <w:rPr>
-          <w:u w:val="none"/>
-        </w:rPr>
-      </w:pPr>
-      <w:r>
-        <w:rPr>
-          <w:rtl w:val="0"/>
-        </w:rPr>
-        <w:t xml:space="preserve">product_category_name: Nome da categoria do produto em português.</w:t>
-      </w:r>
-    </w:p>
-    <w:p>
-      <w:pPr>
-        <w:numPr>
-          <w:ilvl w:val="0"/>
-          <w:numId w:val="2"/>
-        </w:numPr>
-        <w:spacing w:line="360" w:lineRule="auto"/>
-        <w:ind w:left="1440" w:hanging="360"/>
-        <w:rPr>
-          <w:u w:val="none"/>
-        </w:rPr>
-      </w:pPr>
-      <w:r>
-        <w:rPr>
-          <w:rtl w:val="0"/>
-        </w:rPr>
-        <w:t xml:space="preserve">product_name_lenght: Comprimento do nome do produto (número de caracteres).</w:t>
-      </w:r>
-    </w:p>
-    <w:p>
-      <w:pPr>
-        <w:numPr>
-          <w:ilvl w:val="0"/>
-          <w:numId w:val="2"/>
-        </w:numPr>
-        <w:spacing w:line="360" w:lineRule="auto"/>
-        <w:ind w:left="1440" w:hanging="360"/>
-        <w:rPr>
-          <w:u w:val="none"/>
-        </w:rPr>
-      </w:pPr>
-      <w:r>
-        <w:rPr>
-          <w:rtl w:val="0"/>
-        </w:rPr>
-        <w:t xml:space="preserve">product_description_lenght: Comprimento da descrição do produto (número de caracteres).</w:t>
-      </w:r>
-    </w:p>
-    <w:p>
-      <w:pPr>
-        <w:numPr>
-          <w:ilvl w:val="0"/>
-          <w:numId w:val="2"/>
-        </w:numPr>
-        <w:spacing w:line="360" w:lineRule="auto"/>
-        <w:ind w:left="1440" w:hanging="360"/>
-        <w:rPr>
-          <w:u w:val="none"/>
-        </w:rPr>
-      </w:pPr>
-      <w:r>
-        <w:rPr>
-          <w:rtl w:val="0"/>
-        </w:rPr>
-        <w:t xml:space="preserve">product_photos_qty: Quantidade de fotos do produto.</w:t>
-      </w:r>
-    </w:p>
-    <w:p>
-      <w:pPr>
-        <w:numPr>
-          <w:ilvl w:val="0"/>
-          <w:numId w:val="2"/>
-        </w:numPr>
-        <w:spacing w:line="360" w:lineRule="auto"/>
-        <w:ind w:left="1440" w:hanging="360"/>
-        <w:rPr>
-          <w:u w:val="none"/>
-        </w:rPr>
-      </w:pPr>
-      <w:r>
-        <w:rPr>
-          <w:rtl w:val="0"/>
-        </w:rPr>
-        <w:t xml:space="preserve">product_weight_g: Peso do produto em gramas.</w:t>
-      </w:r>
-    </w:p>
-    <w:p>
-      <w:pPr>
-        <w:numPr>
-          <w:ilvl w:val="0"/>
-          <w:numId w:val="2"/>
-        </w:numPr>
-        <w:spacing w:line="360" w:lineRule="auto"/>
-        <w:ind w:left="1440" w:hanging="360"/>
-        <w:rPr>
-          <w:u w:val="none"/>
-        </w:rPr>
-      </w:pPr>
-      <w:r>
-        <w:rPr>
-          <w:rtl w:val="0"/>
-        </w:rPr>
-        <w:t xml:space="preserve">product_length_cm: Comprimento do produto em centímetros.</w:t>
-      </w:r>
-    </w:p>
-    <w:p>
-      <w:pPr>
-        <w:numPr>
-          <w:ilvl w:val="0"/>
-          <w:numId w:val="2"/>
-        </w:numPr>
-        <w:spacing w:line="360" w:lineRule="auto"/>
-        <w:ind w:left="1440" w:hanging="360"/>
-        <w:rPr>
-          <w:u w:val="none"/>
-        </w:rPr>
-      </w:pPr>
-      <w:r>
-        <w:rPr>
-          <w:rtl w:val="0"/>
-        </w:rPr>
-        <w:t xml:space="preserve">product_height_cm: Altura do produto em centímetros.</w:t>
-      </w:r>
-    </w:p>
-    <w:p>
-      <w:pPr>
-        <w:numPr>
-          <w:ilvl w:val="0"/>
-          <w:numId w:val="2"/>
-        </w:numPr>
-        <w:spacing w:line="360" w:lineRule="auto"/>
-        <w:ind w:left="1440" w:hanging="360"/>
-        <w:rPr>
-          <w:u w:val="none"/>
-        </w:rPr>
-      </w:pPr>
-      <w:r>
-        <w:rPr>
-          <w:rtl w:val="0"/>
-        </w:rPr>
-        <w:t xml:space="preserve">product_width_cm: Largura do produto em centímetros.</w:t>
-      </w:r>
+        <w:ind w:left="0" w:firstLine="0"/>
+        <w:rPr/>
+      </w:pPr>
       <w:r>
         <w:rPr>
           <w:rtl w:val="0"/>
@@ -11222,8 +12956,8 @@
           <w:u w:val="single"/>
         </w:rPr>
       </w:pPr>
-      <w:bookmarkStart w:colFirst="0" w:colLast="0" w:name="_heading=h.4esoy1jhy306" w:id="36"/>
-      <w:bookmarkEnd w:id="36"/>
+      <w:bookmarkStart w:colFirst="0" w:colLast="0" w:name="_heading=h.4esoy1jhy306" w:id="40"/>
+      <w:bookmarkEnd w:id="40"/>
       <w:r>
         <w:rPr>
           <w:rtl w:val="0"/>
@@ -11253,79 +12987,393 @@
     </w:p>
     <w:p>
       <w:pPr>
-        <w:numPr>
-          <w:ilvl w:val="0"/>
-          <w:numId w:val="5"/>
-        </w:numPr>
+        <w:keepNext w:val="1"/>
+        <w:keepLines w:val="1"/>
+        <w:spacing w:before="200" w:lineRule="auto"/>
+        <w:jc w:val="center"/>
+        <w:rPr>
+          <w:b w:val="1"/>
+          <w:sz w:val="20"/>
+          <w:szCs w:val="20"/>
+        </w:rPr>
+      </w:pPr>
+      <w:bookmarkStart w:colFirst="0" w:colLast="0" w:name="_heading=h.3whwml4" w:id="30"/>
+      <w:bookmarkEnd w:id="30"/>
+      <w:r>
+        <w:rPr>
+          <w:b w:val="1"/>
+          <w:sz w:val="20"/>
+          <w:szCs w:val="20"/>
+          <w:rtl w:val="0"/>
+        </w:rPr>
+        <w:t xml:space="preserve">Quadro 5 - Dicionário de dados do arquivo olist_sellers_dataset.csv</w:t>
+      </w:r>
+    </w:p>
+    <w:sdt>
+      <w:sdtPr>
+        <w:lock w:val="contentLocked"/>
+        <w:tag w:val="goog_rdk_4"/>
+      </w:sdtPr>
+      <w:sdtContent>
+        <w:tbl>
+          <w:tblPr>
+            <w:tblStyle w:val="Table5"/>
+            <w:tblpPr w:leftFromText="180" w:rightFromText="180" w:topFromText="180" w:bottomFromText="180" w:vertAnchor="text" w:horzAnchor="text" w:tblpX="0" w:tblpY="0"/>
+            <w:tblW w:w="9090.0" w:type="dxa"/>
+            <w:jc w:val="left"/>
+            <w:tblBorders>
+              <w:top w:color="000000" w:space="0" w:sz="8" w:val="single"/>
+              <w:left w:color="000000" w:space="0" w:sz="8" w:val="single"/>
+              <w:bottom w:color="000000" w:space="0" w:sz="8" w:val="single"/>
+              <w:right w:color="000000" w:space="0" w:sz="8" w:val="single"/>
+              <w:insideH w:color="000000" w:space="0" w:sz="8" w:val="single"/>
+              <w:insideV w:color="000000" w:space="0" w:sz="8" w:val="single"/>
+            </w:tblBorders>
+            <w:tblLayout w:type="fixed"/>
+            <w:tblLook w:val="0600"/>
+          </w:tblPr>
+          <w:tblGrid>
+            <w:gridCol w:w="2595"/>
+            <w:gridCol w:w="6495"/>
+            <w:tblGridChange w:id="0">
+              <w:tblGrid>
+                <w:gridCol w:w="2595"/>
+                <w:gridCol w:w="6495"/>
+              </w:tblGrid>
+            </w:tblGridChange>
+          </w:tblGrid>
+          <w:tr>
+            <w:trPr>
+              <w:cantSplit w:val="0"/>
+              <w:trHeight w:val="440" w:hRule="atLeast"/>
+              <w:tblHeader w:val="1"/>
+            </w:trPr>
+            <w:tc>
+              <w:tcPr>
+                <w:gridSpan w:val="2"/>
+                <w:tcBorders>
+                  <w:top w:color="bdc1c6" w:space="0" w:sz="8" w:val="single"/>
+                  <w:left w:color="000000" w:space="0" w:sz="0" w:val="nil"/>
+                  <w:bottom w:color="bdc1c6" w:space="0" w:sz="8" w:val="single"/>
+                  <w:right w:color="bdc1c6" w:space="0" w:sz="8" w:val="single"/>
+                </w:tcBorders>
+                <w:shd w:fill="f1f3f4" w:val="clear"/>
+              </w:tcPr>
+              <w:p>
+                <w:pPr>
+                  <w:pStyle w:val="Heading2"/>
+                  <w:widowControl w:val="0"/>
+                  <w:spacing w:after="120" w:before="120" w:lineRule="auto"/>
+                  <w:jc w:val="left"/>
+                  <w:rPr/>
+                </w:pPr>
+                <w:bookmarkStart w:colFirst="0" w:colLast="0" w:name="_heading=h.m5pa0dnlyrxy" w:id="41"/>
+                <w:bookmarkEnd w:id="41"/>
+                <w:r>
+                  <w:rPr>
+                    <w:rtl w:val="0"/>
+                  </w:rPr>
+                  <w:t xml:space="preserve">Dicionário de dados do arquivo </w:t>
+                </w:r>
+                <w:r>
+                  <w:rPr>
+                    <w:rtl w:val="0"/>
+                  </w:rPr>
+                  <w:t xml:space="preserve">olist_sellers_dataset.csv</w:t>
+                </w:r>
+                <w:r>
+                  <w:rPr>
+                    <w:rtl w:val="0"/>
+                  </w:rPr>
+                </w:r>
+              </w:p>
+            </w:tc>
+          </w:tr>
+          <w:tr>
+            <w:trPr>
+              <w:cantSplit w:val="0"/>
+              <w:tblHeader w:val="1"/>
+            </w:trPr>
+            <w:tc>
+              <w:tcPr>
+                <w:tcBorders>
+                  <w:top w:color="bdc1c6" w:space="0" w:sz="8" w:val="single"/>
+                  <w:left w:color="000000" w:space="0" w:sz="0" w:val="nil"/>
+                  <w:bottom w:color="bdc1c6" w:space="0" w:sz="8" w:val="single"/>
+                  <w:right w:color="bdc1c6" w:space="0" w:sz="8" w:val="single"/>
+                </w:tcBorders>
+                <w:shd w:fill="f1f3f4" w:val="clear"/>
+                <w:vAlign w:val="bottom"/>
+              </w:tcPr>
+              <w:p>
+                <w:pPr>
+                  <w:widowControl w:val="0"/>
+                  <w:jc w:val="left"/>
+                  <w:rPr>
+                    <w:sz w:val="22"/>
+                    <w:szCs w:val="22"/>
+                  </w:rPr>
+                </w:pPr>
+                <w:r>
+                  <w:rPr>
+                    <w:sz w:val="22"/>
+                    <w:szCs w:val="22"/>
+                    <w:rtl w:val="0"/>
+                  </w:rPr>
+                  <w:t xml:space="preserve">Campo</w:t>
+                </w:r>
+              </w:p>
+            </w:tc>
+            <w:tc>
+              <w:tcPr>
+                <w:tcBorders>
+                  <w:top w:color="bdc1c6" w:space="0" w:sz="8" w:val="single"/>
+                  <w:left w:color="bdc1c6" w:space="0" w:sz="8" w:val="single"/>
+                  <w:bottom w:color="bdc1c6" w:space="0" w:sz="8" w:val="single"/>
+                  <w:right w:color="bdc1c6" w:space="0" w:sz="8" w:val="single"/>
+                </w:tcBorders>
+                <w:shd w:fill="f1f3f4" w:val="clear"/>
+                <w:vAlign w:val="bottom"/>
+              </w:tcPr>
+              <w:p>
+                <w:pPr>
+                  <w:widowControl w:val="0"/>
+                  <w:jc w:val="left"/>
+                  <w:rPr>
+                    <w:sz w:val="22"/>
+                    <w:szCs w:val="22"/>
+                  </w:rPr>
+                </w:pPr>
+                <w:r>
+                  <w:rPr>
+                    <w:sz w:val="22"/>
+                    <w:szCs w:val="22"/>
+                    <w:rtl w:val="0"/>
+                  </w:rPr>
+                  <w:t xml:space="preserve">Descrição</w:t>
+                </w:r>
+              </w:p>
+            </w:tc>
+          </w:tr>
+          <w:tr>
+            <w:trPr>
+              <w:cantSplit w:val="0"/>
+              <w:tblHeader w:val="0"/>
+            </w:trPr>
+            <w:tc>
+              <w:tcPr>
+                <w:tcBorders>
+                  <w:top w:color="bdc1c6" w:space="0" w:sz="8" w:val="single"/>
+                  <w:left w:color="000000" w:space="0" w:sz="0" w:val="nil"/>
+                  <w:bottom w:color="bdc1c6" w:space="0" w:sz="8" w:val="single"/>
+                  <w:right w:color="bdc1c6" w:space="0" w:sz="8" w:val="single"/>
+                </w:tcBorders>
+              </w:tcPr>
+              <w:p>
+                <w:pPr>
+                  <w:spacing w:line="360" w:lineRule="auto"/>
+                  <w:rPr/>
+                </w:pPr>
+                <w:r>
+                  <w:rPr>
+                    <w:rtl w:val="0"/>
+                  </w:rPr>
+                  <w:t xml:space="preserve">seller_id</w:t>
+                </w:r>
+              </w:p>
+            </w:tc>
+            <w:tc>
+              <w:tcPr>
+                <w:tcBorders>
+                  <w:top w:color="bdc1c6" w:space="0" w:sz="8" w:val="single"/>
+                  <w:left w:color="bdc1c6" w:space="0" w:sz="8" w:val="single"/>
+                  <w:bottom w:color="bdc1c6" w:space="0" w:sz="8" w:val="single"/>
+                  <w:right w:color="bdc1c6" w:space="0" w:sz="8" w:val="single"/>
+                </w:tcBorders>
+              </w:tcPr>
+              <w:p>
+                <w:pPr>
+                  <w:spacing w:line="360" w:lineRule="auto"/>
+                  <w:rPr/>
+                </w:pPr>
+                <w:r>
+                  <w:rPr>
+                    <w:rtl w:val="0"/>
+                  </w:rPr>
+                  <w:t xml:space="preserve"> Identificador único do vendedor</w:t>
+                </w:r>
+              </w:p>
+            </w:tc>
+          </w:tr>
+          <w:tr>
+            <w:trPr>
+              <w:cantSplit w:val="0"/>
+              <w:tblHeader w:val="0"/>
+            </w:trPr>
+            <w:tc>
+              <w:tcPr>
+                <w:tcBorders>
+                  <w:top w:color="bdc1c6" w:space="0" w:sz="8" w:val="single"/>
+                  <w:left w:color="000000" w:space="0" w:sz="0" w:val="nil"/>
+                  <w:bottom w:color="bdc1c6" w:space="0" w:sz="8" w:val="single"/>
+                  <w:right w:color="bdc1c6" w:space="0" w:sz="8" w:val="single"/>
+                </w:tcBorders>
+              </w:tcPr>
+              <w:p>
+                <w:pPr>
+                  <w:spacing w:line="360" w:lineRule="auto"/>
+                  <w:rPr/>
+                </w:pPr>
+                <w:r>
+                  <w:rPr>
+                    <w:rtl w:val="0"/>
+                  </w:rPr>
+                  <w:t xml:space="preserve">seller_zip_code_prefix</w:t>
+                </w:r>
+              </w:p>
+            </w:tc>
+            <w:tc>
+              <w:tcPr>
+                <w:tcBorders>
+                  <w:top w:color="bdc1c6" w:space="0" w:sz="8" w:val="single"/>
+                  <w:left w:color="bdc1c6" w:space="0" w:sz="8" w:val="single"/>
+                  <w:bottom w:color="bdc1c6" w:space="0" w:sz="8" w:val="single"/>
+                  <w:right w:color="bdc1c6" w:space="0" w:sz="8" w:val="single"/>
+                </w:tcBorders>
+              </w:tcPr>
+              <w:p>
+                <w:pPr>
+                  <w:spacing w:line="360" w:lineRule="auto"/>
+                  <w:rPr/>
+                </w:pPr>
+                <w:r>
+                  <w:rPr>
+                    <w:rtl w:val="0"/>
+                  </w:rPr>
+                  <w:t xml:space="preserve">Prefixo do código postal (CEP) do vendedor (apenas os primeiros 5 dígitos).</w:t>
+                </w:r>
+              </w:p>
+            </w:tc>
+          </w:tr>
+          <w:tr>
+            <w:trPr>
+              <w:cantSplit w:val="0"/>
+              <w:tblHeader w:val="0"/>
+            </w:trPr>
+            <w:tc>
+              <w:tcPr>
+                <w:tcBorders>
+                  <w:top w:color="bdc1c6" w:space="0" w:sz="8" w:val="single"/>
+                  <w:left w:color="000000" w:space="0" w:sz="0" w:val="nil"/>
+                  <w:bottom w:color="bdc1c6" w:space="0" w:sz="8" w:val="single"/>
+                  <w:right w:color="bdc1c6" w:space="0" w:sz="8" w:val="single"/>
+                </w:tcBorders>
+              </w:tcPr>
+              <w:p>
+                <w:pPr>
+                  <w:spacing w:line="360" w:lineRule="auto"/>
+                  <w:rPr/>
+                </w:pPr>
+                <w:r>
+                  <w:rPr>
+                    <w:rtl w:val="0"/>
+                  </w:rPr>
+                  <w:t xml:space="preserve">seller_city</w:t>
+                </w:r>
+              </w:p>
+            </w:tc>
+            <w:tc>
+              <w:tcPr>
+                <w:tcBorders>
+                  <w:top w:color="bdc1c6" w:space="0" w:sz="8" w:val="single"/>
+                  <w:left w:color="bdc1c6" w:space="0" w:sz="8" w:val="single"/>
+                  <w:bottom w:color="bdc1c6" w:space="0" w:sz="8" w:val="single"/>
+                  <w:right w:color="bdc1c6" w:space="0" w:sz="8" w:val="single"/>
+                </w:tcBorders>
+              </w:tcPr>
+              <w:p>
+                <w:pPr>
+                  <w:spacing w:line="360" w:lineRule="auto"/>
+                  <w:rPr/>
+                </w:pPr>
+                <w:r>
+                  <w:rPr>
+                    <w:rtl w:val="0"/>
+                  </w:rPr>
+                  <w:t xml:space="preserve">Nome da cidade do vendedor.</w:t>
+                </w:r>
+              </w:p>
+            </w:tc>
+          </w:tr>
+          <w:tr>
+            <w:trPr>
+              <w:cantSplit w:val="0"/>
+              <w:tblHeader w:val="0"/>
+            </w:trPr>
+            <w:tc>
+              <w:tcPr>
+                <w:tcBorders>
+                  <w:top w:color="bdc1c6" w:space="0" w:sz="8" w:val="single"/>
+                  <w:left w:color="000000" w:space="0" w:sz="0" w:val="nil"/>
+                  <w:bottom w:color="bdc1c6" w:space="0" w:sz="8" w:val="single"/>
+                  <w:right w:color="bdc1c6" w:space="0" w:sz="8" w:val="single"/>
+                </w:tcBorders>
+              </w:tcPr>
+              <w:p>
+                <w:pPr>
+                  <w:spacing w:line="360" w:lineRule="auto"/>
+                  <w:rPr/>
+                </w:pPr>
+                <w:r>
+                  <w:rPr>
+                    <w:rtl w:val="0"/>
+                  </w:rPr>
+                  <w:t xml:space="preserve">seller_state</w:t>
+                </w:r>
+              </w:p>
+            </w:tc>
+            <w:tc>
+              <w:tcPr>
+                <w:tcBorders>
+                  <w:top w:color="bdc1c6" w:space="0" w:sz="8" w:val="single"/>
+                  <w:left w:color="bdc1c6" w:space="0" w:sz="8" w:val="single"/>
+                  <w:bottom w:color="bdc1c6" w:space="0" w:sz="8" w:val="single"/>
+                  <w:right w:color="bdc1c6" w:space="0" w:sz="8" w:val="single"/>
+                </w:tcBorders>
+              </w:tcPr>
+              <w:p>
+                <w:pPr>
+                  <w:spacing w:line="360" w:lineRule="auto"/>
+                  <w:rPr/>
+                </w:pPr>
+                <w:r>
+                  <w:rPr>
+                    <w:rtl w:val="0"/>
+                  </w:rPr>
+                  <w:t xml:space="preserve">Unidade Federativa (UF) do vendedor (ex: SP, RJ, MG).</w:t>
+                </w:r>
+              </w:p>
+            </w:tc>
+          </w:tr>
+        </w:tbl>
+      </w:sdtContent>
+    </w:sdt>
+    <w:p>
+      <w:pPr>
+        <w:rPr/>
+      </w:pPr>
+      <w:r>
+        <w:rPr>
+          <w:rtl w:val="0"/>
+        </w:rPr>
+      </w:r>
+    </w:p>
+    <w:p>
+      <w:pPr>
         <w:spacing w:line="360" w:lineRule="auto"/>
-        <w:ind w:left="1440" w:hanging="360"/>
-        <w:rPr>
-          <w:u w:val="none"/>
-        </w:rPr>
-      </w:pPr>
-      <w:r>
-        <w:rPr>
-          <w:rtl w:val="0"/>
-        </w:rPr>
-        <w:t xml:space="preserve">seller_id: Identificador único do vendedor.</w:t>
-      </w:r>
-    </w:p>
-    <w:p>
-      <w:pPr>
-        <w:numPr>
-          <w:ilvl w:val="0"/>
-          <w:numId w:val="5"/>
-        </w:numPr>
-        <w:spacing w:line="360" w:lineRule="auto"/>
-        <w:ind w:left="1440" w:hanging="360"/>
-        <w:rPr>
-          <w:u w:val="none"/>
-        </w:rPr>
-      </w:pPr>
-      <w:r>
-        <w:rPr>
-          <w:rtl w:val="0"/>
-        </w:rPr>
-        <w:t xml:space="preserve">seller_zip_code_prefix: Prefixo do código postal (CEP) do vendedor (apenas os primeiros 5 dígitos).</w:t>
-      </w:r>
-    </w:p>
-    <w:p>
-      <w:pPr>
-        <w:numPr>
-          <w:ilvl w:val="0"/>
-          <w:numId w:val="5"/>
-        </w:numPr>
-        <w:spacing w:line="360" w:lineRule="auto"/>
-        <w:ind w:left="1440" w:hanging="360"/>
-        <w:rPr>
-          <w:u w:val="none"/>
-        </w:rPr>
-      </w:pPr>
-      <w:r>
-        <w:rPr>
-          <w:rtl w:val="0"/>
-        </w:rPr>
-        <w:t xml:space="preserve">seller_city: Nome da cidade do vendedor.</w:t>
-      </w:r>
-    </w:p>
-    <w:p>
-      <w:pPr>
-        <w:numPr>
-          <w:ilvl w:val="0"/>
-          <w:numId w:val="5"/>
-        </w:numPr>
-        <w:spacing w:line="360" w:lineRule="auto"/>
-        <w:ind w:left="1440" w:hanging="360"/>
-        <w:rPr>
-          <w:u w:val="none"/>
-        </w:rPr>
-      </w:pPr>
-      <w:r>
-        <w:rPr>
-          <w:rtl w:val="0"/>
-        </w:rPr>
-        <w:t xml:space="preserve">seller_state: Unidade Federativa (UF) do vendedor (ex: SP, RJ, MG).</w:t>
-      </w:r>
+        <w:ind w:left="0" w:firstLine="0"/>
+        <w:rPr/>
+      </w:pPr>
       <w:r>
         <w:rPr>
           <w:rtl w:val="0"/>
@@ -11340,8 +13388,8 @@
           <w:u w:val="single"/>
         </w:rPr>
       </w:pPr>
-      <w:bookmarkStart w:colFirst="0" w:colLast="0" w:name="_heading=h.ezkpqkfw6llj" w:id="37"/>
-      <w:bookmarkEnd w:id="37"/>
+      <w:bookmarkStart w:colFirst="0" w:colLast="0" w:name="_heading=h.ezkpqkfw6llj" w:id="42"/>
+      <w:bookmarkEnd w:id="42"/>
       <w:r>
         <w:rPr>
           <w:rtl w:val="0"/>
@@ -11366,141 +13414,586 @@
         <w:rPr>
           <w:rtl w:val="0"/>
         </w:rPr>
-        <w:t xml:space="preserve">O arquivo olist_order_reviews_dataset.csv informações sobre as avaliações feitas pelos clientes após a entrega dos pedidos. Abaixo está a descrição detalhada de cada coluna presente nesse arquivo:</w:t>
-      </w:r>
-    </w:p>
-    <w:p>
-      <w:pPr>
-        <w:numPr>
-          <w:ilvl w:val="0"/>
-          <w:numId w:val="1"/>
-        </w:numPr>
+        <w:t xml:space="preserve">O arquivo </w:t>
+      </w:r>
+      <w:r>
+        <w:rPr>
+          <w:rtl w:val="0"/>
+        </w:rPr>
+        <w:t xml:space="preserve">olist_order_reviews_dataset.csv</w:t>
+      </w:r>
+      <w:r>
+        <w:rPr>
+          <w:rtl w:val="0"/>
+        </w:rPr>
+        <w:t xml:space="preserve"> informações sobre as avaliações feitas pelos clientes após a entrega dos pedidos. Abaixo está a descrição detalhada de cada coluna presente nesse arquivo:</w:t>
+      </w:r>
+    </w:p>
+    <w:p>
+      <w:pPr>
+        <w:keepNext w:val="1"/>
+        <w:keepLines w:val="1"/>
+        <w:spacing w:before="200" w:lineRule="auto"/>
+        <w:jc w:val="center"/>
+        <w:rPr>
+          <w:b w:val="1"/>
+          <w:sz w:val="22"/>
+          <w:szCs w:val="22"/>
+        </w:rPr>
+      </w:pPr>
+      <w:bookmarkStart w:colFirst="0" w:colLast="0" w:name="_heading=h.3whwml4" w:id="30"/>
+      <w:bookmarkEnd w:id="30"/>
+      <w:r>
+        <w:rPr>
+          <w:b w:val="1"/>
+          <w:sz w:val="20"/>
+          <w:szCs w:val="20"/>
+          <w:rtl w:val="0"/>
+        </w:rPr>
+        <w:t xml:space="preserve">Quadro 6 - Dicionário de dados do arquivo </w:t>
+      </w:r>
+      <w:r>
+        <w:rPr>
+          <w:b w:val="1"/>
+          <w:sz w:val="22"/>
+          <w:szCs w:val="22"/>
+          <w:rtl w:val="0"/>
+        </w:rPr>
+        <w:t xml:space="preserve">olist_order_reviews_dataset.csv</w:t>
+      </w:r>
+      <w:r>
+        <w:rPr>
+          <w:rtl w:val="0"/>
+        </w:rPr>
+      </w:r>
+    </w:p>
+    <w:sdt>
+      <w:sdtPr>
+        <w:lock w:val="contentLocked"/>
+        <w:tag w:val="goog_rdk_5"/>
+      </w:sdtPr>
+      <w:sdtContent>
+        <w:tbl>
+          <w:tblPr>
+            <w:tblStyle w:val="Table6"/>
+            <w:tblpPr w:leftFromText="180" w:rightFromText="180" w:topFromText="180" w:bottomFromText="180" w:vertAnchor="text" w:horzAnchor="text" w:tblpX="0" w:tblpY="0"/>
+            <w:tblW w:w="9090.0" w:type="dxa"/>
+            <w:jc w:val="left"/>
+            <w:tblBorders>
+              <w:top w:color="000000" w:space="0" w:sz="8" w:val="single"/>
+              <w:left w:color="000000" w:space="0" w:sz="8" w:val="single"/>
+              <w:bottom w:color="000000" w:space="0" w:sz="8" w:val="single"/>
+              <w:right w:color="000000" w:space="0" w:sz="8" w:val="single"/>
+              <w:insideH w:color="000000" w:space="0" w:sz="8" w:val="single"/>
+              <w:insideV w:color="000000" w:space="0" w:sz="8" w:val="single"/>
+            </w:tblBorders>
+            <w:tblLayout w:type="fixed"/>
+            <w:tblLook w:val="0600"/>
+          </w:tblPr>
+          <w:tblGrid>
+            <w:gridCol w:w="2595"/>
+            <w:gridCol w:w="6495"/>
+            <w:tblGridChange w:id="0">
+              <w:tblGrid>
+                <w:gridCol w:w="2595"/>
+                <w:gridCol w:w="6495"/>
+              </w:tblGrid>
+            </w:tblGridChange>
+          </w:tblGrid>
+          <w:tr>
+            <w:trPr>
+              <w:cantSplit w:val="0"/>
+              <w:trHeight w:val="440" w:hRule="atLeast"/>
+              <w:tblHeader w:val="1"/>
+            </w:trPr>
+            <w:tc>
+              <w:tcPr>
+                <w:gridSpan w:val="2"/>
+                <w:tcBorders>
+                  <w:top w:color="bdc1c6" w:space="0" w:sz="8" w:val="single"/>
+                  <w:left w:color="000000" w:space="0" w:sz="0" w:val="nil"/>
+                  <w:bottom w:color="bdc1c6" w:space="0" w:sz="8" w:val="single"/>
+                  <w:right w:color="bdc1c6" w:space="0" w:sz="8" w:val="single"/>
+                </w:tcBorders>
+                <w:shd w:fill="f1f3f4" w:val="clear"/>
+              </w:tcPr>
+              <w:p>
+                <w:pPr>
+                  <w:pStyle w:val="Heading2"/>
+                  <w:widowControl w:val="0"/>
+                  <w:spacing w:after="120" w:before="120" w:lineRule="auto"/>
+                  <w:jc w:val="left"/>
+                  <w:rPr/>
+                </w:pPr>
+                <w:bookmarkStart w:colFirst="0" w:colLast="0" w:name="_heading=h.h4kwzikx2umu" w:id="43"/>
+                <w:bookmarkEnd w:id="43"/>
+                <w:r>
+                  <w:rPr>
+                    <w:rtl w:val="0"/>
+                  </w:rPr>
+                  <w:t xml:space="preserve">Dicionário de dados do arquivo </w:t>
+                </w:r>
+                <w:r>
+                  <w:rPr>
+                    <w:rtl w:val="0"/>
+                  </w:rPr>
+                  <w:t xml:space="preserve">olist_order_reviews_dataset.csv</w:t>
+                </w:r>
+                <w:r>
+                  <w:rPr>
+                    <w:rtl w:val="0"/>
+                  </w:rPr>
+                </w:r>
+              </w:p>
+            </w:tc>
+          </w:tr>
+          <w:tr>
+            <w:trPr>
+              <w:cantSplit w:val="0"/>
+              <w:tblHeader w:val="1"/>
+            </w:trPr>
+            <w:tc>
+              <w:tcPr>
+                <w:tcBorders>
+                  <w:top w:color="bdc1c6" w:space="0" w:sz="8" w:val="single"/>
+                  <w:left w:color="000000" w:space="0" w:sz="0" w:val="nil"/>
+                  <w:bottom w:color="bdc1c6" w:space="0" w:sz="8" w:val="single"/>
+                  <w:right w:color="bdc1c6" w:space="0" w:sz="8" w:val="single"/>
+                </w:tcBorders>
+                <w:shd w:fill="f1f3f4" w:val="clear"/>
+                <w:vAlign w:val="bottom"/>
+              </w:tcPr>
+              <w:p>
+                <w:pPr>
+                  <w:widowControl w:val="0"/>
+                  <w:jc w:val="left"/>
+                  <w:rPr>
+                    <w:sz w:val="22"/>
+                    <w:szCs w:val="22"/>
+                  </w:rPr>
+                </w:pPr>
+                <w:r>
+                  <w:rPr>
+                    <w:sz w:val="22"/>
+                    <w:szCs w:val="22"/>
+                    <w:rtl w:val="0"/>
+                  </w:rPr>
+                  <w:t xml:space="preserve">Campo</w:t>
+                </w:r>
+              </w:p>
+            </w:tc>
+            <w:tc>
+              <w:tcPr>
+                <w:tcBorders>
+                  <w:top w:color="bdc1c6" w:space="0" w:sz="8" w:val="single"/>
+                  <w:left w:color="bdc1c6" w:space="0" w:sz="8" w:val="single"/>
+                  <w:bottom w:color="bdc1c6" w:space="0" w:sz="8" w:val="single"/>
+                  <w:right w:color="bdc1c6" w:space="0" w:sz="8" w:val="single"/>
+                </w:tcBorders>
+                <w:shd w:fill="f1f3f4" w:val="clear"/>
+                <w:vAlign w:val="bottom"/>
+              </w:tcPr>
+              <w:p>
+                <w:pPr>
+                  <w:widowControl w:val="0"/>
+                  <w:jc w:val="left"/>
+                  <w:rPr>
+                    <w:sz w:val="22"/>
+                    <w:szCs w:val="22"/>
+                  </w:rPr>
+                </w:pPr>
+                <w:r>
+                  <w:rPr>
+                    <w:sz w:val="22"/>
+                    <w:szCs w:val="22"/>
+                    <w:rtl w:val="0"/>
+                  </w:rPr>
+                  <w:t xml:space="preserve">Descrição</w:t>
+                </w:r>
+              </w:p>
+            </w:tc>
+          </w:tr>
+          <w:tr>
+            <w:trPr>
+              <w:cantSplit w:val="0"/>
+              <w:tblHeader w:val="0"/>
+            </w:trPr>
+            <w:tc>
+              <w:tcPr>
+                <w:tcBorders>
+                  <w:top w:color="bdc1c6" w:space="0" w:sz="8" w:val="single"/>
+                  <w:left w:color="000000" w:space="0" w:sz="0" w:val="nil"/>
+                  <w:bottom w:color="bdc1c6" w:space="0" w:sz="8" w:val="single"/>
+                  <w:right w:color="bdc1c6" w:space="0" w:sz="8" w:val="single"/>
+                </w:tcBorders>
+              </w:tcPr>
+              <w:p>
+                <w:pPr>
+                  <w:spacing w:line="360" w:lineRule="auto"/>
+                  <w:rPr/>
+                </w:pPr>
+                <w:r>
+                  <w:rPr>
+                    <w:rtl w:val="0"/>
+                  </w:rPr>
+                  <w:t xml:space="preserve">review_id</w:t>
+                </w:r>
+              </w:p>
+            </w:tc>
+            <w:tc>
+              <w:tcPr>
+                <w:tcBorders>
+                  <w:top w:color="bdc1c6" w:space="0" w:sz="8" w:val="single"/>
+                  <w:left w:color="bdc1c6" w:space="0" w:sz="8" w:val="single"/>
+                  <w:bottom w:color="bdc1c6" w:space="0" w:sz="8" w:val="single"/>
+                  <w:right w:color="bdc1c6" w:space="0" w:sz="8" w:val="single"/>
+                </w:tcBorders>
+              </w:tcPr>
+              <w:p>
+                <w:pPr>
+                  <w:spacing w:line="360" w:lineRule="auto"/>
+                  <w:rPr/>
+                </w:pPr>
+                <w:r>
+                  <w:rPr>
+                    <w:rtl w:val="0"/>
+                  </w:rPr>
+                  <w:t xml:space="preserve">Identificador único da avaliação.</w:t>
+                </w:r>
+              </w:p>
+            </w:tc>
+          </w:tr>
+          <w:tr>
+            <w:trPr>
+              <w:cantSplit w:val="0"/>
+              <w:tblHeader w:val="0"/>
+            </w:trPr>
+            <w:tc>
+              <w:tcPr>
+                <w:tcBorders>
+                  <w:top w:color="bdc1c6" w:space="0" w:sz="8" w:val="single"/>
+                  <w:left w:color="000000" w:space="0" w:sz="0" w:val="nil"/>
+                  <w:bottom w:color="bdc1c6" w:space="0" w:sz="8" w:val="single"/>
+                  <w:right w:color="bdc1c6" w:space="0" w:sz="8" w:val="single"/>
+                </w:tcBorders>
+              </w:tcPr>
+              <w:p>
+                <w:pPr>
+                  <w:spacing w:line="360" w:lineRule="auto"/>
+                  <w:rPr/>
+                </w:pPr>
+                <w:r>
+                  <w:rPr>
+                    <w:rtl w:val="0"/>
+                  </w:rPr>
+                  <w:t xml:space="preserve">order_id</w:t>
+                </w:r>
+              </w:p>
+            </w:tc>
+            <w:tc>
+              <w:tcPr>
+                <w:tcBorders>
+                  <w:top w:color="bdc1c6" w:space="0" w:sz="8" w:val="single"/>
+                  <w:left w:color="bdc1c6" w:space="0" w:sz="8" w:val="single"/>
+                  <w:bottom w:color="bdc1c6" w:space="0" w:sz="8" w:val="single"/>
+                  <w:right w:color="bdc1c6" w:space="0" w:sz="8" w:val="single"/>
+                </w:tcBorders>
+              </w:tcPr>
+              <w:p>
+                <w:pPr>
+                  <w:spacing w:line="360" w:lineRule="auto"/>
+                  <w:rPr/>
+                </w:pPr>
+                <w:r>
+                  <w:rPr>
+                    <w:rtl w:val="0"/>
+                  </w:rPr>
+                  <w:t xml:space="preserve">Identificador do pedido associado à avaliação.</w:t>
+                </w:r>
+              </w:p>
+            </w:tc>
+          </w:tr>
+          <w:tr>
+            <w:trPr>
+              <w:cantSplit w:val="0"/>
+              <w:tblHeader w:val="0"/>
+            </w:trPr>
+            <w:tc>
+              <w:tcPr>
+                <w:tcBorders>
+                  <w:top w:color="bdc1c6" w:space="0" w:sz="8" w:val="single"/>
+                  <w:left w:color="000000" w:space="0" w:sz="0" w:val="nil"/>
+                  <w:bottom w:color="bdc1c6" w:space="0" w:sz="8" w:val="single"/>
+                  <w:right w:color="bdc1c6" w:space="0" w:sz="8" w:val="single"/>
+                </w:tcBorders>
+              </w:tcPr>
+              <w:p>
+                <w:pPr>
+                  <w:spacing w:line="360" w:lineRule="auto"/>
+                  <w:rPr/>
+                </w:pPr>
+                <w:r>
+                  <w:rPr>
+                    <w:rtl w:val="0"/>
+                  </w:rPr>
+                  <w:t xml:space="preserve">review_score</w:t>
+                </w:r>
+              </w:p>
+            </w:tc>
+            <w:tc>
+              <w:tcPr>
+                <w:tcBorders>
+                  <w:top w:color="bdc1c6" w:space="0" w:sz="8" w:val="single"/>
+                  <w:left w:color="bdc1c6" w:space="0" w:sz="8" w:val="single"/>
+                  <w:bottom w:color="bdc1c6" w:space="0" w:sz="8" w:val="single"/>
+                  <w:right w:color="bdc1c6" w:space="0" w:sz="8" w:val="single"/>
+                </w:tcBorders>
+              </w:tcPr>
+              <w:p>
+                <w:pPr>
+                  <w:spacing w:line="360" w:lineRule="auto"/>
+                  <w:rPr/>
+                </w:pPr>
+                <w:r>
+                  <w:rPr>
+                    <w:rtl w:val="0"/>
+                  </w:rPr>
+                  <w:t xml:space="preserve">Nota atribuída pelo cliente ao pedido, variando de 1 a 5.</w:t>
+                </w:r>
+              </w:p>
+            </w:tc>
+          </w:tr>
+          <w:tr>
+            <w:trPr>
+              <w:cantSplit w:val="0"/>
+              <w:tblHeader w:val="0"/>
+            </w:trPr>
+            <w:tc>
+              <w:tcPr>
+                <w:tcBorders>
+                  <w:top w:color="bdc1c6" w:space="0" w:sz="8" w:val="single"/>
+                  <w:left w:color="000000" w:space="0" w:sz="0" w:val="nil"/>
+                  <w:bottom w:color="bdc1c6" w:space="0" w:sz="8" w:val="single"/>
+                  <w:right w:color="bdc1c6" w:space="0" w:sz="8" w:val="single"/>
+                </w:tcBorders>
+              </w:tcPr>
+              <w:p>
+                <w:pPr>
+                  <w:spacing w:line="360" w:lineRule="auto"/>
+                  <w:rPr/>
+                </w:pPr>
+                <w:r>
+                  <w:rPr>
+                    <w:rtl w:val="0"/>
+                  </w:rPr>
+                  <w:t xml:space="preserve">review_comment_title</w:t>
+                </w:r>
+              </w:p>
+            </w:tc>
+            <w:tc>
+              <w:tcPr>
+                <w:tcBorders>
+                  <w:top w:color="bdc1c6" w:space="0" w:sz="8" w:val="single"/>
+                  <w:left w:color="bdc1c6" w:space="0" w:sz="8" w:val="single"/>
+                  <w:bottom w:color="bdc1c6" w:space="0" w:sz="8" w:val="single"/>
+                  <w:right w:color="bdc1c6" w:space="0" w:sz="8" w:val="single"/>
+                </w:tcBorders>
+              </w:tcPr>
+              <w:p>
+                <w:pPr>
+                  <w:spacing w:line="360" w:lineRule="auto"/>
+                  <w:rPr/>
+                </w:pPr>
+                <w:r>
+                  <w:rPr>
+                    <w:rtl w:val="0"/>
+                  </w:rPr>
+                  <w:t xml:space="preserve">Título do comentário da avaliação.</w:t>
+                </w:r>
+              </w:p>
+            </w:tc>
+          </w:tr>
+          <w:tr>
+            <w:trPr>
+              <w:cantSplit w:val="0"/>
+              <w:tblHeader w:val="0"/>
+            </w:trPr>
+            <w:tc>
+              <w:tcPr>
+                <w:tcBorders>
+                  <w:top w:color="bdc1c6" w:space="0" w:sz="8" w:val="single"/>
+                  <w:left w:color="000000" w:space="0" w:sz="0" w:val="nil"/>
+                  <w:bottom w:color="bdc1c6" w:space="0" w:sz="8" w:val="single"/>
+                  <w:right w:color="bdc1c6" w:space="0" w:sz="8" w:val="single"/>
+                </w:tcBorders>
+              </w:tcPr>
+              <w:p>
+                <w:pPr>
+                  <w:spacing w:line="360" w:lineRule="auto"/>
+                  <w:rPr/>
+                </w:pPr>
+                <w:r>
+                  <w:rPr>
+                    <w:rtl w:val="0"/>
+                  </w:rPr>
+                  <w:t xml:space="preserve">review_comment_message</w:t>
+                </w:r>
+              </w:p>
+            </w:tc>
+            <w:tc>
+              <w:tcPr>
+                <w:tcBorders>
+                  <w:top w:color="bdc1c6" w:space="0" w:sz="8" w:val="single"/>
+                  <w:left w:color="bdc1c6" w:space="0" w:sz="8" w:val="single"/>
+                  <w:bottom w:color="bdc1c6" w:space="0" w:sz="8" w:val="single"/>
+                  <w:right w:color="bdc1c6" w:space="0" w:sz="8" w:val="single"/>
+                </w:tcBorders>
+              </w:tcPr>
+              <w:p>
+                <w:pPr>
+                  <w:spacing w:line="360" w:lineRule="auto"/>
+                  <w:rPr/>
+                </w:pPr>
+                <w:r>
+                  <w:rPr>
+                    <w:rtl w:val="0"/>
+                  </w:rPr>
+                  <w:t xml:space="preserve">Texto completo do comentário da avaliação.</w:t>
+                </w:r>
+              </w:p>
+            </w:tc>
+          </w:tr>
+          <w:tr>
+            <w:trPr>
+              <w:cantSplit w:val="0"/>
+              <w:tblHeader w:val="0"/>
+            </w:trPr>
+            <w:tc>
+              <w:tcPr>
+                <w:tcBorders>
+                  <w:top w:color="bdc1c6" w:space="0" w:sz="8" w:val="single"/>
+                  <w:left w:color="000000" w:space="0" w:sz="0" w:val="nil"/>
+                  <w:bottom w:color="bdc1c6" w:space="0" w:sz="8" w:val="single"/>
+                  <w:right w:color="bdc1c6" w:space="0" w:sz="8" w:val="single"/>
+                </w:tcBorders>
+              </w:tcPr>
+              <w:p>
+                <w:pPr>
+                  <w:spacing w:line="360" w:lineRule="auto"/>
+                  <w:rPr/>
+                </w:pPr>
+                <w:r>
+                  <w:rPr>
+                    <w:rtl w:val="0"/>
+                  </w:rPr>
+                  <w:t xml:space="preserve">review_creation_date</w:t>
+                </w:r>
+              </w:p>
+            </w:tc>
+            <w:tc>
+              <w:tcPr>
+                <w:tcBorders>
+                  <w:top w:color="bdc1c6" w:space="0" w:sz="8" w:val="single"/>
+                  <w:left w:color="bdc1c6" w:space="0" w:sz="8" w:val="single"/>
+                  <w:bottom w:color="bdc1c6" w:space="0" w:sz="8" w:val="single"/>
+                  <w:right w:color="bdc1c6" w:space="0" w:sz="8" w:val="single"/>
+                </w:tcBorders>
+              </w:tcPr>
+              <w:p>
+                <w:pPr>
+                  <w:spacing w:line="360" w:lineRule="auto"/>
+                  <w:rPr/>
+                </w:pPr>
+                <w:r>
+                  <w:rPr>
+                    <w:rtl w:val="0"/>
+                  </w:rPr>
+                  <w:t xml:space="preserve">Data em que a avaliação foi criada.</w:t>
+                </w:r>
+              </w:p>
+            </w:tc>
+          </w:tr>
+          <w:tr>
+            <w:trPr>
+              <w:cantSplit w:val="0"/>
+              <w:tblHeader w:val="0"/>
+            </w:trPr>
+            <w:tc>
+              <w:tcPr>
+                <w:tcBorders>
+                  <w:top w:color="bdc1c6" w:space="0" w:sz="8" w:val="single"/>
+                  <w:left w:color="000000" w:space="0" w:sz="0" w:val="nil"/>
+                  <w:bottom w:color="bdc1c6" w:space="0" w:sz="8" w:val="single"/>
+                  <w:right w:color="bdc1c6" w:space="0" w:sz="8" w:val="single"/>
+                </w:tcBorders>
+              </w:tcPr>
+              <w:p>
+                <w:pPr>
+                  <w:spacing w:line="360" w:lineRule="auto"/>
+                  <w:rPr/>
+                </w:pPr>
+                <w:r>
+                  <w:rPr>
+                    <w:rtl w:val="0"/>
+                  </w:rPr>
+                  <w:t xml:space="preserve">review_answer_timestamp</w:t>
+                </w:r>
+              </w:p>
+            </w:tc>
+            <w:tc>
+              <w:tcPr>
+                <w:tcBorders>
+                  <w:top w:color="bdc1c6" w:space="0" w:sz="8" w:val="single"/>
+                  <w:left w:color="bdc1c6" w:space="0" w:sz="8" w:val="single"/>
+                  <w:bottom w:color="bdc1c6" w:space="0" w:sz="8" w:val="single"/>
+                  <w:right w:color="bdc1c6" w:space="0" w:sz="8" w:val="single"/>
+                </w:tcBorders>
+              </w:tcPr>
+              <w:p>
+                <w:pPr>
+                  <w:spacing w:line="360" w:lineRule="auto"/>
+                  <w:rPr/>
+                </w:pPr>
+                <w:r>
+                  <w:rPr>
+                    <w:rtl w:val="0"/>
+                  </w:rPr>
+                  <w:t xml:space="preserve">Data e hora em que a avaliação foi respondida pela empresa, se aplicável.</w:t>
+                </w:r>
+              </w:p>
+              <w:p>
+                <w:pPr>
+                  <w:widowControl w:val="0"/>
+                  <w:jc w:val="left"/>
+                  <w:rPr/>
+                </w:pPr>
+                <w:r>
+                  <w:rPr>
+                    <w:rtl w:val="0"/>
+                  </w:rPr>
+                </w:r>
+              </w:p>
+            </w:tc>
+          </w:tr>
+        </w:tbl>
+      </w:sdtContent>
+    </w:sdt>
+    <w:p>
+      <w:pPr>
+        <w:rPr/>
+      </w:pPr>
+      <w:r>
+        <w:rPr>
+          <w:rtl w:val="0"/>
+        </w:rPr>
+      </w:r>
+    </w:p>
+    <w:p>
+      <w:pPr>
         <w:spacing w:line="360" w:lineRule="auto"/>
-        <w:ind w:left="1440" w:hanging="360"/>
-        <w:rPr>
-          <w:u w:val="none"/>
-        </w:rPr>
-      </w:pPr>
-      <w:r>
-        <w:rPr>
-          <w:rtl w:val="0"/>
-        </w:rPr>
-        <w:t xml:space="preserve">review_id: Identificador único da avaliação.</w:t>
-      </w:r>
-    </w:p>
-    <w:p>
-      <w:pPr>
-        <w:numPr>
-          <w:ilvl w:val="0"/>
-          <w:numId w:val="1"/>
-        </w:numPr>
-        <w:spacing w:line="360" w:lineRule="auto"/>
-        <w:ind w:left="1440" w:hanging="360"/>
-        <w:rPr>
-          <w:u w:val="none"/>
-        </w:rPr>
-      </w:pPr>
-      <w:r>
-        <w:rPr>
-          <w:rtl w:val="0"/>
-        </w:rPr>
-        <w:t xml:space="preserve">order_id: Identificador do pedido associado à avaliação.</w:t>
-      </w:r>
-    </w:p>
-    <w:p>
-      <w:pPr>
-        <w:numPr>
-          <w:ilvl w:val="0"/>
-          <w:numId w:val="1"/>
-        </w:numPr>
-        <w:spacing w:line="360" w:lineRule="auto"/>
-        <w:ind w:left="1440" w:hanging="360"/>
-        <w:rPr>
-          <w:u w:val="none"/>
-        </w:rPr>
-      </w:pPr>
-      <w:r>
-        <w:rPr>
-          <w:rtl w:val="0"/>
-        </w:rPr>
-        <w:t xml:space="preserve">review_score: Nota atribuída pelo cliente ao pedido, variando de 1 a 5.</w:t>
-      </w:r>
-    </w:p>
-    <w:p>
-      <w:pPr>
-        <w:numPr>
-          <w:ilvl w:val="0"/>
-          <w:numId w:val="1"/>
-        </w:numPr>
-        <w:spacing w:line="360" w:lineRule="auto"/>
-        <w:ind w:left="1440" w:hanging="360"/>
-        <w:rPr>
-          <w:u w:val="none"/>
-        </w:rPr>
-      </w:pPr>
-      <w:r>
-        <w:rPr>
-          <w:rtl w:val="0"/>
-        </w:rPr>
-        <w:t xml:space="preserve">review_comment_title: Título do comentário da avaliação.</w:t>
-      </w:r>
-    </w:p>
-    <w:p>
-      <w:pPr>
-        <w:numPr>
-          <w:ilvl w:val="0"/>
-          <w:numId w:val="1"/>
-        </w:numPr>
-        <w:spacing w:line="360" w:lineRule="auto"/>
-        <w:ind w:left="1440" w:hanging="360"/>
-        <w:rPr>
-          <w:u w:val="none"/>
-        </w:rPr>
-      </w:pPr>
-      <w:r>
-        <w:rPr>
-          <w:rtl w:val="0"/>
-        </w:rPr>
-        <w:t xml:space="preserve">review_comment_message: Texto completo do comentário da avaliação.</w:t>
-      </w:r>
-    </w:p>
-    <w:p>
-      <w:pPr>
-        <w:numPr>
-          <w:ilvl w:val="0"/>
-          <w:numId w:val="1"/>
-        </w:numPr>
-        <w:spacing w:line="360" w:lineRule="auto"/>
-        <w:ind w:left="1440" w:hanging="360"/>
-        <w:rPr>
-          <w:u w:val="none"/>
-        </w:rPr>
-      </w:pPr>
-      <w:r>
-        <w:rPr>
-          <w:rtl w:val="0"/>
-        </w:rPr>
-        <w:t xml:space="preserve">review_creation_date: Data em que a avaliação foi criada.</w:t>
-      </w:r>
-    </w:p>
-    <w:p>
-      <w:pPr>
-        <w:numPr>
-          <w:ilvl w:val="0"/>
-          <w:numId w:val="1"/>
-        </w:numPr>
-        <w:spacing w:line="360" w:lineRule="auto"/>
-        <w:ind w:left="1440" w:hanging="360"/>
-        <w:rPr>
-          <w:u w:val="none"/>
-        </w:rPr>
-      </w:pPr>
-      <w:r>
-        <w:rPr>
-          <w:rtl w:val="0"/>
-        </w:rPr>
-        <w:t xml:space="preserve">review_answer_timestamp:Data e hora em que a avaliação foi respondida pela empresa, se aplicável.</w:t>
-      </w:r>
+        <w:ind w:left="0" w:firstLine="0"/>
+        <w:rPr/>
+      </w:pPr>
       <w:r>
         <w:rPr>
           <w:rtl w:val="0"/>
@@ -11515,8 +14008,8 @@
           <w:u w:val="single"/>
         </w:rPr>
       </w:pPr>
-      <w:bookmarkStart w:colFirst="0" w:colLast="0" w:name="_heading=h.w3kgizx4ls3w" w:id="38"/>
-      <w:bookmarkEnd w:id="38"/>
+      <w:bookmarkStart w:colFirst="0" w:colLast="0" w:name="_heading=h.w3kgizx4ls3w" w:id="44"/>
+      <w:bookmarkEnd w:id="44"/>
       <w:r>
         <w:rPr>
           <w:rtl w:val="0"/>
@@ -11546,97 +14039,447 @@
     </w:p>
     <w:p>
       <w:pPr>
-        <w:numPr>
-          <w:ilvl w:val="0"/>
-          <w:numId w:val="4"/>
-        </w:numPr>
+        <w:keepNext w:val="1"/>
+        <w:keepLines w:val="1"/>
+        <w:spacing w:before="200" w:lineRule="auto"/>
+        <w:jc w:val="center"/>
+        <w:rPr>
+          <w:b w:val="1"/>
+          <w:sz w:val="20"/>
+          <w:szCs w:val="20"/>
+        </w:rPr>
+      </w:pPr>
+      <w:bookmarkStart w:colFirst="0" w:colLast="0" w:name="_heading=h.3whwml4" w:id="30"/>
+      <w:bookmarkEnd w:id="30"/>
+      <w:r>
+        <w:rPr>
+          <w:b w:val="1"/>
+          <w:sz w:val="20"/>
+          <w:szCs w:val="20"/>
+          <w:rtl w:val="0"/>
+        </w:rPr>
+        <w:t xml:space="preserve">Quadro 7 - Dicionário de dados do arquivo olist_order_payments_dataset.csv</w:t>
+      </w:r>
+    </w:p>
+    <w:sdt>
+      <w:sdtPr>
+        <w:lock w:val="contentLocked"/>
+        <w:tag w:val="goog_rdk_6"/>
+      </w:sdtPr>
+      <w:sdtContent>
+        <w:tbl>
+          <w:tblPr>
+            <w:tblStyle w:val="Table7"/>
+            <w:tblpPr w:leftFromText="180" w:rightFromText="180" w:topFromText="180" w:bottomFromText="180" w:vertAnchor="text" w:horzAnchor="text" w:tblpX="0" w:tblpY="0"/>
+            <w:tblW w:w="9090.0" w:type="dxa"/>
+            <w:jc w:val="left"/>
+            <w:tblBorders>
+              <w:top w:color="000000" w:space="0" w:sz="8" w:val="single"/>
+              <w:left w:color="000000" w:space="0" w:sz="8" w:val="single"/>
+              <w:bottom w:color="000000" w:space="0" w:sz="8" w:val="single"/>
+              <w:right w:color="000000" w:space="0" w:sz="8" w:val="single"/>
+              <w:insideH w:color="000000" w:space="0" w:sz="8" w:val="single"/>
+              <w:insideV w:color="000000" w:space="0" w:sz="8" w:val="single"/>
+            </w:tblBorders>
+            <w:tblLayout w:type="fixed"/>
+            <w:tblLook w:val="0600"/>
+          </w:tblPr>
+          <w:tblGrid>
+            <w:gridCol w:w="2595"/>
+            <w:gridCol w:w="6495"/>
+            <w:tblGridChange w:id="0">
+              <w:tblGrid>
+                <w:gridCol w:w="2595"/>
+                <w:gridCol w:w="6495"/>
+              </w:tblGrid>
+            </w:tblGridChange>
+          </w:tblGrid>
+          <w:tr>
+            <w:trPr>
+              <w:cantSplit w:val="0"/>
+              <w:trHeight w:val="440" w:hRule="atLeast"/>
+              <w:tblHeader w:val="1"/>
+            </w:trPr>
+            <w:tc>
+              <w:tcPr>
+                <w:gridSpan w:val="2"/>
+                <w:tcBorders>
+                  <w:top w:color="bdc1c6" w:space="0" w:sz="8" w:val="single"/>
+                  <w:left w:color="000000" w:space="0" w:sz="0" w:val="nil"/>
+                  <w:bottom w:color="bdc1c6" w:space="0" w:sz="8" w:val="single"/>
+                  <w:right w:color="bdc1c6" w:space="0" w:sz="8" w:val="single"/>
+                </w:tcBorders>
+                <w:shd w:fill="f1f3f4" w:val="clear"/>
+              </w:tcPr>
+              <w:p>
+                <w:pPr>
+                  <w:pStyle w:val="Heading2"/>
+                  <w:widowControl w:val="0"/>
+                  <w:spacing w:after="120" w:before="120" w:lineRule="auto"/>
+                  <w:jc w:val="left"/>
+                  <w:rPr/>
+                </w:pPr>
+                <w:bookmarkStart w:colFirst="0" w:colLast="0" w:name="_heading=h.2q7veyu6cs9a" w:id="45"/>
+                <w:bookmarkEnd w:id="45"/>
+                <w:r>
+                  <w:rPr>
+                    <w:rtl w:val="0"/>
+                  </w:rPr>
+                  <w:t xml:space="preserve">Dicionário de dados do arquivo </w:t>
+                </w:r>
+                <w:r>
+                  <w:rPr>
+                    <w:rtl w:val="0"/>
+                  </w:rPr>
+                  <w:t xml:space="preserve">olist_order_payments_dataset.csv</w:t>
+                </w:r>
+                <w:r>
+                  <w:rPr>
+                    <w:rtl w:val="0"/>
+                  </w:rPr>
+                </w:r>
+              </w:p>
+            </w:tc>
+          </w:tr>
+          <w:tr>
+            <w:trPr>
+              <w:cantSplit w:val="0"/>
+              <w:tblHeader w:val="1"/>
+            </w:trPr>
+            <w:tc>
+              <w:tcPr>
+                <w:tcBorders>
+                  <w:top w:color="bdc1c6" w:space="0" w:sz="8" w:val="single"/>
+                  <w:left w:color="000000" w:space="0" w:sz="0" w:val="nil"/>
+                  <w:bottom w:color="bdc1c6" w:space="0" w:sz="8" w:val="single"/>
+                  <w:right w:color="bdc1c6" w:space="0" w:sz="8" w:val="single"/>
+                </w:tcBorders>
+                <w:shd w:fill="f1f3f4" w:val="clear"/>
+                <w:vAlign w:val="bottom"/>
+              </w:tcPr>
+              <w:p>
+                <w:pPr>
+                  <w:widowControl w:val="0"/>
+                  <w:jc w:val="left"/>
+                  <w:rPr>
+                    <w:sz w:val="22"/>
+                    <w:szCs w:val="22"/>
+                  </w:rPr>
+                </w:pPr>
+                <w:r>
+                  <w:rPr>
+                    <w:sz w:val="22"/>
+                    <w:szCs w:val="22"/>
+                    <w:rtl w:val="0"/>
+                  </w:rPr>
+                  <w:t xml:space="preserve">Campo</w:t>
+                </w:r>
+              </w:p>
+            </w:tc>
+            <w:tc>
+              <w:tcPr>
+                <w:tcBorders>
+                  <w:top w:color="bdc1c6" w:space="0" w:sz="8" w:val="single"/>
+                  <w:left w:color="bdc1c6" w:space="0" w:sz="8" w:val="single"/>
+                  <w:bottom w:color="bdc1c6" w:space="0" w:sz="8" w:val="single"/>
+                  <w:right w:color="bdc1c6" w:space="0" w:sz="8" w:val="single"/>
+                </w:tcBorders>
+                <w:shd w:fill="f1f3f4" w:val="clear"/>
+                <w:vAlign w:val="bottom"/>
+              </w:tcPr>
+              <w:p>
+                <w:pPr>
+                  <w:widowControl w:val="0"/>
+                  <w:jc w:val="left"/>
+                  <w:rPr>
+                    <w:sz w:val="22"/>
+                    <w:szCs w:val="22"/>
+                  </w:rPr>
+                </w:pPr>
+                <w:r>
+                  <w:rPr>
+                    <w:sz w:val="22"/>
+                    <w:szCs w:val="22"/>
+                    <w:rtl w:val="0"/>
+                  </w:rPr>
+                  <w:t xml:space="preserve">Descrição</w:t>
+                </w:r>
+              </w:p>
+            </w:tc>
+          </w:tr>
+          <w:tr>
+            <w:trPr>
+              <w:cantSplit w:val="0"/>
+              <w:tblHeader w:val="0"/>
+            </w:trPr>
+            <w:tc>
+              <w:tcPr>
+                <w:tcBorders>
+                  <w:top w:color="bdc1c6" w:space="0" w:sz="8" w:val="single"/>
+                  <w:left w:color="000000" w:space="0" w:sz="0" w:val="nil"/>
+                  <w:bottom w:color="bdc1c6" w:space="0" w:sz="8" w:val="single"/>
+                  <w:right w:color="bdc1c6" w:space="0" w:sz="8" w:val="single"/>
+                </w:tcBorders>
+              </w:tcPr>
+              <w:p>
+                <w:pPr>
+                  <w:spacing w:line="360" w:lineRule="auto"/>
+                  <w:rPr/>
+                </w:pPr>
+                <w:r>
+                  <w:rPr>
+                    <w:rtl w:val="0"/>
+                  </w:rPr>
+                  <w:t xml:space="preserve">order_id</w:t>
+                </w:r>
+              </w:p>
+            </w:tc>
+            <w:tc>
+              <w:tcPr>
+                <w:tcBorders>
+                  <w:top w:color="bdc1c6" w:space="0" w:sz="8" w:val="single"/>
+                  <w:left w:color="bdc1c6" w:space="0" w:sz="8" w:val="single"/>
+                  <w:bottom w:color="bdc1c6" w:space="0" w:sz="8" w:val="single"/>
+                  <w:right w:color="bdc1c6" w:space="0" w:sz="8" w:val="single"/>
+                </w:tcBorders>
+              </w:tcPr>
+              <w:p>
+                <w:pPr>
+                  <w:spacing w:line="360" w:lineRule="auto"/>
+                  <w:rPr/>
+                </w:pPr>
+                <w:r>
+                  <w:rPr>
+                    <w:rtl w:val="0"/>
+                  </w:rPr>
+                  <w:t xml:space="preserve"> Identificador único do pedido.</w:t>
+                </w:r>
+              </w:p>
+            </w:tc>
+          </w:tr>
+          <w:tr>
+            <w:trPr>
+              <w:cantSplit w:val="0"/>
+              <w:tblHeader w:val="0"/>
+            </w:trPr>
+            <w:tc>
+              <w:tcPr>
+                <w:tcBorders>
+                  <w:top w:color="bdc1c6" w:space="0" w:sz="8" w:val="single"/>
+                  <w:left w:color="000000" w:space="0" w:sz="0" w:val="nil"/>
+                  <w:bottom w:color="bdc1c6" w:space="0" w:sz="8" w:val="single"/>
+                  <w:right w:color="bdc1c6" w:space="0" w:sz="8" w:val="single"/>
+                </w:tcBorders>
+              </w:tcPr>
+              <w:p>
+                <w:pPr>
+                  <w:spacing w:line="360" w:lineRule="auto"/>
+                  <w:rPr/>
+                </w:pPr>
+                <w:r>
+                  <w:rPr>
+                    <w:rtl w:val="0"/>
+                  </w:rPr>
+                  <w:t xml:space="preserve">payment_sequential</w:t>
+                </w:r>
+              </w:p>
+            </w:tc>
+            <w:tc>
+              <w:tcPr>
+                <w:tcBorders>
+                  <w:top w:color="bdc1c6" w:space="0" w:sz="8" w:val="single"/>
+                  <w:left w:color="bdc1c6" w:space="0" w:sz="8" w:val="single"/>
+                  <w:bottom w:color="bdc1c6" w:space="0" w:sz="8" w:val="single"/>
+                  <w:right w:color="bdc1c6" w:space="0" w:sz="8" w:val="single"/>
+                </w:tcBorders>
+              </w:tcPr>
+              <w:p>
+                <w:pPr>
+                  <w:spacing w:line="360" w:lineRule="auto"/>
+                  <w:rPr/>
+                </w:pPr>
+                <w:r>
+                  <w:rPr>
+                    <w:rtl w:val="0"/>
+                  </w:rPr>
+                  <w:t xml:space="preserve"> Índice sequencial do pagamento para um mesmo pedido.</w:t>
+                </w:r>
+              </w:p>
+            </w:tc>
+          </w:tr>
+          <w:tr>
+            <w:trPr>
+              <w:cantSplit w:val="0"/>
+              <w:tblHeader w:val="0"/>
+            </w:trPr>
+            <w:tc>
+              <w:tcPr>
+                <w:tcBorders>
+                  <w:top w:color="bdc1c6" w:space="0" w:sz="8" w:val="single"/>
+                  <w:left w:color="000000" w:space="0" w:sz="0" w:val="nil"/>
+                  <w:bottom w:color="bdc1c6" w:space="0" w:sz="8" w:val="single"/>
+                  <w:right w:color="bdc1c6" w:space="0" w:sz="8" w:val="single"/>
+                </w:tcBorders>
+              </w:tcPr>
+              <w:p>
+                <w:pPr>
+                  <w:spacing w:line="360" w:lineRule="auto"/>
+                  <w:rPr/>
+                </w:pPr>
+                <w:r>
+                  <w:rPr>
+                    <w:rtl w:val="0"/>
+                  </w:rPr>
+                  <w:t xml:space="preserve">payment_type</w:t>
+                </w:r>
+              </w:p>
+            </w:tc>
+            <w:tc>
+              <w:tcPr>
+                <w:tcBorders>
+                  <w:top w:color="bdc1c6" w:space="0" w:sz="8" w:val="single"/>
+                  <w:left w:color="bdc1c6" w:space="0" w:sz="8" w:val="single"/>
+                  <w:bottom w:color="bdc1c6" w:space="0" w:sz="8" w:val="single"/>
+                  <w:right w:color="bdc1c6" w:space="0" w:sz="8" w:val="single"/>
+                </w:tcBorders>
+              </w:tcPr>
+              <w:p>
+                <w:pPr>
+                  <w:spacing w:line="360" w:lineRule="auto"/>
+                  <w:rPr/>
+                </w:pPr>
+                <w:r>
+                  <w:rPr>
+                    <w:rtl w:val="0"/>
+                  </w:rPr>
+                  <w:t xml:space="preserve">Tipo de pagamento utilizado.</w:t>
+                </w:r>
+              </w:p>
+            </w:tc>
+          </w:tr>
+          <w:tr>
+            <w:trPr>
+              <w:cantSplit w:val="0"/>
+              <w:tblHeader w:val="0"/>
+            </w:trPr>
+            <w:tc>
+              <w:tcPr>
+                <w:tcBorders>
+                  <w:top w:color="bdc1c6" w:space="0" w:sz="8" w:val="single"/>
+                  <w:left w:color="000000" w:space="0" w:sz="0" w:val="nil"/>
+                  <w:bottom w:color="bdc1c6" w:space="0" w:sz="8" w:val="single"/>
+                  <w:right w:color="bdc1c6" w:space="0" w:sz="8" w:val="single"/>
+                </w:tcBorders>
+              </w:tcPr>
+              <w:p>
+                <w:pPr>
+                  <w:spacing w:line="360" w:lineRule="auto"/>
+                  <w:rPr/>
+                </w:pPr>
+                <w:r>
+                  <w:rPr>
+                    <w:rtl w:val="0"/>
+                  </w:rPr>
+                  <w:t xml:space="preserve">payment_installments</w:t>
+                </w:r>
+              </w:p>
+            </w:tc>
+            <w:tc>
+              <w:tcPr>
+                <w:tcBorders>
+                  <w:top w:color="bdc1c6" w:space="0" w:sz="8" w:val="single"/>
+                  <w:left w:color="bdc1c6" w:space="0" w:sz="8" w:val="single"/>
+                  <w:bottom w:color="bdc1c6" w:space="0" w:sz="8" w:val="single"/>
+                  <w:right w:color="bdc1c6" w:space="0" w:sz="8" w:val="single"/>
+                </w:tcBorders>
+              </w:tcPr>
+              <w:p>
+                <w:pPr>
+                  <w:spacing w:line="360" w:lineRule="auto"/>
+                  <w:rPr/>
+                </w:pPr>
+                <w:r>
+                  <w:rPr>
+                    <w:rtl w:val="0"/>
+                  </w:rPr>
+                  <w:t xml:space="preserve"> Número de parcelas em que o pagamento foi realizado.</w:t>
+                </w:r>
+              </w:p>
+            </w:tc>
+          </w:tr>
+          <w:tr>
+            <w:trPr>
+              <w:cantSplit w:val="0"/>
+              <w:tblHeader w:val="0"/>
+            </w:trPr>
+            <w:tc>
+              <w:tcPr>
+                <w:tcBorders>
+                  <w:top w:color="bdc1c6" w:space="0" w:sz="8" w:val="single"/>
+                  <w:left w:color="000000" w:space="0" w:sz="0" w:val="nil"/>
+                  <w:bottom w:color="bdc1c6" w:space="0" w:sz="8" w:val="single"/>
+                  <w:right w:color="bdc1c6" w:space="0" w:sz="8" w:val="single"/>
+                </w:tcBorders>
+              </w:tcPr>
+              <w:p>
+                <w:pPr>
+                  <w:spacing w:line="360" w:lineRule="auto"/>
+                  <w:rPr/>
+                </w:pPr>
+                <w:r>
+                  <w:rPr>
+                    <w:rtl w:val="0"/>
+                  </w:rPr>
+                  <w:t xml:space="preserve">payment_value</w:t>
+                </w:r>
+              </w:p>
+            </w:tc>
+            <w:tc>
+              <w:tcPr>
+                <w:tcBorders>
+                  <w:top w:color="bdc1c6" w:space="0" w:sz="8" w:val="single"/>
+                  <w:left w:color="bdc1c6" w:space="0" w:sz="8" w:val="single"/>
+                  <w:bottom w:color="bdc1c6" w:space="0" w:sz="8" w:val="single"/>
+                  <w:right w:color="bdc1c6" w:space="0" w:sz="8" w:val="single"/>
+                </w:tcBorders>
+              </w:tcPr>
+              <w:p>
+                <w:pPr>
+                  <w:spacing w:line="360" w:lineRule="auto"/>
+                  <w:rPr/>
+                </w:pPr>
+                <w:r>
+                  <w:rPr>
+                    <w:rtl w:val="0"/>
+                  </w:rPr>
+                  <w:t xml:space="preserve">Valor do pagamento realizado.</w:t>
+                </w:r>
+              </w:p>
+            </w:tc>
+          </w:tr>
+        </w:tbl>
+      </w:sdtContent>
+    </w:sdt>
+    <w:p>
+      <w:pPr>
+        <w:rPr/>
+      </w:pPr>
+      <w:r>
+        <w:rPr>
+          <w:rtl w:val="0"/>
+        </w:rPr>
+      </w:r>
+    </w:p>
+    <w:p>
+      <w:pPr>
         <w:spacing w:line="360" w:lineRule="auto"/>
-        <w:ind w:left="1440" w:hanging="360"/>
-        <w:rPr>
-          <w:u w:val="none"/>
-        </w:rPr>
-      </w:pPr>
-      <w:r>
-        <w:rPr>
-          <w:rtl w:val="0"/>
-        </w:rPr>
-        <w:t xml:space="preserve">order_id: Identificador único do pedido.</w:t>
-      </w:r>
-    </w:p>
-    <w:p>
-      <w:pPr>
-        <w:numPr>
-          <w:ilvl w:val="0"/>
-          <w:numId w:val="4"/>
-        </w:numPr>
-        <w:spacing w:line="360" w:lineRule="auto"/>
-        <w:ind w:left="1440" w:hanging="360"/>
-        <w:rPr>
-          <w:u w:val="none"/>
-        </w:rPr>
-      </w:pPr>
-      <w:r>
-        <w:rPr>
-          <w:rtl w:val="0"/>
-        </w:rPr>
-        <w:t xml:space="preserve">payment_sequential: Índice sequencial do pagamento para um mesmo pedido.</w:t>
-      </w:r>
-    </w:p>
-    <w:p>
-      <w:pPr>
-        <w:numPr>
-          <w:ilvl w:val="0"/>
-          <w:numId w:val="4"/>
-        </w:numPr>
-        <w:spacing w:line="360" w:lineRule="auto"/>
-        <w:ind w:left="1440" w:hanging="360"/>
-        <w:rPr>
-          <w:u w:val="none"/>
-        </w:rPr>
-      </w:pPr>
-      <w:r>
-        <w:rPr>
-          <w:rtl w:val="0"/>
-        </w:rPr>
-        <w:t xml:space="preserve">payment_type: Tipo de pagamento utilizado.</w:t>
-      </w:r>
-    </w:p>
-    <w:p>
-      <w:pPr>
-        <w:numPr>
-          <w:ilvl w:val="0"/>
-          <w:numId w:val="4"/>
-        </w:numPr>
-        <w:spacing w:line="360" w:lineRule="auto"/>
-        <w:ind w:left="1440" w:hanging="360"/>
-        <w:rPr>
-          <w:u w:val="none"/>
-        </w:rPr>
-      </w:pPr>
-      <w:r>
-        <w:rPr>
-          <w:rtl w:val="0"/>
-        </w:rPr>
-        <w:t xml:space="preserve">payment_installments: Número de parcelas em que o pagamento foi realizado.</w:t>
-      </w:r>
-    </w:p>
-    <w:p>
-      <w:pPr>
-        <w:numPr>
-          <w:ilvl w:val="0"/>
-          <w:numId w:val="4"/>
-        </w:numPr>
-        <w:spacing w:line="360" w:lineRule="auto"/>
-        <w:ind w:left="1440" w:hanging="360"/>
-        <w:rPr>
-          <w:u w:val="none"/>
-        </w:rPr>
-      </w:pPr>
-      <w:r>
-        <w:rPr>
-          <w:rtl w:val="0"/>
-        </w:rPr>
-        <w:t xml:space="preserve">payment_value: Valor do pagamento realizado.</w:t>
+        <w:ind w:left="0" w:firstLine="0"/>
+        <w:rPr/>
+      </w:pPr>
+      <w:r>
+        <w:rPr>
+          <w:rtl w:val="0"/>
+        </w:rPr>
       </w:r>
     </w:p>
     <w:p>
@@ -11645,8 +14488,8 @@
         <w:spacing w:after="300" w:before="300" w:line="240" w:lineRule="auto"/>
         <w:rPr/>
       </w:pPr>
-      <w:bookmarkStart w:colFirst="0" w:colLast="0" w:name="_heading=h.kdbjggv78l1q" w:id="39"/>
-      <w:bookmarkEnd w:id="39"/>
+      <w:bookmarkStart w:colFirst="0" w:colLast="0" w:name="_heading=h.kdbjggv78l1q" w:id="46"/>
+      <w:bookmarkEnd w:id="46"/>
       <w:r>
         <w:rPr>
           <w:rtl w:val="0"/>
@@ -11678,8 +14521,8 @@
         <w:spacing w:after="300" w:before="300" w:line="240" w:lineRule="auto"/>
         <w:rPr/>
       </w:pPr>
-      <w:bookmarkStart w:colFirst="0" w:colLast="0" w:name="_heading=h.ur2wsprp1uwr" w:id="40"/>
-      <w:bookmarkEnd w:id="40"/>
+      <w:bookmarkStart w:colFirst="0" w:colLast="0" w:name="_heading=h.ur2wsprp1uwr" w:id="47"/>
+      <w:bookmarkEnd w:id="47"/>
       <w:r>
         <w:rPr>
           <w:rtl w:val="0"/>
@@ -11690,53 +14533,70 @@
     <w:p>
       <w:pPr>
         <w:spacing w:line="360" w:lineRule="auto"/>
-        <w:ind w:firstLine="850.3937007874017"/>
+        <w:ind w:firstLine="850"/>
         <w:rPr/>
       </w:pPr>
       <w:r>
         <w:rPr>
           <w:rtl w:val="0"/>
         </w:rPr>
-        <w:t xml:space="preserve">O desenvolvimento deste trabalho foi realizado utilizando bibliotecas amplamente reconhecidas na área de ciência de dados. A biblioteca </w:t>
-      </w:r>
-      <w:r>
-        <w:rPr>
-          <w:rtl w:val="0"/>
-        </w:rPr>
-        <w:t xml:space="preserve">pandas</w:t>
-      </w:r>
-      <w:r>
-        <w:rPr>
-          <w:rtl w:val="0"/>
-        </w:rPr>
-        <w:t xml:space="preserve"> foi empregada para a manipulação de dados tabulares, sendo fundamental para a leitura, tratamento e análise das bases de dados. Para visualização de dados, utilizaram-se </w:t>
-      </w:r>
-      <w:r>
-        <w:rPr>
-          <w:rtl w:val="0"/>
-        </w:rPr>
-        <w:t xml:space="preserve">matplotlib.pyplot</w:t>
-      </w:r>
-      <w:r>
-        <w:rPr>
-          <w:rtl w:val="0"/>
-        </w:rPr>
-        <w:t xml:space="preserve"> e </w:t>
-      </w:r>
-      <w:r>
-        <w:rPr>
-          <w:rtl w:val="0"/>
-        </w:rPr>
-        <w:t xml:space="preserve">plotly.express</w:t>
-      </w:r>
-      <w:r>
-        <w:rPr>
-          <w:rtl w:val="0"/>
-        </w:rPr>
-        <w:t xml:space="preserve">, que possibilitam a construção de gráficos estáticos e interativos, respectivamente, permitindo uma análise visual mais rica e intuitiva. Além disso, funções estatísticas como assimetria e curtose foram calculadas com o auxílio da biblioteca </w:t>
-      </w:r>
-      <w:r>
-        <w:rPr>
+        <w:t xml:space="preserve">O desenvolvimento deste trabalho foi realizado utilizando bibliotecas amplamente consolidadas na área de ciência de dados. A biblioteca Pandas foi empregada para a manipulação de dados tabulares, permitindo a leitura, tratamento e análise eficiente das bases de dados. </w:t>
+      </w:r>
+    </w:p>
+    <w:p>
+      <w:pPr>
+        <w:spacing w:line="360" w:lineRule="auto"/>
+        <w:ind w:firstLine="850"/>
+        <w:rPr/>
+      </w:pPr>
+      <w:r>
+        <w:rPr>
+          <w:rtl w:val="0"/>
+        </w:rPr>
+        <w:t xml:space="preserve">Para visualização de dados, utilizaram-se duas bibliotecas complementares: o módulo </w:t>
+      </w:r>
+      <w:r>
+        <w:rPr>
+          <w:i w:val="1"/>
+          <w:rtl w:val="0"/>
+        </w:rPr>
+        <w:t xml:space="preserve">matplotlib.pyplot,</w:t>
+      </w:r>
+      <w:r>
+        <w:rPr>
+          <w:rtl w:val="0"/>
+        </w:rPr>
+        <w:t xml:space="preserve"> voltada à criação de gráficos estáticos, e o</w:t>
+      </w:r>
+      <w:r>
+        <w:rPr>
+          <w:i w:val="1"/>
+          <w:rtl w:val="0"/>
+        </w:rPr>
+        <w:t xml:space="preserve"> plotly.express</w:t>
+      </w:r>
+      <w:r>
+        <w:rPr>
+          <w:rtl w:val="0"/>
+        </w:rPr>
+        <w:t xml:space="preserve">, que possibilita a geração de visualizações interativas, facilitando a interpretação dos resultados por meio de uma análise visual mais dinâmica.</w:t>
+      </w:r>
+    </w:p>
+    <w:p>
+      <w:pPr>
+        <w:spacing w:line="360" w:lineRule="auto"/>
+        <w:ind w:firstLine="850"/>
+        <w:rPr/>
+      </w:pPr>
+      <w:r>
+        <w:rPr>
+          <w:rtl w:val="0"/>
+        </w:rPr>
+        <w:t xml:space="preserve">Em relação à análise estatística, foram utilizadas funções da biblioteca </w:t>
+      </w:r>
+      <w:r>
+        <w:rPr>
+          <w:i w:val="1"/>
           <w:rtl w:val="0"/>
         </w:rPr>
         <w:t xml:space="preserve">scipy.stats</w:t>
@@ -11745,7 +14605,12 @@
         <w:rPr>
           <w:rtl w:val="0"/>
         </w:rPr>
-        <w:t xml:space="preserve">. As importações podem ser conferidas na figura 2.</w:t>
+        <w:t xml:space="preserve">, com destaque para o cálculo de medidas como assimetria e curtose, que contribuem para a compreensão da distribuição dos dados. As bibliotecas importadas no ambiente JupyterLab estão ilustradas na Figura 2.</w:t>
+      </w:r>
+      <w:r>
+        <w:rPr>
+          <w:rtl w:val="0"/>
+        </w:rPr>
       </w:r>
     </w:p>
     <w:p>
@@ -11874,8 +14739,8 @@
         <w:spacing w:after="300" w:before="300" w:line="240" w:lineRule="auto"/>
         <w:rPr/>
       </w:pPr>
-      <w:bookmarkStart w:colFirst="0" w:colLast="0" w:name="_heading=h.tu00zw1yg065" w:id="41"/>
-      <w:bookmarkEnd w:id="41"/>
+      <w:bookmarkStart w:colFirst="0" w:colLast="0" w:name="_heading=h.tu00zw1yg065" w:id="48"/>
+      <w:bookmarkEnd w:id="48"/>
       <w:r>
         <w:rPr>
           <w:rtl w:val="0"/>
@@ -11933,12 +14798,12 @@
           <wp:inline distB="114300" distT="114300" distL="114300" distR="114300">
             <wp:extent cx="4505325" cy="1704975"/>
             <wp:effectExtent b="0" l="0" r="0" t="0"/>
-            <wp:docPr id="15" name="image2.png"/>
+            <wp:docPr id="15" name="image3.png"/>
             <a:graphic>
               <a:graphicData uri="http://schemas.openxmlformats.org/drawingml/2006/picture">
                 <pic:pic>
                   <pic:nvPicPr>
-                    <pic:cNvPr id="0" name="image2.png"/>
+                    <pic:cNvPr id="0" name="image3.png"/>
                     <pic:cNvPicPr preferRelativeResize="0"/>
                   </pic:nvPicPr>
                   <pic:blipFill>
@@ -11993,56 +14858,353 @@
     <w:p>
       <w:pPr>
         <w:spacing w:line="360" w:lineRule="auto"/>
-        <w:ind w:firstLine="850.3937007874017"/>
+        <w:ind w:firstLine="850"/>
         <w:rPr/>
       </w:pPr>
       <w:r>
         <w:rPr>
           <w:rtl w:val="0"/>
         </w:rPr>
-        <w:t xml:space="preserve">Após a importação, os dados passaram por um processo de consolidação por meio da união (merge) das tabelas, utilizando chaves primárias como </w:t>
-      </w:r>
-      <w:r>
-        <w:rPr>
-          <w:rtl w:val="0"/>
-        </w:rPr>
-        <w:t xml:space="preserve">order_id</w:t>
-      </w:r>
-      <w:r>
-        <w:rPr>
-          <w:rtl w:val="0"/>
-        </w:rPr>
-        <w:t xml:space="preserve">, </w:t>
-      </w:r>
-      <w:r>
-        <w:rPr>
-          <w:rtl w:val="0"/>
-        </w:rPr>
-        <w:t xml:space="preserve">product_id</w:t>
-      </w:r>
-      <w:r>
-        <w:rPr>
-          <w:rtl w:val="0"/>
-        </w:rPr>
-        <w:t xml:space="preserve">, </w:t>
-      </w:r>
-      <w:r>
-        <w:rPr>
-          <w:rtl w:val="0"/>
-        </w:rPr>
-        <w:t xml:space="preserve">seller_id</w:t>
-      </w:r>
-      <w:r>
-        <w:rPr>
-          <w:rtl w:val="0"/>
-        </w:rPr>
-        <w:t xml:space="preserve"> e </w:t>
-      </w:r>
-      <w:r>
-        <w:rPr>
-          <w:rtl w:val="0"/>
-        </w:rPr>
-        <w:t xml:space="preserve">customer_id.</w:t>
+        <w:t xml:space="preserve">Após a importação, as tabelas da base de dados foram consolidadas por meio da função </w:t>
+      </w:r>
+      <w:r>
+        <w:rPr>
+          <w:i w:val="1"/>
+          <w:rtl w:val="0"/>
+        </w:rPr>
+        <w:t xml:space="preserve">merge</w:t>
+      </w:r>
+      <w:r>
+        <w:rPr>
+          <w:rtl w:val="0"/>
+        </w:rPr>
+        <w:t xml:space="preserve">, utilizando como chaves primárias os campos </w:t>
+      </w:r>
+      <w:r>
+        <w:rPr>
+          <w:i w:val="1"/>
+          <w:rtl w:val="0"/>
+        </w:rPr>
+        <w:t xml:space="preserve">order_id, product_id, seller_id e customer_id</w:t>
+      </w:r>
+      <w:r>
+        <w:rPr>
+          <w:rtl w:val="0"/>
+        </w:rPr>
+        <w:t xml:space="preserve">. Essa etapa possibilitou a construção de uma base única, contendo informações integradas sobre cada pedido, tais como os produtos adquiridos, avaliações dos clientes, formas de pagamento, dados dos vendedores e localização geográfica. Essa consolidação foi essencial para garantir a consistência e a integridade do conjunto de dados utilizado nas análises subsequentes.</w:t>
+      </w:r>
+    </w:p>
+    <w:p>
+      <w:pPr>
+        <w:spacing w:line="360" w:lineRule="auto"/>
+        <w:ind w:firstLine="850"/>
+        <w:rPr/>
+      </w:pPr>
+      <w:r>
+        <w:rPr>
+          <w:rtl w:val="0"/>
+        </w:rPr>
+        <w:t xml:space="preserve">Durante o processo de tratamento, diversas colunas foram removidas com o objetivo de otimizar a base para os modelos analíticos e preditivos propostos, evitando redundância e reduzindo o ruído informacional. Inicialmente, foram descartadas colunas de identificação como </w:t>
+      </w:r>
+      <w:r>
+        <w:rPr>
+          <w:i w:val="1"/>
+          <w:rtl w:val="0"/>
+        </w:rPr>
+        <w:t xml:space="preserve">order_id, customer_id, product_id, seller_id, review_id e customer_unique_id</w:t>
+      </w:r>
+      <w:r>
+        <w:rPr>
+          <w:rtl w:val="0"/>
+        </w:rPr>
+        <w:t xml:space="preserve">, por não contribuírem diretamente com os objetivos do estudo, especialmente em relação à previsão de demanda.</w:t>
+      </w:r>
+    </w:p>
+    <w:p>
+      <w:pPr>
+        <w:spacing w:line="360" w:lineRule="auto"/>
+        <w:ind w:firstLine="850"/>
+        <w:rPr/>
+      </w:pPr>
+      <w:r>
+        <w:rPr>
+          <w:rtl w:val="0"/>
+        </w:rPr>
+        <w:t xml:space="preserve">Além disso, colunas associadas a etapas intermediárias do processo logístico, como </w:t>
+      </w:r>
+      <w:r>
+        <w:rPr>
+          <w:i w:val="1"/>
+          <w:rtl w:val="0"/>
+        </w:rPr>
+        <w:t xml:space="preserve">order_approved_at, order_delivered_carrier_date, shipping_limit_date, order_purchase_timestamp, order_delivered_customer_date </w:t>
+      </w:r>
+      <w:r>
+        <w:rPr>
+          <w:rtl w:val="0"/>
+        </w:rPr>
+        <w:t xml:space="preserve">e</w:t>
+      </w:r>
+      <w:r>
+        <w:rPr>
+          <w:i w:val="1"/>
+          <w:rtl w:val="0"/>
+        </w:rPr>
+        <w:t xml:space="preserve"> order_estimated_delivery_date</w:t>
+      </w:r>
+      <w:r>
+        <w:rPr>
+          <w:rtl w:val="0"/>
+        </w:rPr>
+        <w:t xml:space="preserve">, também foram excluídas, uma vez que não se relacionam de forma direta ao contexto central da pesquisa. Tais variáveis, embora relevantes para a análise de eficiência logística, não foram consideradas essenciais neste contexto.</w:t>
+      </w:r>
+    </w:p>
+    <w:p>
+      <w:pPr>
+        <w:spacing w:line="360" w:lineRule="auto"/>
+        <w:ind w:firstLine="850"/>
+        <w:rPr/>
+      </w:pPr>
+      <w:r>
+        <w:rPr>
+          <w:rtl w:val="0"/>
+        </w:rPr>
+        <w:t xml:space="preserve">Também foram removidas colunas com baixa variabilidade ou pouco poder explicativo, como </w:t>
+      </w:r>
+      <w:r>
+        <w:rPr>
+          <w:i w:val="1"/>
+          <w:rtl w:val="0"/>
+        </w:rPr>
+        <w:t xml:space="preserve">product_name_lenght </w:t>
+      </w:r>
+      <w:r>
+        <w:rPr>
+          <w:rtl w:val="0"/>
+        </w:rPr>
+        <w:t xml:space="preserve">e</w:t>
+      </w:r>
+      <w:r>
+        <w:rPr>
+          <w:i w:val="1"/>
+          <w:rtl w:val="0"/>
+        </w:rPr>
+        <w:t xml:space="preserve"> product_description_lengh. </w:t>
+      </w:r>
+      <w:r>
+        <w:rPr>
+          <w:rtl w:val="0"/>
+        </w:rPr>
+        <w:t xml:space="preserve">A exclusão se baseou em análises exploratórias que indicaram sua irrelevância estatística para os modelos propostos, uma vez que informações geográficas mais detalhadas poderiam ser extraídas da base de geolocalização, caso necessário.</w:t>
+      </w:r>
+    </w:p>
+    <w:p>
+      <w:pPr>
+        <w:spacing w:line="360" w:lineRule="auto"/>
+        <w:ind w:firstLine="850"/>
+        <w:rPr/>
+      </w:pPr>
+      <w:r>
+        <w:rPr>
+          <w:rtl w:val="0"/>
+        </w:rPr>
+        <w:t xml:space="preserve">Além disso, registros duplicados foram eliminados e valores ausentes em colunas-chave, como </w:t>
+      </w:r>
+      <w:r>
+        <w:rPr>
+          <w:i w:val="1"/>
+          <w:rtl w:val="0"/>
+        </w:rPr>
+        <w:t xml:space="preserve">review_comment_message</w:t>
+      </w:r>
+      <w:r>
+        <w:rPr>
+          <w:rtl w:val="0"/>
+        </w:rPr>
+        <w:t xml:space="preserve"> e atributos do produto (peso, dimensões, categoria e quantidade de imagens), foram tratados, visando assegurar a integridade dos dados e a qualidade das análises.</w:t>
+      </w:r>
+    </w:p>
+    <w:p>
+      <w:pPr>
+        <w:spacing w:line="360" w:lineRule="auto"/>
+        <w:ind w:firstLine="850"/>
+        <w:rPr/>
+      </w:pPr>
+      <w:r>
+        <w:rPr>
+          <w:rtl w:val="0"/>
+        </w:rPr>
+        <w:t xml:space="preserve">Durante o decorrer do projeto, algumas colunas adicionais foram criadas com o intuito de enriquecer o conjunto de informações disponíveis para análise. Duas colunas temporais derivadas foram geradas: </w:t>
+      </w:r>
+      <w:r>
+        <w:rPr>
+          <w:i w:val="1"/>
+          <w:rtl w:val="0"/>
+        </w:rPr>
+        <w:t xml:space="preserve">delivery_time</w:t>
+      </w:r>
+      <w:r>
+        <w:rPr>
+          <w:rtl w:val="0"/>
+        </w:rPr>
+        <w:t xml:space="preserve">, representando o tempo real de entrega do pedido (diferença entre a data de entrega e a data da compra), e </w:t>
+      </w:r>
+      <w:r>
+        <w:rPr>
+          <w:i w:val="1"/>
+          <w:rtl w:val="0"/>
+        </w:rPr>
+        <w:t xml:space="preserve">delivery_time_estimated</w:t>
+      </w:r>
+      <w:r>
+        <w:rPr>
+          <w:rtl w:val="0"/>
+        </w:rPr>
+        <w:t xml:space="preserve">, que indica a diferença entre a data estimada de entrega e a data da compra. Essas variáveis são úteis para avaliar possíveis impactos no sentimento do cliente.</w:t>
+      </w:r>
+      <w:r>
+        <w:rPr>
+          <w:rtl w:val="0"/>
+        </w:rPr>
+      </w:r>
+    </w:p>
+    <w:p>
+      <w:pPr>
+        <w:pStyle w:val="Heading3"/>
+        <w:spacing w:after="300" w:before="300" w:line="240" w:lineRule="auto"/>
+        <w:rPr/>
+      </w:pPr>
+      <w:bookmarkStart w:colFirst="0" w:colLast="0" w:name="_heading=h.jvgo7shuzzdj" w:id="49"/>
+      <w:bookmarkEnd w:id="49"/>
+      <w:r>
+        <w:rPr>
+          <w:rtl w:val="0"/>
+        </w:rPr>
+        <w:t xml:space="preserve">3.1.3 Análise exploratória dos dados</w:t>
+      </w:r>
+    </w:p>
+    <w:p>
+      <w:pPr>
+        <w:spacing w:line="360" w:lineRule="auto"/>
+        <w:ind w:firstLine="850"/>
+        <w:rPr/>
+      </w:pPr>
+      <w:r>
+        <w:rPr>
+          <w:rtl w:val="0"/>
+        </w:rPr>
+        <w:t xml:space="preserve">A análise exploratória teve como objetivo compreender as principais características da base de dados, bem como identificar padrões, tendências e possíveis anomalias que pudessem comprometer ou enriquecer a etapa de modelagem preditiva. Inicialmente, realizou-se uma inspeção preliminar do </w:t>
+      </w:r>
+      <w:r>
+        <w:rPr>
+          <w:i w:val="1"/>
+          <w:rtl w:val="0"/>
+        </w:rPr>
+        <w:t xml:space="preserve">DataFrame</w:t>
+      </w:r>
+      <w:r>
+        <w:rPr>
+          <w:rtl w:val="0"/>
+        </w:rPr>
+        <w:t xml:space="preserve"> por meio dos métodos </w:t>
+      </w:r>
+      <w:r>
+        <w:rPr>
+          <w:i w:val="1"/>
+          <w:rtl w:val="0"/>
+        </w:rPr>
+        <w:t xml:space="preserve">.head()</w:t>
+      </w:r>
+      <w:r>
+        <w:rPr>
+          <w:rtl w:val="0"/>
+        </w:rPr>
+        <w:t xml:space="preserve"> e .</w:t>
+      </w:r>
+      <w:r>
+        <w:rPr>
+          <w:i w:val="1"/>
+          <w:rtl w:val="0"/>
+        </w:rPr>
+        <w:t xml:space="preserve">info()</w:t>
+      </w:r>
+      <w:r>
+        <w:rPr>
+          <w:rtl w:val="0"/>
+        </w:rPr>
+        <w:t xml:space="preserve">, os quais permitiram verificar a estrutura da base, os tipos das variáveis e a presença de valores ausentes.</w:t>
+      </w:r>
+    </w:p>
+    <w:p>
+      <w:pPr>
+        <w:spacing w:line="360" w:lineRule="auto"/>
+        <w:ind w:firstLine="850"/>
+        <w:rPr/>
+      </w:pPr>
+      <w:r>
+        <w:rPr>
+          <w:rtl w:val="0"/>
+        </w:rPr>
+        <w:t xml:space="preserve">Em sequência, aplicaram-se estatísticas descritivas às variáveis quantitativas, como média, mediana, desvio padrão, assimetria (</w:t>
+      </w:r>
+      <w:r>
+        <w:rPr>
+          <w:i w:val="1"/>
+          <w:rtl w:val="0"/>
+        </w:rPr>
+        <w:t xml:space="preserve">skewness</w:t>
+      </w:r>
+      <w:r>
+        <w:rPr>
+          <w:rtl w:val="0"/>
+        </w:rPr>
+        <w:t xml:space="preserve">) e curtose, com o objetivo de avaliar a distribuição dos dados e a presença de distorções.</w:t>
+      </w:r>
+    </w:p>
+    <w:p>
+      <w:pPr>
+        <w:spacing w:line="360" w:lineRule="auto"/>
+        <w:ind w:firstLine="850"/>
+        <w:rPr/>
+      </w:pPr>
+      <w:r>
+        <w:rPr>
+          <w:rtl w:val="0"/>
+        </w:rPr>
+        <w:t xml:space="preserve">Para apoiar essa etapa, foram geradas visualizações gráficas utilizando as bibliotecas Matplotlib e plotly.express. Os gráficos construídos permitiram explorar a distribuição das notas de avaliação dos clientes, a frequência de pedidos por categoria de produto, e a relação entre formas de pagamento e volume de compras. </w:t>
+      </w:r>
+    </w:p>
+    <w:p>
+      <w:pPr>
+        <w:spacing w:line="360" w:lineRule="auto"/>
+        <w:ind w:firstLine="850"/>
+        <w:rPr/>
+      </w:pPr>
+      <w:r>
+        <w:rPr>
+          <w:rtl w:val="0"/>
+        </w:rPr>
+        <w:t xml:space="preserve">Essa etapa revelou, entre outros pontos, uma predominância de avaliações com nota máxima,  maior frequência de pedidos em determinadas categorias e uma prevalência do pagamento via cartão de crédito, aspectos que influenciaram na seleção das variáveis relevantes para os modelos subsequentes.</w:t>
+      </w:r>
+      <w:r>
+        <w:rPr>
+          <w:rtl w:val="0"/>
+        </w:rPr>
+      </w:r>
+    </w:p>
+    <w:p>
+      <w:pPr>
+        <w:pStyle w:val="Heading3"/>
+        <w:spacing w:after="300" w:before="300" w:line="240" w:lineRule="auto"/>
+        <w:rPr/>
+      </w:pPr>
+      <w:bookmarkStart w:colFirst="0" w:colLast="0" w:name="_heading=h.1vndvafmh901" w:id="50"/>
+      <w:bookmarkEnd w:id="50"/>
+      <w:r>
+        <w:rPr>
+          <w:rtl w:val="0"/>
+        </w:rPr>
+        <w:t xml:space="preserve">3.1.4 Tratamento de valores nulos. </w:t>
       </w:r>
     </w:p>
     <w:p>
@@ -12055,7 +15217,7 @@
         <w:rPr>
           <w:rtl w:val="0"/>
         </w:rPr>
-        <w:t xml:space="preserve">O objetivo foi construir uma única base integrada que reunisse informações completas sobre cada pedido, incluindo produtos adquiridos, avaliações dos clientes, forma de pagamento, dados dos vendedores e localização geográfica. Esta etapa foi essencial para garantir a consistência e a integridade das informações utilizadas nas análises subsequentes.</w:t>
+        <w:t xml:space="preserve">Ao decorrer da análise exploratória duas colunas específicas apresentaram uma grande quantidade de valores nulos, o que fez emergir a necessidade de estratégias para o tratamento dos valores ausentes. Diferente das outras tratativas já realizadas, onde valores nulos foram excluídos por serem uma fração muito pequena dos registros de suas respectivas colunas, o mesmo não aconteceu nas colunas “review_comment_title” e  “delivery_time”, que apresentaram uma quantidade de valores ausentes elevada. </w:t>
       </w:r>
     </w:p>
     <w:p>
@@ -12068,7 +15230,7 @@
         <w:rPr>
           <w:rtl w:val="0"/>
         </w:rPr>
-        <w:t xml:space="preserve">Durante o processo de tratamento da base de dados, diversas colunas foram removidas com o objetivo de otimizar o conjunto de dados para as análises propostas e evitar redundâncias ou informações irrelevantes para o escopo do projeto. Inicialmente, foram descartadas colunas de identificação como order_id, customer_id, product_id, seller_id, review_id e customer_unique_id, pois, apesar de essenciais para o relacionamento entre tabelas, essas chaves primárias e estrangeiras não contribuem diretamente para a análise de sentimentos ou para a modelagem preditiva de demanda.</w:t>
+        <w:t xml:space="preserve">Foi necessário traçar estratégias a fim de tratar os valores ausentes sem que houvesse a necessidade de desconsiderar uma grande quantidade de registros nos quais eles estavam presentes.</w:t>
       </w:r>
     </w:p>
     <w:p>
@@ -12081,92 +15243,7 @@
         <w:rPr>
           <w:rtl w:val="0"/>
         </w:rPr>
-        <w:t xml:space="preserve">Colunas relacionadas a datas intermediárias do processo logístico, como order_approved_at, order_delivered_carrier_date, shipping_limit_date, order_purchase_timestamp, order_delivered_customer_date e order_estimated_delivery_date, também foram excluídas. Embora úteis em outros contextos, como estudos logísticos ou de eficiência operacional, essas informações não foram consideradas relevantes para os objetivos principais deste trabalho, que se concentram na relação entre as avaliações dos clientes e a previsão de demanda.</w:t>
-      </w:r>
-    </w:p>
-    <w:p>
-      <w:pPr>
-        <w:spacing w:line="360" w:lineRule="auto"/>
-        <w:ind w:firstLine="850.3937007874017"/>
-        <w:rPr/>
-      </w:pPr>
-      <w:r>
-        <w:rPr>
-          <w:rtl w:val="0"/>
-        </w:rPr>
-        <w:t xml:space="preserve">Outras colunas descartadas incluem variáveis com baixa variabilidade ou pouca contribuição informativa, como product_name_lenght e product_description_lenght, que se referem ao tamanho textual dos nomes e descrições dos produtos. A presença de dados de CEP (seller_zip_code_prefix, customer_zip_code_prefix) também foi desconsiderada, uma vez que informações geográficas mais detalhadas poderiam ser extraídas da base de geolocalização, caso necessário.</w:t>
-      </w:r>
-    </w:p>
-    <w:p>
-      <w:pPr>
-        <w:spacing w:line="360" w:lineRule="auto"/>
-        <w:ind w:firstLine="850.3937007874017"/>
-        <w:rPr/>
-      </w:pPr>
-      <w:r>
-        <w:rPr>
-          <w:rtl w:val="0"/>
-        </w:rPr>
-        <w:t xml:space="preserve">Além disso, foram removidos registros duplicados e tratados valores ausentes em colunas essenciais para as análises, como review_comment_message e atributos do produto (peso, dimensões, categoria e quantidade de fotos). A eliminação de tais registros visou garantir a integridade do conjunto de dados e a consistência dos modelos analíticos e preditivos subsequentes.</w:t>
-      </w:r>
-    </w:p>
-    <w:p>
-      <w:pPr>
-        <w:spacing w:line="360" w:lineRule="auto"/>
-        <w:ind w:firstLine="850.3937007874017"/>
-        <w:rPr/>
-      </w:pPr>
-      <w:r>
-        <w:rPr>
-          <w:rtl w:val="0"/>
-        </w:rPr>
-        <w:t xml:space="preserve">Durante o decorrer do projeto, algumas colunas adicionais foram criadas com o intuito de enriquecer o conjunto de informações disponíveis para análise. Duas colunas temporais derivadas foram geradas: delivery_time, representando o tempo real de entrega do pedido (diferença entre a data de entrega e a data da compra), e delivery_time_estimated, que indica a diferença entre a data estimada de entrega e a data da compra. Essas variáveis são úteis para avaliar possíveis impactos no sentimento do cliente.</w:t>
-      </w:r>
-    </w:p>
-    <w:p>
-      <w:pPr>
-        <w:pStyle w:val="Heading3"/>
-        <w:spacing w:after="300" w:before="300" w:line="240" w:lineRule="auto"/>
-        <w:rPr/>
-      </w:pPr>
-      <w:bookmarkStart w:colFirst="0" w:colLast="0" w:name="_heading=h.jvgo7shuzzdj" w:id="42"/>
-      <w:bookmarkEnd w:id="42"/>
-      <w:r>
-        <w:rPr>
-          <w:rtl w:val="0"/>
-        </w:rPr>
-        <w:t xml:space="preserve">3.1.3 Análise exploratória dos dados</w:t>
-      </w:r>
-    </w:p>
-    <w:p>
-      <w:pPr>
-        <w:spacing w:line="360" w:lineRule="auto"/>
-        <w:ind w:firstLine="850.3937007874017"/>
-        <w:rPr/>
-      </w:pPr>
-      <w:r>
-        <w:rPr>
-          <w:rtl w:val="0"/>
-        </w:rPr>
-        <w:t xml:space="preserve">A análise exploratória teve como objetivo compreender as principais características dos dados, identificar padrões, tendências e possíveis anomalias. Inicialmente, foi realizada uma inspeção geral do DataFrame por meio de métodos como .head() e .info(), que forneceram uma visão inicial sobre as colunas, tipos de dados e presença de valores nulos. Em seguida, foram aplicadas medidas estatísticas descritivas para variáveis quantitativas, como média, mediana, desvio padrão, assimetria (</w:t>
-      </w:r>
-      <w:r>
-        <w:rPr>
-          <w:i w:val="1"/>
-          <w:rtl w:val="0"/>
-        </w:rPr>
-        <w:t xml:space="preserve">skewness</w:t>
-      </w:r>
-      <w:r>
-        <w:rPr>
-          <w:rtl w:val="0"/>
-        </w:rPr>
-        <w:t xml:space="preserve">) e curtose. Visualizações gráficas, construídas com matplotlib e plotly.express, também foram utilizadas para explorar a distribuição das variáveis, frequência de avaliações, categorias de produtos e formas de pagamento. Essa etapa permitiu não apenas validar a qualidade dos dados, mas também gerar insights iniciais para a etapa de modelagem preditiva.</w:t>
-      </w:r>
-      <w:r>
-        <w:rPr>
-          <w:rtl w:val="0"/>
-        </w:rPr>
+        <w:t xml:space="preserve">Para o tratamento da coluna “review_comment_title”, que corresponde ao título da avaliação em texto,  foi utilizado um algoritmo que identificou as palavras mais recorrentes no registro correspondente da coluna “review_comment_message”, a fim de criar títulos novos nos registros ausentes. </w:t>
       </w:r>
     </w:p>
     <w:p>
@@ -12186,6 +15263,7 @@
         <w:rPr>
           <w:rtl w:val="0"/>
         </w:rPr>
+        <w:t xml:space="preserve">Para o tratamento da coluna “delivery_time” foi aplicada a seguinte metodologia: Atribuiu-se a maior data do status para aqueles registros que são menores que a data máxima de entrega da base de dados. No caso da data prevista ser maior que a data máxima da base, repetiu-se a data estipulada. Dessa forma, traçou-se uma lógica que trata os valores ausentes ao mesmo tempo em que se conserva o bom funcionamento dos modelos a serem aplicados.</w:t>
       </w:r>
     </w:p>
     <w:p>
@@ -12195,8 +15273,8 @@
         <w:jc w:val="center"/>
         <w:rPr/>
       </w:pPr>
-      <w:bookmarkStart w:colFirst="0" w:colLast="0" w:name="_heading=h.1hmsyys" w:id="43"/>
-      <w:bookmarkEnd w:id="43"/>
+      <w:bookmarkStart w:colFirst="0" w:colLast="0" w:name="_heading=h.1hmsyys" w:id="51"/>
+      <w:bookmarkEnd w:id="51"/>
       <w:r>
         <w:rPr>
           <w:rtl w:val="0"/>
@@ -12902,7 +15980,7 @@
   </w:p>
   <w:tbl>
     <w:tblPr>
-      <w:tblStyle w:val="Table1"/>
+      <w:tblStyle w:val="Table8"/>
       <w:tblpPr w:leftFromText="141" w:rightFromText="141" w:topFromText="0" w:bottomFromText="0" w:vertAnchor="text" w:horzAnchor="text" w:tblpX="0" w:tblpY="436"/>
       <w:tblW w:w="9071.0" w:type="dxa"/>
       <w:jc w:val="left"/>
@@ -12950,12 +16028,12 @@
               <wp:inline distB="0" distT="0" distL="0" distR="0">
                 <wp:extent cx="971550" cy="342900"/>
                 <wp:effectExtent b="0" l="0" r="0" t="0"/>
-                <wp:docPr id="17" name="image3.png"/>
+                <wp:docPr id="17" name="image2.png"/>
                 <a:graphic>
                   <a:graphicData uri="http://schemas.openxmlformats.org/drawingml/2006/picture">
                     <pic:pic>
                       <pic:nvPicPr>
-                        <pic:cNvPr id="0" name="image3.png"/>
+                        <pic:cNvPr id="0" name="image2.png"/>
                         <pic:cNvPicPr preferRelativeResize="0"/>
                       </pic:nvPicPr>
                       <pic:blipFill>
@@ -13425,6 +16503,31 @@
       </w:r>
     </w:p>
   </w:footnote>
+  <w:footnote w:id="4">
+    <w:p>
+      <w:pPr>
+        <w:rPr>
+          <w:sz w:val="20"/>
+          <w:szCs w:val="20"/>
+        </w:rPr>
+      </w:pPr>
+      <w:r>
+        <w:rPr>
+          <w:rStyle w:val="FootnoteReference"/>
+          <w:vertAlign w:val="superscript"/>
+        </w:rPr>
+        <w:footnoteRef/>
+      </w:r>
+      <w:r>
+        <w:rPr>
+          <w:sz w:val="20"/>
+          <w:szCs w:val="20"/>
+          <w:rtl w:val="0"/>
+        </w:rPr>
+        <w:t xml:space="preserve"> Disponível em: https://www.anaconda.com/download. Acesso em: 04/06/2025</w:t>
+      </w:r>
+    </w:p>
+  </w:footnote>
 </w:footnotes>
 </file>
 
@@ -13476,7 +16579,7 @@
       <w:lvlText w:val="●"/>
       <w:lvlJc w:val="left"/>
       <w:pPr>
-        <w:ind w:left="1440" w:hanging="360"/>
+        <w:ind w:left="720" w:hanging="360"/>
       </w:pPr>
       <w:rPr>
         <w:u w:val="none"/>
@@ -13488,7 +16591,7 @@
       <w:lvlText w:val="○"/>
       <w:lvlJc w:val="left"/>
       <w:pPr>
-        <w:ind w:left="2160" w:hanging="360"/>
+        <w:ind w:left="1440" w:hanging="360"/>
       </w:pPr>
       <w:rPr>
         <w:u w:val="none"/>
@@ -13500,7 +16603,7 @@
       <w:lvlText w:val="■"/>
       <w:lvlJc w:val="left"/>
       <w:pPr>
-        <w:ind w:left="2880" w:hanging="360"/>
+        <w:ind w:left="2160" w:hanging="360"/>
       </w:pPr>
       <w:rPr>
         <w:u w:val="none"/>
@@ -13512,7 +16615,7 @@
       <w:lvlText w:val="●"/>
       <w:lvlJc w:val="left"/>
       <w:pPr>
-        <w:ind w:left="3600" w:hanging="360"/>
+        <w:ind w:left="2880" w:hanging="360"/>
       </w:pPr>
       <w:rPr>
         <w:u w:val="none"/>
@@ -13524,7 +16627,7 @@
       <w:lvlText w:val="○"/>
       <w:lvlJc w:val="left"/>
       <w:pPr>
-        <w:ind w:left="4320" w:hanging="360"/>
+        <w:ind w:left="3600" w:hanging="360"/>
       </w:pPr>
       <w:rPr>
         <w:u w:val="none"/>
@@ -13536,7 +16639,7 @@
       <w:lvlText w:val="■"/>
       <w:lvlJc w:val="left"/>
       <w:pPr>
-        <w:ind w:left="5040" w:hanging="360"/>
+        <w:ind w:left="4320" w:hanging="360"/>
       </w:pPr>
       <w:rPr>
         <w:u w:val="none"/>
@@ -13548,7 +16651,7 @@
       <w:lvlText w:val="●"/>
       <w:lvlJc w:val="left"/>
       <w:pPr>
-        <w:ind w:left="5760" w:hanging="360"/>
+        <w:ind w:left="5040" w:hanging="360"/>
       </w:pPr>
       <w:rPr>
         <w:u w:val="none"/>
@@ -13560,7 +16663,7 @@
       <w:lvlText w:val="○"/>
       <w:lvlJc w:val="left"/>
       <w:pPr>
-        <w:ind w:left="6480" w:hanging="360"/>
+        <w:ind w:left="5760" w:hanging="360"/>
       </w:pPr>
       <w:rPr>
         <w:u w:val="none"/>
@@ -13572,777 +16675,7 @@
       <w:lvlText w:val="■"/>
       <w:lvlJc w:val="left"/>
       <w:pPr>
-        <w:ind w:left="7200" w:hanging="360"/>
-      </w:pPr>
-      <w:rPr>
-        <w:u w:val="none"/>
-      </w:rPr>
-    </w:lvl>
-  </w:abstractNum>
-  <w:abstractNum w:abstractNumId="2">
-    <w:lvl w:ilvl="0">
-      <w:start w:val="1"/>
-      <w:numFmt w:val="bullet"/>
-      <w:lvlText w:val="●"/>
-      <w:lvlJc w:val="left"/>
-      <w:pPr>
-        <w:ind w:left="1440" w:hanging="360"/>
-      </w:pPr>
-      <w:rPr>
-        <w:u w:val="none"/>
-      </w:rPr>
-    </w:lvl>
-    <w:lvl w:ilvl="1">
-      <w:start w:val="1"/>
-      <w:numFmt w:val="bullet"/>
-      <w:lvlText w:val="○"/>
-      <w:lvlJc w:val="left"/>
-      <w:pPr>
-        <w:ind w:left="2160" w:hanging="360"/>
-      </w:pPr>
-      <w:rPr>
-        <w:u w:val="none"/>
-      </w:rPr>
-    </w:lvl>
-    <w:lvl w:ilvl="2">
-      <w:start w:val="1"/>
-      <w:numFmt w:val="bullet"/>
-      <w:lvlText w:val="■"/>
-      <w:lvlJc w:val="left"/>
-      <w:pPr>
-        <w:ind w:left="2880" w:hanging="360"/>
-      </w:pPr>
-      <w:rPr>
-        <w:u w:val="none"/>
-      </w:rPr>
-    </w:lvl>
-    <w:lvl w:ilvl="3">
-      <w:start w:val="1"/>
-      <w:numFmt w:val="bullet"/>
-      <w:lvlText w:val="●"/>
-      <w:lvlJc w:val="left"/>
-      <w:pPr>
-        <w:ind w:left="3600" w:hanging="360"/>
-      </w:pPr>
-      <w:rPr>
-        <w:u w:val="none"/>
-      </w:rPr>
-    </w:lvl>
-    <w:lvl w:ilvl="4">
-      <w:start w:val="1"/>
-      <w:numFmt w:val="bullet"/>
-      <w:lvlText w:val="○"/>
-      <w:lvlJc w:val="left"/>
-      <w:pPr>
-        <w:ind w:left="4320" w:hanging="360"/>
-      </w:pPr>
-      <w:rPr>
-        <w:u w:val="none"/>
-      </w:rPr>
-    </w:lvl>
-    <w:lvl w:ilvl="5">
-      <w:start w:val="1"/>
-      <w:numFmt w:val="bullet"/>
-      <w:lvlText w:val="■"/>
-      <w:lvlJc w:val="left"/>
-      <w:pPr>
-        <w:ind w:left="5040" w:hanging="360"/>
-      </w:pPr>
-      <w:rPr>
-        <w:u w:val="none"/>
-      </w:rPr>
-    </w:lvl>
-    <w:lvl w:ilvl="6">
-      <w:start w:val="1"/>
-      <w:numFmt w:val="bullet"/>
-      <w:lvlText w:val="●"/>
-      <w:lvlJc w:val="left"/>
-      <w:pPr>
-        <w:ind w:left="5760" w:hanging="360"/>
-      </w:pPr>
-      <w:rPr>
-        <w:u w:val="none"/>
-      </w:rPr>
-    </w:lvl>
-    <w:lvl w:ilvl="7">
-      <w:start w:val="1"/>
-      <w:numFmt w:val="bullet"/>
-      <w:lvlText w:val="○"/>
-      <w:lvlJc w:val="left"/>
-      <w:pPr>
         <w:ind w:left="6480" w:hanging="360"/>
-      </w:pPr>
-      <w:rPr>
-        <w:u w:val="none"/>
-      </w:rPr>
-    </w:lvl>
-    <w:lvl w:ilvl="8">
-      <w:start w:val="1"/>
-      <w:numFmt w:val="bullet"/>
-      <w:lvlText w:val="■"/>
-      <w:lvlJc w:val="left"/>
-      <w:pPr>
-        <w:ind w:left="7200" w:hanging="360"/>
-      </w:pPr>
-      <w:rPr>
-        <w:u w:val="none"/>
-      </w:rPr>
-    </w:lvl>
-  </w:abstractNum>
-  <w:abstractNum w:abstractNumId="3">
-    <w:lvl w:ilvl="0">
-      <w:start w:val="1"/>
-      <w:numFmt w:val="bullet"/>
-      <w:lvlText w:val="●"/>
-      <w:lvlJc w:val="left"/>
-      <w:pPr>
-        <w:ind w:left="1440" w:hanging="360"/>
-      </w:pPr>
-      <w:rPr>
-        <w:u w:val="none"/>
-      </w:rPr>
-    </w:lvl>
-    <w:lvl w:ilvl="1">
-      <w:start w:val="1"/>
-      <w:numFmt w:val="bullet"/>
-      <w:lvlText w:val="○"/>
-      <w:lvlJc w:val="left"/>
-      <w:pPr>
-        <w:ind w:left="2160" w:hanging="360"/>
-      </w:pPr>
-      <w:rPr>
-        <w:u w:val="none"/>
-      </w:rPr>
-    </w:lvl>
-    <w:lvl w:ilvl="2">
-      <w:start w:val="1"/>
-      <w:numFmt w:val="bullet"/>
-      <w:lvlText w:val="■"/>
-      <w:lvlJc w:val="left"/>
-      <w:pPr>
-        <w:ind w:left="2880" w:hanging="360"/>
-      </w:pPr>
-      <w:rPr>
-        <w:u w:val="none"/>
-      </w:rPr>
-    </w:lvl>
-    <w:lvl w:ilvl="3">
-      <w:start w:val="1"/>
-      <w:numFmt w:val="bullet"/>
-      <w:lvlText w:val="●"/>
-      <w:lvlJc w:val="left"/>
-      <w:pPr>
-        <w:ind w:left="3600" w:hanging="360"/>
-      </w:pPr>
-      <w:rPr>
-        <w:u w:val="none"/>
-      </w:rPr>
-    </w:lvl>
-    <w:lvl w:ilvl="4">
-      <w:start w:val="1"/>
-      <w:numFmt w:val="bullet"/>
-      <w:lvlText w:val="○"/>
-      <w:lvlJc w:val="left"/>
-      <w:pPr>
-        <w:ind w:left="4320" w:hanging="360"/>
-      </w:pPr>
-      <w:rPr>
-        <w:u w:val="none"/>
-      </w:rPr>
-    </w:lvl>
-    <w:lvl w:ilvl="5">
-      <w:start w:val="1"/>
-      <w:numFmt w:val="bullet"/>
-      <w:lvlText w:val="■"/>
-      <w:lvlJc w:val="left"/>
-      <w:pPr>
-        <w:ind w:left="5040" w:hanging="360"/>
-      </w:pPr>
-      <w:rPr>
-        <w:u w:val="none"/>
-      </w:rPr>
-    </w:lvl>
-    <w:lvl w:ilvl="6">
-      <w:start w:val="1"/>
-      <w:numFmt w:val="bullet"/>
-      <w:lvlText w:val="●"/>
-      <w:lvlJc w:val="left"/>
-      <w:pPr>
-        <w:ind w:left="5760" w:hanging="360"/>
-      </w:pPr>
-      <w:rPr>
-        <w:u w:val="none"/>
-      </w:rPr>
-    </w:lvl>
-    <w:lvl w:ilvl="7">
-      <w:start w:val="1"/>
-      <w:numFmt w:val="bullet"/>
-      <w:lvlText w:val="○"/>
-      <w:lvlJc w:val="left"/>
-      <w:pPr>
-        <w:ind w:left="6480" w:hanging="360"/>
-      </w:pPr>
-      <w:rPr>
-        <w:u w:val="none"/>
-      </w:rPr>
-    </w:lvl>
-    <w:lvl w:ilvl="8">
-      <w:start w:val="1"/>
-      <w:numFmt w:val="bullet"/>
-      <w:lvlText w:val="■"/>
-      <w:lvlJc w:val="left"/>
-      <w:pPr>
-        <w:ind w:left="7200" w:hanging="360"/>
-      </w:pPr>
-      <w:rPr>
-        <w:u w:val="none"/>
-      </w:rPr>
-    </w:lvl>
-  </w:abstractNum>
-  <w:abstractNum w:abstractNumId="4">
-    <w:lvl w:ilvl="0">
-      <w:start w:val="1"/>
-      <w:numFmt w:val="bullet"/>
-      <w:lvlText w:val="●"/>
-      <w:lvlJc w:val="left"/>
-      <w:pPr>
-        <w:ind w:left="1440" w:hanging="360"/>
-      </w:pPr>
-      <w:rPr>
-        <w:u w:val="none"/>
-      </w:rPr>
-    </w:lvl>
-    <w:lvl w:ilvl="1">
-      <w:start w:val="1"/>
-      <w:numFmt w:val="bullet"/>
-      <w:lvlText w:val="○"/>
-      <w:lvlJc w:val="left"/>
-      <w:pPr>
-        <w:ind w:left="2160" w:hanging="360"/>
-      </w:pPr>
-      <w:rPr>
-        <w:u w:val="none"/>
-      </w:rPr>
-    </w:lvl>
-    <w:lvl w:ilvl="2">
-      <w:start w:val="1"/>
-      <w:numFmt w:val="bullet"/>
-      <w:lvlText w:val="■"/>
-      <w:lvlJc w:val="left"/>
-      <w:pPr>
-        <w:ind w:left="2880" w:hanging="360"/>
-      </w:pPr>
-      <w:rPr>
-        <w:u w:val="none"/>
-      </w:rPr>
-    </w:lvl>
-    <w:lvl w:ilvl="3">
-      <w:start w:val="1"/>
-      <w:numFmt w:val="bullet"/>
-      <w:lvlText w:val="●"/>
-      <w:lvlJc w:val="left"/>
-      <w:pPr>
-        <w:ind w:left="3600" w:hanging="360"/>
-      </w:pPr>
-      <w:rPr>
-        <w:u w:val="none"/>
-      </w:rPr>
-    </w:lvl>
-    <w:lvl w:ilvl="4">
-      <w:start w:val="1"/>
-      <w:numFmt w:val="bullet"/>
-      <w:lvlText w:val="○"/>
-      <w:lvlJc w:val="left"/>
-      <w:pPr>
-        <w:ind w:left="4320" w:hanging="360"/>
-      </w:pPr>
-      <w:rPr>
-        <w:u w:val="none"/>
-      </w:rPr>
-    </w:lvl>
-    <w:lvl w:ilvl="5">
-      <w:start w:val="1"/>
-      <w:numFmt w:val="bullet"/>
-      <w:lvlText w:val="■"/>
-      <w:lvlJc w:val="left"/>
-      <w:pPr>
-        <w:ind w:left="5040" w:hanging="360"/>
-      </w:pPr>
-      <w:rPr>
-        <w:u w:val="none"/>
-      </w:rPr>
-    </w:lvl>
-    <w:lvl w:ilvl="6">
-      <w:start w:val="1"/>
-      <w:numFmt w:val="bullet"/>
-      <w:lvlText w:val="●"/>
-      <w:lvlJc w:val="left"/>
-      <w:pPr>
-        <w:ind w:left="5760" w:hanging="360"/>
-      </w:pPr>
-      <w:rPr>
-        <w:u w:val="none"/>
-      </w:rPr>
-    </w:lvl>
-    <w:lvl w:ilvl="7">
-      <w:start w:val="1"/>
-      <w:numFmt w:val="bullet"/>
-      <w:lvlText w:val="○"/>
-      <w:lvlJc w:val="left"/>
-      <w:pPr>
-        <w:ind w:left="6480" w:hanging="360"/>
-      </w:pPr>
-      <w:rPr>
-        <w:u w:val="none"/>
-      </w:rPr>
-    </w:lvl>
-    <w:lvl w:ilvl="8">
-      <w:start w:val="1"/>
-      <w:numFmt w:val="bullet"/>
-      <w:lvlText w:val="■"/>
-      <w:lvlJc w:val="left"/>
-      <w:pPr>
-        <w:ind w:left="7200" w:hanging="360"/>
-      </w:pPr>
-      <w:rPr>
-        <w:u w:val="none"/>
-      </w:rPr>
-    </w:lvl>
-  </w:abstractNum>
-  <w:abstractNum w:abstractNumId="5">
-    <w:lvl w:ilvl="0">
-      <w:start w:val="1"/>
-      <w:numFmt w:val="bullet"/>
-      <w:lvlText w:val="●"/>
-      <w:lvlJc w:val="left"/>
-      <w:pPr>
-        <w:ind w:left="1440" w:hanging="360"/>
-      </w:pPr>
-      <w:rPr>
-        <w:u w:val="none"/>
-      </w:rPr>
-    </w:lvl>
-    <w:lvl w:ilvl="1">
-      <w:start w:val="1"/>
-      <w:numFmt w:val="bullet"/>
-      <w:lvlText w:val="○"/>
-      <w:lvlJc w:val="left"/>
-      <w:pPr>
-        <w:ind w:left="2160" w:hanging="360"/>
-      </w:pPr>
-      <w:rPr>
-        <w:u w:val="none"/>
-      </w:rPr>
-    </w:lvl>
-    <w:lvl w:ilvl="2">
-      <w:start w:val="1"/>
-      <w:numFmt w:val="bullet"/>
-      <w:lvlText w:val="■"/>
-      <w:lvlJc w:val="left"/>
-      <w:pPr>
-        <w:ind w:left="2880" w:hanging="360"/>
-      </w:pPr>
-      <w:rPr>
-        <w:u w:val="none"/>
-      </w:rPr>
-    </w:lvl>
-    <w:lvl w:ilvl="3">
-      <w:start w:val="1"/>
-      <w:numFmt w:val="bullet"/>
-      <w:lvlText w:val="●"/>
-      <w:lvlJc w:val="left"/>
-      <w:pPr>
-        <w:ind w:left="3600" w:hanging="360"/>
-      </w:pPr>
-      <w:rPr>
-        <w:u w:val="none"/>
-      </w:rPr>
-    </w:lvl>
-    <w:lvl w:ilvl="4">
-      <w:start w:val="1"/>
-      <w:numFmt w:val="bullet"/>
-      <w:lvlText w:val="○"/>
-      <w:lvlJc w:val="left"/>
-      <w:pPr>
-        <w:ind w:left="4320" w:hanging="360"/>
-      </w:pPr>
-      <w:rPr>
-        <w:u w:val="none"/>
-      </w:rPr>
-    </w:lvl>
-    <w:lvl w:ilvl="5">
-      <w:start w:val="1"/>
-      <w:numFmt w:val="bullet"/>
-      <w:lvlText w:val="■"/>
-      <w:lvlJc w:val="left"/>
-      <w:pPr>
-        <w:ind w:left="5040" w:hanging="360"/>
-      </w:pPr>
-      <w:rPr>
-        <w:u w:val="none"/>
-      </w:rPr>
-    </w:lvl>
-    <w:lvl w:ilvl="6">
-      <w:start w:val="1"/>
-      <w:numFmt w:val="bullet"/>
-      <w:lvlText w:val="●"/>
-      <w:lvlJc w:val="left"/>
-      <w:pPr>
-        <w:ind w:left="5760" w:hanging="360"/>
-      </w:pPr>
-      <w:rPr>
-        <w:u w:val="none"/>
-      </w:rPr>
-    </w:lvl>
-    <w:lvl w:ilvl="7">
-      <w:start w:val="1"/>
-      <w:numFmt w:val="bullet"/>
-      <w:lvlText w:val="○"/>
-      <w:lvlJc w:val="left"/>
-      <w:pPr>
-        <w:ind w:left="6480" w:hanging="360"/>
-      </w:pPr>
-      <w:rPr>
-        <w:u w:val="none"/>
-      </w:rPr>
-    </w:lvl>
-    <w:lvl w:ilvl="8">
-      <w:start w:val="1"/>
-      <w:numFmt w:val="bullet"/>
-      <w:lvlText w:val="■"/>
-      <w:lvlJc w:val="left"/>
-      <w:pPr>
-        <w:ind w:left="7200" w:hanging="360"/>
-      </w:pPr>
-      <w:rPr>
-        <w:u w:val="none"/>
-      </w:rPr>
-    </w:lvl>
-  </w:abstractNum>
-  <w:abstractNum w:abstractNumId="6">
-    <w:lvl w:ilvl="0">
-      <w:start w:val="1"/>
-      <w:numFmt w:val="bullet"/>
-      <w:lvlText w:val="●"/>
-      <w:lvlJc w:val="left"/>
-      <w:pPr>
-        <w:ind w:left="720" w:hanging="360"/>
-      </w:pPr>
-      <w:rPr>
-        <w:u w:val="none"/>
-      </w:rPr>
-    </w:lvl>
-    <w:lvl w:ilvl="1">
-      <w:start w:val="1"/>
-      <w:numFmt w:val="bullet"/>
-      <w:lvlText w:val="○"/>
-      <w:lvlJc w:val="left"/>
-      <w:pPr>
-        <w:ind w:left="1440" w:hanging="360"/>
-      </w:pPr>
-      <w:rPr>
-        <w:u w:val="none"/>
-      </w:rPr>
-    </w:lvl>
-    <w:lvl w:ilvl="2">
-      <w:start w:val="1"/>
-      <w:numFmt w:val="bullet"/>
-      <w:lvlText w:val="■"/>
-      <w:lvlJc w:val="left"/>
-      <w:pPr>
-        <w:ind w:left="2160" w:hanging="360"/>
-      </w:pPr>
-      <w:rPr>
-        <w:u w:val="none"/>
-      </w:rPr>
-    </w:lvl>
-    <w:lvl w:ilvl="3">
-      <w:start w:val="1"/>
-      <w:numFmt w:val="bullet"/>
-      <w:lvlText w:val="●"/>
-      <w:lvlJc w:val="left"/>
-      <w:pPr>
-        <w:ind w:left="2880" w:hanging="360"/>
-      </w:pPr>
-      <w:rPr>
-        <w:u w:val="none"/>
-      </w:rPr>
-    </w:lvl>
-    <w:lvl w:ilvl="4">
-      <w:start w:val="1"/>
-      <w:numFmt w:val="bullet"/>
-      <w:lvlText w:val="○"/>
-      <w:lvlJc w:val="left"/>
-      <w:pPr>
-        <w:ind w:left="3600" w:hanging="360"/>
-      </w:pPr>
-      <w:rPr>
-        <w:u w:val="none"/>
-      </w:rPr>
-    </w:lvl>
-    <w:lvl w:ilvl="5">
-      <w:start w:val="1"/>
-      <w:numFmt w:val="bullet"/>
-      <w:lvlText w:val="■"/>
-      <w:lvlJc w:val="left"/>
-      <w:pPr>
-        <w:ind w:left="4320" w:hanging="360"/>
-      </w:pPr>
-      <w:rPr>
-        <w:u w:val="none"/>
-      </w:rPr>
-    </w:lvl>
-    <w:lvl w:ilvl="6">
-      <w:start w:val="1"/>
-      <w:numFmt w:val="bullet"/>
-      <w:lvlText w:val="●"/>
-      <w:lvlJc w:val="left"/>
-      <w:pPr>
-        <w:ind w:left="5040" w:hanging="360"/>
-      </w:pPr>
-      <w:rPr>
-        <w:u w:val="none"/>
-      </w:rPr>
-    </w:lvl>
-    <w:lvl w:ilvl="7">
-      <w:start w:val="1"/>
-      <w:numFmt w:val="bullet"/>
-      <w:lvlText w:val="○"/>
-      <w:lvlJc w:val="left"/>
-      <w:pPr>
-        <w:ind w:left="5760" w:hanging="360"/>
-      </w:pPr>
-      <w:rPr>
-        <w:u w:val="none"/>
-      </w:rPr>
-    </w:lvl>
-    <w:lvl w:ilvl="8">
-      <w:start w:val="1"/>
-      <w:numFmt w:val="bullet"/>
-      <w:lvlText w:val="■"/>
-      <w:lvlJc w:val="left"/>
-      <w:pPr>
-        <w:ind w:left="6480" w:hanging="360"/>
-      </w:pPr>
-      <w:rPr>
-        <w:u w:val="none"/>
-      </w:rPr>
-    </w:lvl>
-  </w:abstractNum>
-  <w:abstractNum w:abstractNumId="7">
-    <w:lvl w:ilvl="0">
-      <w:start w:val="1"/>
-      <w:numFmt w:val="bullet"/>
-      <w:lvlText w:val="●"/>
-      <w:lvlJc w:val="left"/>
-      <w:pPr>
-        <w:ind w:left="1440" w:hanging="360"/>
-      </w:pPr>
-      <w:rPr>
-        <w:u w:val="none"/>
-      </w:rPr>
-    </w:lvl>
-    <w:lvl w:ilvl="1">
-      <w:start w:val="1"/>
-      <w:numFmt w:val="bullet"/>
-      <w:lvlText w:val="○"/>
-      <w:lvlJc w:val="left"/>
-      <w:pPr>
-        <w:ind w:left="2160" w:hanging="360"/>
-      </w:pPr>
-      <w:rPr>
-        <w:u w:val="none"/>
-      </w:rPr>
-    </w:lvl>
-    <w:lvl w:ilvl="2">
-      <w:start w:val="1"/>
-      <w:numFmt w:val="bullet"/>
-      <w:lvlText w:val="■"/>
-      <w:lvlJc w:val="left"/>
-      <w:pPr>
-        <w:ind w:left="2880" w:hanging="360"/>
-      </w:pPr>
-      <w:rPr>
-        <w:u w:val="none"/>
-      </w:rPr>
-    </w:lvl>
-    <w:lvl w:ilvl="3">
-      <w:start w:val="1"/>
-      <w:numFmt w:val="bullet"/>
-      <w:lvlText w:val="●"/>
-      <w:lvlJc w:val="left"/>
-      <w:pPr>
-        <w:ind w:left="3600" w:hanging="360"/>
-      </w:pPr>
-      <w:rPr>
-        <w:u w:val="none"/>
-      </w:rPr>
-    </w:lvl>
-    <w:lvl w:ilvl="4">
-      <w:start w:val="1"/>
-      <w:numFmt w:val="bullet"/>
-      <w:lvlText w:val="○"/>
-      <w:lvlJc w:val="left"/>
-      <w:pPr>
-        <w:ind w:left="4320" w:hanging="360"/>
-      </w:pPr>
-      <w:rPr>
-        <w:u w:val="none"/>
-      </w:rPr>
-    </w:lvl>
-    <w:lvl w:ilvl="5">
-      <w:start w:val="1"/>
-      <w:numFmt w:val="bullet"/>
-      <w:lvlText w:val="■"/>
-      <w:lvlJc w:val="left"/>
-      <w:pPr>
-        <w:ind w:left="5040" w:hanging="360"/>
-      </w:pPr>
-      <w:rPr>
-        <w:u w:val="none"/>
-      </w:rPr>
-    </w:lvl>
-    <w:lvl w:ilvl="6">
-      <w:start w:val="1"/>
-      <w:numFmt w:val="bullet"/>
-      <w:lvlText w:val="●"/>
-      <w:lvlJc w:val="left"/>
-      <w:pPr>
-        <w:ind w:left="5760" w:hanging="360"/>
-      </w:pPr>
-      <w:rPr>
-        <w:u w:val="none"/>
-      </w:rPr>
-    </w:lvl>
-    <w:lvl w:ilvl="7">
-      <w:start w:val="1"/>
-      <w:numFmt w:val="bullet"/>
-      <w:lvlText w:val="○"/>
-      <w:lvlJc w:val="left"/>
-      <w:pPr>
-        <w:ind w:left="6480" w:hanging="360"/>
-      </w:pPr>
-      <w:rPr>
-        <w:u w:val="none"/>
-      </w:rPr>
-    </w:lvl>
-    <w:lvl w:ilvl="8">
-      <w:start w:val="1"/>
-      <w:numFmt w:val="bullet"/>
-      <w:lvlText w:val="■"/>
-      <w:lvlJc w:val="left"/>
-      <w:pPr>
-        <w:ind w:left="7200" w:hanging="360"/>
-      </w:pPr>
-      <w:rPr>
-        <w:u w:val="none"/>
-      </w:rPr>
-    </w:lvl>
-  </w:abstractNum>
-  <w:abstractNum w:abstractNumId="8">
-    <w:lvl w:ilvl="0">
-      <w:start w:val="1"/>
-      <w:numFmt w:val="bullet"/>
-      <w:lvlText w:val="●"/>
-      <w:lvlJc w:val="left"/>
-      <w:pPr>
-        <w:ind w:left="1440" w:hanging="360"/>
-      </w:pPr>
-      <w:rPr>
-        <w:u w:val="none"/>
-      </w:rPr>
-    </w:lvl>
-    <w:lvl w:ilvl="1">
-      <w:start w:val="1"/>
-      <w:numFmt w:val="bullet"/>
-      <w:lvlText w:val="○"/>
-      <w:lvlJc w:val="left"/>
-      <w:pPr>
-        <w:ind w:left="2160" w:hanging="360"/>
-      </w:pPr>
-      <w:rPr>
-        <w:u w:val="none"/>
-      </w:rPr>
-    </w:lvl>
-    <w:lvl w:ilvl="2">
-      <w:start w:val="1"/>
-      <w:numFmt w:val="bullet"/>
-      <w:lvlText w:val="■"/>
-      <w:lvlJc w:val="left"/>
-      <w:pPr>
-        <w:ind w:left="2880" w:hanging="360"/>
-      </w:pPr>
-      <w:rPr>
-        <w:u w:val="none"/>
-      </w:rPr>
-    </w:lvl>
-    <w:lvl w:ilvl="3">
-      <w:start w:val="1"/>
-      <w:numFmt w:val="bullet"/>
-      <w:lvlText w:val="●"/>
-      <w:lvlJc w:val="left"/>
-      <w:pPr>
-        <w:ind w:left="3600" w:hanging="360"/>
-      </w:pPr>
-      <w:rPr>
-        <w:u w:val="none"/>
-      </w:rPr>
-    </w:lvl>
-    <w:lvl w:ilvl="4">
-      <w:start w:val="1"/>
-      <w:numFmt w:val="bullet"/>
-      <w:lvlText w:val="○"/>
-      <w:lvlJc w:val="left"/>
-      <w:pPr>
-        <w:ind w:left="4320" w:hanging="360"/>
-      </w:pPr>
-      <w:rPr>
-        <w:u w:val="none"/>
-      </w:rPr>
-    </w:lvl>
-    <w:lvl w:ilvl="5">
-      <w:start w:val="1"/>
-      <w:numFmt w:val="bullet"/>
-      <w:lvlText w:val="■"/>
-      <w:lvlJc w:val="left"/>
-      <w:pPr>
-        <w:ind w:left="5040" w:hanging="360"/>
-      </w:pPr>
-      <w:rPr>
-        <w:u w:val="none"/>
-      </w:rPr>
-    </w:lvl>
-    <w:lvl w:ilvl="6">
-      <w:start w:val="1"/>
-      <w:numFmt w:val="bullet"/>
-      <w:lvlText w:val="●"/>
-      <w:lvlJc w:val="left"/>
-      <w:pPr>
-        <w:ind w:left="5760" w:hanging="360"/>
-      </w:pPr>
-      <w:rPr>
-        <w:u w:val="none"/>
-      </w:rPr>
-    </w:lvl>
-    <w:lvl w:ilvl="7">
-      <w:start w:val="1"/>
-      <w:numFmt w:val="bullet"/>
-      <w:lvlText w:val="○"/>
-      <w:lvlJc w:val="left"/>
-      <w:pPr>
-        <w:ind w:left="6480" w:hanging="360"/>
-      </w:pPr>
-      <w:rPr>
-        <w:u w:val="none"/>
-      </w:rPr>
-    </w:lvl>
-    <w:lvl w:ilvl="8">
-      <w:start w:val="1"/>
-      <w:numFmt w:val="bullet"/>
-      <w:lvlText w:val="■"/>
-      <w:lvlJc w:val="left"/>
-      <w:pPr>
-        <w:ind w:left="7200" w:hanging="360"/>
       </w:pPr>
       <w:rPr>
         <w:u w:val="none"/>
@@ -14351,27 +16684,6 @@
   </w:abstractNum>
   <w:num w:numId="1">
     <w:abstractNumId w:val="1"/>
-  </w:num>
-  <w:num w:numId="2">
-    <w:abstractNumId w:val="2"/>
-  </w:num>
-  <w:num w:numId="3">
-    <w:abstractNumId w:val="3"/>
-  </w:num>
-  <w:num w:numId="4">
-    <w:abstractNumId w:val="4"/>
-  </w:num>
-  <w:num w:numId="5">
-    <w:abstractNumId w:val="5"/>
-  </w:num>
-  <w:num w:numId="6">
-    <w:abstractNumId w:val="6"/>
-  </w:num>
-  <w:num w:numId="7">
-    <w:abstractNumId w:val="7"/>
-  </w:num>
-  <w:num w:numId="8">
-    <w:abstractNumId w:val="8"/>
   </w:num>
 </w:numbering>
 </file>
@@ -26990,6 +29302,97 @@
       <w:tblStyleRowBandSize w:val="1"/>
       <w:tblStyleColBandSize w:val="1"/>
       <w:tblCellMar>
+        <w:top w:w="100.0" w:type="dxa"/>
+        <w:left w:w="100.0" w:type="dxa"/>
+        <w:bottom w:w="100.0" w:type="dxa"/>
+        <w:right w:w="100.0" w:type="dxa"/>
+      </w:tblCellMar>
+    </w:tblPr>
+  </w:style>
+  <w:style w:type="table" w:styleId="Table2">
+    <w:basedOn w:val="TableNormal"/>
+    <w:tblPr>
+      <w:tblStyleRowBandSize w:val="1"/>
+      <w:tblStyleColBandSize w:val="1"/>
+      <w:tblCellMar>
+        <w:top w:w="100.0" w:type="dxa"/>
+        <w:left w:w="100.0" w:type="dxa"/>
+        <w:bottom w:w="100.0" w:type="dxa"/>
+        <w:right w:w="100.0" w:type="dxa"/>
+      </w:tblCellMar>
+    </w:tblPr>
+  </w:style>
+  <w:style w:type="table" w:styleId="Table3">
+    <w:basedOn w:val="TableNormal"/>
+    <w:tblPr>
+      <w:tblStyleRowBandSize w:val="1"/>
+      <w:tblStyleColBandSize w:val="1"/>
+      <w:tblCellMar>
+        <w:top w:w="100.0" w:type="dxa"/>
+        <w:left w:w="100.0" w:type="dxa"/>
+        <w:bottom w:w="100.0" w:type="dxa"/>
+        <w:right w:w="100.0" w:type="dxa"/>
+      </w:tblCellMar>
+    </w:tblPr>
+  </w:style>
+  <w:style w:type="table" w:styleId="Table4">
+    <w:basedOn w:val="TableNormal"/>
+    <w:tblPr>
+      <w:tblStyleRowBandSize w:val="1"/>
+      <w:tblStyleColBandSize w:val="1"/>
+      <w:tblCellMar>
+        <w:top w:w="100.0" w:type="dxa"/>
+        <w:left w:w="100.0" w:type="dxa"/>
+        <w:bottom w:w="100.0" w:type="dxa"/>
+        <w:right w:w="100.0" w:type="dxa"/>
+      </w:tblCellMar>
+    </w:tblPr>
+  </w:style>
+  <w:style w:type="table" w:styleId="Table5">
+    <w:basedOn w:val="TableNormal"/>
+    <w:tblPr>
+      <w:tblStyleRowBandSize w:val="1"/>
+      <w:tblStyleColBandSize w:val="1"/>
+      <w:tblCellMar>
+        <w:top w:w="100.0" w:type="dxa"/>
+        <w:left w:w="100.0" w:type="dxa"/>
+        <w:bottom w:w="100.0" w:type="dxa"/>
+        <w:right w:w="100.0" w:type="dxa"/>
+      </w:tblCellMar>
+    </w:tblPr>
+  </w:style>
+  <w:style w:type="table" w:styleId="Table6">
+    <w:basedOn w:val="TableNormal"/>
+    <w:tblPr>
+      <w:tblStyleRowBandSize w:val="1"/>
+      <w:tblStyleColBandSize w:val="1"/>
+      <w:tblCellMar>
+        <w:top w:w="100.0" w:type="dxa"/>
+        <w:left w:w="100.0" w:type="dxa"/>
+        <w:bottom w:w="100.0" w:type="dxa"/>
+        <w:right w:w="100.0" w:type="dxa"/>
+      </w:tblCellMar>
+    </w:tblPr>
+  </w:style>
+  <w:style w:type="table" w:styleId="Table7">
+    <w:basedOn w:val="TableNormal"/>
+    <w:tblPr>
+      <w:tblStyleRowBandSize w:val="1"/>
+      <w:tblStyleColBandSize w:val="1"/>
+      <w:tblCellMar>
+        <w:top w:w="100.0" w:type="dxa"/>
+        <w:left w:w="100.0" w:type="dxa"/>
+        <w:bottom w:w="100.0" w:type="dxa"/>
+        <w:right w:w="100.0" w:type="dxa"/>
+      </w:tblCellMar>
+    </w:tblPr>
+  </w:style>
+  <w:style w:type="table" w:styleId="Table8">
+    <w:basedOn w:val="TableNormal"/>
+    <w:tblPr>
+      <w:tblStyleRowBandSize w:val="1"/>
+      <w:tblStyleColBandSize w:val="1"/>
+      <w:tblCellMar>
         <w:top w:w="0.0" w:type="dxa"/>
         <w:left w:w="57.0" w:type="dxa"/>
         <w:bottom w:w="0.0" w:type="dxa"/>
@@ -27209,7 +29612,7 @@
 
 <file path=customXML/item1.xml><?xml version="1.0" encoding="utf-8"?>
 <go:gDocsCustomXmlDataStorage xmlns:go="http://customooxmlschemas.google.com/" xmlns:r="http://schemas.openxmlformats.org/officeDocument/2006/relationships" uri="GoogleDocsCustomDataVersion2">
-  <go:docsCustomData xmlns:go="http://customooxmlschemas.google.com/" roundtripDataSignature="AMtx7mji+RcGzkjcE9avbDfp5Wh1/QwNdA==">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</go:docsCustomData>
+  <go:docsCustomData xmlns:go="http://customooxmlschemas.google.com/" roundtripDataSignature="AMtx7mgmE5Vf/DoqK9fSdabcha6NIH7fPw==">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</go:docsCustomData>
 </go:gDocsCustomXmlDataStorage>
 </file>
 
